--- a/Word_Doc/practical_9.docx
+++ b/Word_Doc/practical_9.docx
@@ -1,6 +1,6 @@
 
 <file path=word/document.xml><?xml version="1.0" encoding="utf-8"?>
-<w:document xmlns:mc="http://schemas.openxmlformats.org/markup-compatibility/2006" xmlns:ve="http://schemas.openxmlformats.org/markup-compatibility/2006" xmlns:o="urn:schemas-microsoft-com:office:office" xmlns:r="http://schemas.openxmlformats.org/officeDocument/2006/relationships" xmlns:m="http://schemas.openxmlformats.org/officeDocument/2006/math" xmlns:v="urn:schemas-microsoft-com:vml" xmlns:wp="http://schemas.openxmlformats.org/drawingml/2006/wordprocessingDrawing" xmlns:w10="urn:schemas-microsoft-com:office:word" xmlns:w="http://schemas.openxmlformats.org/wordprocessingml/2006/main" xmlns:wne="http://schemas.microsoft.com/office/word/2006/wordml" xmlns:a="http://schemas.openxmlformats.org/drawingml/2006/main" xmlns:pic="http://schemas.openxmlformats.org/drawingml/2006/picture" xmlns:wpg="http://schemas.microsoft.com/office/word/2010/wordprocessingGroup" xmlns:wps="http://schemas.microsoft.com/office/word/2010/wordprocessingShape" xmlns:w14="http://schemas.microsoft.com/office/word/2010/wordml" mc:Ignorable="w14" xml:space="preserve">
+<w:document xmlns:wpc="http://schemas.microsoft.com/office/word/2010/wordprocessingCanvas" xmlns:cx="http://schemas.microsoft.com/office/drawing/2014/chartex" xmlns:cx1="http://schemas.microsoft.com/office/drawing/2015/9/8/chartex" xmlns:cx2="http://schemas.microsoft.com/office/drawing/2015/10/21/chartex" xmlns:cx3="http://schemas.microsoft.com/office/drawing/2016/5/9/chartex" xmlns:cx4="http://schemas.microsoft.com/office/drawing/2016/5/10/chartex" xmlns:cx5="http://schemas.microsoft.com/office/drawing/2016/5/11/chartex" xmlns:cx6="http://schemas.microsoft.com/office/drawing/2016/5/12/chartex" xmlns:cx7="http://schemas.microsoft.com/office/drawing/2016/5/13/chartex" xmlns:cx8="http://schemas.microsoft.com/office/drawing/2016/5/14/chartex" xmlns:mc="http://schemas.openxmlformats.org/markup-compatibility/2006" xmlns:aink="http://schemas.microsoft.com/office/drawing/2016/ink" xmlns:am3d="http://schemas.microsoft.com/office/drawing/2017/model3d" xmlns:o="urn:schemas-microsoft-com:office:office" xmlns:oel="http://schemas.microsoft.com/office/2019/extlst" xmlns:r="http://schemas.openxmlformats.org/officeDocument/2006/relationships" xmlns:m="http://schemas.openxmlformats.org/officeDocument/2006/math" xmlns:v="urn:schemas-microsoft-com:vml" xmlns:wp14="http://schemas.microsoft.com/office/word/2010/wordprocessingDrawing" xmlns:wp="http://schemas.openxmlformats.org/drawingml/2006/wordprocessingDrawing" xmlns:w10="urn:schemas-microsoft-com:office:word" xmlns:w="http://schemas.openxmlformats.org/wordprocessingml/2006/main" xmlns:w14="http://schemas.microsoft.com/office/word/2010/wordml" xmlns:w15="http://schemas.microsoft.com/office/word/2012/wordml" xmlns:w16cex="http://schemas.microsoft.com/office/word/2018/wordml/cex" xmlns:w16cid="http://schemas.microsoft.com/office/word/2016/wordml/cid" xmlns:w16="http://schemas.microsoft.com/office/word/2018/wordml" xmlns:w16du="http://schemas.microsoft.com/office/word/2023/wordml/word16du" xmlns:w16sdtdh="http://schemas.microsoft.com/office/word/2020/wordml/sdtdatahash" xmlns:w16sdtfl="http://schemas.microsoft.com/office/word/2024/wordml/sdtformatlock" xmlns:w16se="http://schemas.microsoft.com/office/word/2015/wordml/symex" xmlns:wpg="http://schemas.microsoft.com/office/word/2010/wordprocessingGroup" xmlns:wpi="http://schemas.microsoft.com/office/word/2010/wordprocessingInk" xmlns:wne="http://schemas.microsoft.com/office/word/2006/wordml" xmlns:wps="http://schemas.microsoft.com/office/word/2010/wordprocessingShape" mc:Ignorable="w14 w15 w16se w16cid w16 w16cex w16sdtdh w16sdtfl w16du wp14">
   <w:body>
     <w:p>
       <w:pPr>
@@ -9,44 +9,29 @@
           <w:u w:val="none"/>
         </w:rPr>
       </w:pPr>
-      <w:bookmarkStart w:name="PRACTICAL - 9" w:id="1"/>
-      <w:bookmarkEnd w:id="1"/>
-      <w:r>
-        <w:rPr>
-          <w:b w:val="0"/>
-          <w:u w:val="none"/>
-        </w:rPr>
-      </w:r>
-      <w:r>
-        <w:rPr>
-          <w:u w:val="single"/>
-        </w:rPr>
+      <w:bookmarkStart w:id="0" w:name="PRACTICAL_-_9"/>
+      <w:bookmarkEnd w:id="0"/>
+      <w:r>
         <w:t>PRACTICAL</w:t>
       </w:r>
       <w:r>
         <w:rPr>
           <w:spacing w:val="-19"/>
-          <w:u w:val="single"/>
-        </w:rPr>
-        <w:t> </w:t>
-      </w:r>
-      <w:r>
-        <w:rPr>
-          <w:u w:val="single"/>
-        </w:rPr>
+        </w:rPr>
+        <w:t xml:space="preserve"> </w:t>
+      </w:r>
+      <w:r>
         <w:t>-</w:t>
       </w:r>
       <w:r>
         <w:rPr>
           <w:spacing w:val="51"/>
-          <w:u w:val="single"/>
-        </w:rPr>
-        <w:t> </w:t>
+        </w:rPr>
+        <w:t xml:space="preserve"> </w:t>
       </w:r>
       <w:r>
         <w:rPr>
           <w:spacing w:val="-12"/>
-          <w:u w:val="single"/>
         </w:rPr>
         <w:t>9</w:t>
       </w:r>
@@ -54,19 +39,13 @@
     <w:p>
       <w:pPr>
         <w:pStyle w:val="Heading2"/>
-        <w:spacing w:line="285" w:lineRule="auto" w:before="275"/>
+        <w:spacing w:before="275" w:line="285" w:lineRule="auto"/>
         <w:ind w:left="283" w:right="387"/>
         <w:jc w:val="both"/>
       </w:pPr>
-      <w:bookmarkStart w:name="Aim: 1. Counter race: several threads ea" w:id="2"/>
-      <w:bookmarkEnd w:id="2"/>
-      <w:r>
-        <w:rPr>
-          <w:b w:val="0"/>
-        </w:rPr>
-      </w:r>
-      <w:r>
-        <w:rPr/>
+      <w:bookmarkStart w:id="1" w:name="Aim:_1._Counter_race:_several_threads_ea"/>
+      <w:bookmarkEnd w:id="1"/>
+      <w:r>
         <w:t>Aim:</w:t>
       </w:r>
       <w:r>
@@ -74,217 +53,196 @@
           <w:spacing w:val="80"/>
           <w:w w:val="150"/>
         </w:rPr>
-        <w:t> </w:t>
-      </w:r>
-      <w:r>
-        <w:rPr/>
+        <w:t xml:space="preserve"> </w:t>
+      </w:r>
+      <w:r>
         <w:t>1.</w:t>
       </w:r>
       <w:r>
         <w:rPr>
           <w:spacing w:val="-2"/>
         </w:rPr>
-        <w:t> </w:t>
-      </w:r>
-      <w:r>
-        <w:rPr/>
+        <w:t xml:space="preserve"> </w:t>
+      </w:r>
+      <w:r>
         <w:t>Counter</w:t>
       </w:r>
       <w:r>
         <w:rPr>
           <w:spacing w:val="-4"/>
         </w:rPr>
-        <w:t> </w:t>
-      </w:r>
-      <w:r>
-        <w:rPr/>
+        <w:t xml:space="preserve"> </w:t>
+      </w:r>
+      <w:r>
         <w:t>race:</w:t>
       </w:r>
       <w:r>
         <w:rPr>
           <w:spacing w:val="-5"/>
         </w:rPr>
-        <w:t> </w:t>
-      </w:r>
-      <w:r>
-        <w:rPr/>
+        <w:t xml:space="preserve"> </w:t>
+      </w:r>
+      <w:r>
         <w:t>several</w:t>
       </w:r>
       <w:r>
         <w:rPr>
           <w:spacing w:val="-5"/>
         </w:rPr>
-        <w:t> </w:t>
-      </w:r>
-      <w:r>
-        <w:rPr/>
+        <w:t xml:space="preserve"> </w:t>
+      </w:r>
+      <w:r>
         <w:t>threads</w:t>
       </w:r>
       <w:r>
         <w:rPr>
           <w:spacing w:val="-3"/>
         </w:rPr>
-        <w:t> </w:t>
-      </w:r>
-      <w:r>
-        <w:rPr/>
+        <w:t xml:space="preserve"> </w:t>
+      </w:r>
+      <w:r>
         <w:t>each</w:t>
       </w:r>
       <w:r>
         <w:rPr>
           <w:spacing w:val="-10"/>
         </w:rPr>
-        <w:t> </w:t>
-      </w:r>
-      <w:r>
-        <w:rPr/>
+        <w:t xml:space="preserve"> </w:t>
+      </w:r>
+      <w:r>
         <w:t>increment</w:t>
       </w:r>
       <w:r>
         <w:rPr>
           <w:spacing w:val="-5"/>
         </w:rPr>
-        <w:t> </w:t>
-      </w:r>
-      <w:r>
-        <w:rPr/>
+        <w:t xml:space="preserve"> </w:t>
+      </w:r>
+      <w:r>
         <w:t>a</w:t>
       </w:r>
       <w:r>
         <w:rPr>
           <w:spacing w:val="-5"/>
         </w:rPr>
-        <w:t> </w:t>
-      </w:r>
-      <w:r>
-        <w:rPr/>
+        <w:t xml:space="preserve"> </w:t>
+      </w:r>
+      <w:r>
         <w:t>shared</w:t>
       </w:r>
       <w:r>
         <w:rPr>
           <w:spacing w:val="-5"/>
         </w:rPr>
-        <w:t> </w:t>
-      </w:r>
-      <w:r>
-        <w:rPr/>
+        <w:t xml:space="preserve"> </w:t>
+      </w:r>
+      <w:r>
         <w:t>counter</w:t>
       </w:r>
       <w:r>
         <w:rPr>
           <w:spacing w:val="-4"/>
         </w:rPr>
-        <w:t> </w:t>
-      </w:r>
-      <w:r>
-        <w:rPr/>
+        <w:t xml:space="preserve"> </w:t>
+      </w:r>
+      <w:r>
         <w:t>many times. Run</w:t>
       </w:r>
       <w:r>
         <w:rPr>
           <w:spacing w:val="-9"/>
         </w:rPr>
-        <w:t> </w:t>
-      </w:r>
-      <w:r>
-        <w:rPr/>
+        <w:t xml:space="preserve"> </w:t>
+      </w:r>
+      <w:r>
         <w:t>it without</w:t>
       </w:r>
       <w:r>
         <w:rPr>
           <w:spacing w:val="-4"/>
         </w:rPr>
-        <w:t> </w:t>
-      </w:r>
-      <w:r>
-        <w:rPr/>
+        <w:t xml:space="preserve"> </w:t>
+      </w:r>
+      <w:r>
         <w:t>synchronization</w:t>
       </w:r>
       <w:r>
         <w:rPr>
           <w:spacing w:val="-9"/>
         </w:rPr>
-        <w:t> </w:t>
-      </w:r>
-      <w:r>
-        <w:rPr/>
+        <w:t xml:space="preserve"> </w:t>
+      </w:r>
+      <w:r>
         <w:t>to</w:t>
       </w:r>
       <w:r>
         <w:rPr>
           <w:spacing w:val="-3"/>
         </w:rPr>
-        <w:t> </w:t>
-      </w:r>
-      <w:r>
-        <w:rPr/>
+        <w:t xml:space="preserve"> </w:t>
+      </w:r>
+      <w:r>
         <w:t>watch</w:t>
       </w:r>
       <w:r>
         <w:rPr>
           <w:spacing w:val="-9"/>
         </w:rPr>
-        <w:t> </w:t>
-      </w:r>
-      <w:r>
-        <w:rPr/>
+        <w:t xml:space="preserve"> </w:t>
+      </w:r>
+      <w:r>
         <w:t>the</w:t>
       </w:r>
       <w:r>
         <w:rPr>
           <w:spacing w:val="-2"/>
         </w:rPr>
-        <w:t> </w:t>
-      </w:r>
-      <w:r>
-        <w:rPr/>
+        <w:t xml:space="preserve"> </w:t>
+      </w:r>
+      <w:r>
         <w:t>total</w:t>
       </w:r>
       <w:r>
         <w:rPr>
           <w:spacing w:val="-3"/>
         </w:rPr>
-        <w:t> </w:t>
-      </w:r>
-      <w:r>
-        <w:rPr/>
+        <w:t xml:space="preserve"> </w:t>
+      </w:r>
+      <w:r>
         <w:t>come</w:t>
       </w:r>
       <w:r>
         <w:rPr>
           <w:spacing w:val="-2"/>
         </w:rPr>
-        <w:t> </w:t>
-      </w:r>
-      <w:r>
-        <w:rPr/>
+        <w:t xml:space="preserve"> </w:t>
+      </w:r>
+      <w:r>
         <w:t>out</w:t>
       </w:r>
       <w:r>
         <w:rPr>
           <w:spacing w:val="-4"/>
         </w:rPr>
-        <w:t> </w:t>
-      </w:r>
-      <w:r>
-        <w:rPr/>
+        <w:t xml:space="preserve"> </w:t>
+      </w:r>
+      <w:r>
         <w:t>too</w:t>
       </w:r>
       <w:r>
         <w:rPr>
           <w:spacing w:val="-7"/>
         </w:rPr>
-        <w:t> </w:t>
-      </w:r>
-      <w:r>
-        <w:rPr/>
+        <w:t xml:space="preserve"> </w:t>
+      </w:r>
+      <w:r>
         <w:t>low, then make the increment synchronized and confirm it is exactly right every run.</w:t>
       </w:r>
     </w:p>
     <w:p>
       <w:pPr>
-        <w:spacing w:line="321" w:lineRule="exact" w:before="310"/>
-        <w:ind w:left="0" w:right="7721" w:firstLine="0"/>
+        <w:spacing w:before="310" w:line="321" w:lineRule="exact"/>
+        <w:ind w:right="7721"/>
         <w:jc w:val="right"/>
         <w:rPr>
           <w:b/>
@@ -304,7 +262,7 @@
           <w:spacing w:val="-9"/>
           <w:sz w:val="28"/>
         </w:rPr>
-        <w:t> </w:t>
+        <w:t xml:space="preserve"> </w:t>
       </w:r>
       <w:r>
         <w:rPr>
@@ -322,10 +280,11 @@
         <w:ind w:right="7703"/>
         <w:jc w:val="right"/>
       </w:pPr>
-      <w:r>
-        <w:rPr/>
+      <w:proofErr w:type="gramStart"/>
+      <w:r>
         <w:t>CounterRace.java:-</w:t>
       </w:r>
+      <w:proofErr w:type="gramEnd"/>
     </w:p>
     <w:p>
       <w:pPr>
@@ -338,9 +297,11 @@
         <w:ind w:left="508"/>
       </w:pPr>
       <w:r>
-        <w:rPr/>
+        <w:rPr>
+          <w:noProof/>
+        </w:rPr>
         <w:drawing>
-          <wp:anchor distT="0" distB="0" distL="0" distR="0" allowOverlap="1" layoutInCell="1" locked="0" behindDoc="1" simplePos="0" relativeHeight="487587840">
+          <wp:anchor distT="0" distB="0" distL="0" distR="0" simplePos="0" relativeHeight="487587840" behindDoc="1" locked="0" layoutInCell="1" allowOverlap="1" wp14:anchorId="5136672D" wp14:editId="2F210356">
             <wp:simplePos x="0" y="0"/>
             <wp:positionH relativeFrom="page">
               <wp:posOffset>886460</wp:posOffset>
@@ -353,11 +314,11 @@
             <wp:wrapTopAndBottom/>
             <wp:docPr id="6" name="Image 6"/>
             <wp:cNvGraphicFramePr>
-              <a:graphicFrameLocks/>
+              <a:graphicFrameLocks xmlns:a="http://schemas.openxmlformats.org/drawingml/2006/main"/>
             </wp:cNvGraphicFramePr>
-            <a:graphic>
+            <a:graphic xmlns:a="http://schemas.openxmlformats.org/drawingml/2006/main">
               <a:graphicData uri="http://schemas.openxmlformats.org/drawingml/2006/picture">
-                <pic:pic>
+                <pic:pic xmlns:pic="http://schemas.openxmlformats.org/drawingml/2006/picture">
                   <pic:nvPicPr>
                     <pic:cNvPr id="6" name="Image 6"/>
                     <pic:cNvPicPr/>
@@ -384,9 +345,11 @@
         </w:drawing>
       </w:r>
       <w:r>
-        <w:rPr/>
+        <w:rPr>
+          <w:noProof/>
+        </w:rPr>
         <w:drawing>
-          <wp:anchor distT="0" distB="0" distL="0" distR="0" allowOverlap="1" layoutInCell="1" locked="0" behindDoc="1" simplePos="0" relativeHeight="487588352">
+          <wp:anchor distT="0" distB="0" distL="0" distR="0" simplePos="0" relativeHeight="487588352" behindDoc="1" locked="0" layoutInCell="1" allowOverlap="1" wp14:anchorId="2089D9DA" wp14:editId="63775157">
             <wp:simplePos x="0" y="0"/>
             <wp:positionH relativeFrom="page">
               <wp:posOffset>929800</wp:posOffset>
@@ -399,11 +362,11 @@
             <wp:wrapTopAndBottom/>
             <wp:docPr id="7" name="Image 7"/>
             <wp:cNvGraphicFramePr>
-              <a:graphicFrameLocks/>
+              <a:graphicFrameLocks xmlns:a="http://schemas.openxmlformats.org/drawingml/2006/main"/>
             </wp:cNvGraphicFramePr>
-            <a:graphic>
+            <a:graphic xmlns:a="http://schemas.openxmlformats.org/drawingml/2006/main">
               <a:graphicData uri="http://schemas.openxmlformats.org/drawingml/2006/picture">
-                <pic:pic>
+                <pic:pic xmlns:pic="http://schemas.openxmlformats.org/drawingml/2006/picture">
                   <pic:nvPicPr>
                     <pic:cNvPr id="7" name="Image 7"/>
                     <pic:cNvPicPr/>
@@ -430,44 +393,40 @@
         </w:drawing>
       </w:r>
       <w:r>
-        <w:rPr/>
         <w:t>Program</w:t>
       </w:r>
       <w:r>
         <w:rPr>
           <w:spacing w:val="-9"/>
         </w:rPr>
-        <w:t> </w:t>
-      </w:r>
-      <w:r>
-        <w:rPr/>
+        <w:t xml:space="preserve"> </w:t>
+      </w:r>
+      <w:r>
         <w:t>1A</w:t>
       </w:r>
       <w:r>
         <w:rPr>
           <w:spacing w:val="-4"/>
         </w:rPr>
-        <w:t> </w:t>
-      </w:r>
-      <w:r>
-        <w:rPr/>
+        <w:t xml:space="preserve"> </w:t>
+      </w:r>
+      <w:r>
         <w:t>-</w:t>
       </w:r>
       <w:r>
         <w:rPr>
           <w:spacing w:val="2"/>
         </w:rPr>
-        <w:t> </w:t>
-      </w:r>
-      <w:r>
-        <w:rPr/>
+        <w:t xml:space="preserve"> </w:t>
+      </w:r>
+      <w:r>
         <w:t>Without</w:t>
       </w:r>
       <w:r>
         <w:rPr>
           <w:spacing w:val="6"/>
         </w:rPr>
-        <w:t> </w:t>
+        <w:t xml:space="preserve"> </w:t>
       </w:r>
       <w:r>
         <w:rPr>
@@ -488,17 +447,17 @@
     <w:p>
       <w:pPr>
         <w:pStyle w:val="BodyText"/>
-        <w:spacing w:after="0"/>
         <w:rPr>
           <w:sz w:val="8"/>
         </w:rPr>
         <w:sectPr>
-          <w:headerReference w:type="default" r:id="rId5"/>
-          <w:footerReference w:type="default" r:id="rId6"/>
+          <w:headerReference w:type="default" r:id="rId9"/>
+          <w:footerReference w:type="default" r:id="rId10"/>
           <w:type w:val="continuous"/>
           <w:pgSz w:w="11910" w:h="16840"/>
-          <w:pgMar w:header="14" w:footer="881" w:top="940" w:bottom="1120" w:left="850" w:right="992"/>
+          <w:pgMar w:top="940" w:right="992" w:bottom="1120" w:left="850" w:header="14" w:footer="881" w:gutter="0"/>
           <w:pgNumType w:start="1"/>
+          <w:cols w:space="720"/>
         </w:sectPr>
       </w:pPr>
     </w:p>
@@ -508,11 +467,14 @@
         <w:ind w:left="288"/>
       </w:pPr>
       <w:r>
-        <w:rPr/>
+        <w:rPr>
+          <w:noProof/>
+        </w:rPr>
+        <w:lastRenderedPageBreak/>
         <mc:AlternateContent>
-          <mc:Choice Requires="wps">
+          <mc:Choice Requires="wpg">
             <w:drawing>
-              <wp:anchor distT="0" distB="0" distL="0" distR="0" allowOverlap="1" layoutInCell="1" locked="0" behindDoc="1" simplePos="0" relativeHeight="487588864">
+              <wp:anchor distT="0" distB="0" distL="0" distR="0" simplePos="0" relativeHeight="487588864" behindDoc="1" locked="0" layoutInCell="1" allowOverlap="1" wp14:anchorId="73786BF1" wp14:editId="6DD1E79F">
                 <wp:simplePos x="0" y="0"/>
                 <wp:positionH relativeFrom="page">
                   <wp:posOffset>716915</wp:posOffset>
@@ -525,27 +487,29 @@
                 <wp:wrapTopAndBottom/>
                 <wp:docPr id="8" name="Group 8"/>
                 <wp:cNvGraphicFramePr>
-                  <a:graphicFrameLocks/>
+                  <a:graphicFrameLocks xmlns:a="http://schemas.openxmlformats.org/drawingml/2006/main"/>
                 </wp:cNvGraphicFramePr>
-                <a:graphic>
+                <a:graphic xmlns:a="http://schemas.openxmlformats.org/drawingml/2006/main">
                   <a:graphicData uri="http://schemas.microsoft.com/office/word/2010/wordprocessingGroup">
                     <wpg:wgp>
-                      <wpg:cNvPr id="8" name="Group 8"/>
-                      <wpg:cNvGrpSpPr/>
+                      <wpg:cNvGrpSpPr>
+                        <a:grpSpLocks/>
+                      </wpg:cNvGrpSpPr>
                       <wpg:grpSpPr>
                         <a:xfrm>
                           <a:off x="0" y="0"/>
                           <a:ext cx="5018405" cy="992505"/>
+                          <a:chOff x="0" y="0"/>
                           <a:chExt cx="5018405" cy="992505"/>
                         </a:xfrm>
                       </wpg:grpSpPr>
-                      <pic:pic>
+                      <pic:pic xmlns:pic="http://schemas.openxmlformats.org/drawingml/2006/picture">
                         <pic:nvPicPr>
                           <pic:cNvPr id="9" name="Image 9"/>
                           <pic:cNvPicPr/>
                         </pic:nvPicPr>
                         <pic:blipFill>
-                          <a:blip r:embed="rId9" cstate="print"/>
+                          <a:blip r:embed="rId11" cstate="print"/>
                           <a:stretch>
                             <a:fillRect/>
                           </a:stretch>
@@ -617,35 +581,48 @@
           </mc:Choice>
           <mc:Fallback>
             <w:pict>
-              <v:group style="position:absolute;margin-left:56.450001pt;margin-top:21.90836pt;width:395.15pt;height:78.150pt;mso-position-horizontal-relative:page;mso-position-vertical-relative:paragraph;z-index:-15727616;mso-wrap-distance-left:0;mso-wrap-distance-right:0" id="docshapegroup5" coordorigin="1129,438" coordsize="7903,1563">
-                <v:shape style="position:absolute;left:1265;top:453;width:7177;height:1160" type="#_x0000_t75" id="docshape6" stroked="false">
-                  <v:imagedata r:id="rId9" o:title=""/>
+              <v:group w14:anchorId="724AE9CB" id="Group 8" o:spid="_x0000_s1026" style="position:absolute;margin-left:56.45pt;margin-top:21.9pt;width:395.15pt;height:78.15pt;z-index:-15727616;mso-wrap-distance-left:0;mso-wrap-distance-right:0;mso-position-horizontal-relative:page" coordsize="50184,9925" o:gfxdata="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">
+                <v:shapetype id="_x0000_t75" coordsize="21600,21600" o:spt="75" o:preferrelative="t" path="m@4@5l@4@11@9@11@9@5xe" filled="f" stroked="f">
+                  <v:stroke joinstyle="miter"/>
+                  <v:formulas>
+                    <v:f eqn="if lineDrawn pixelLineWidth 0"/>
+                    <v:f eqn="sum @0 1 0"/>
+                    <v:f eqn="sum 0 0 @1"/>
+                    <v:f eqn="prod @2 1 2"/>
+                    <v:f eqn="prod @3 21600 pixelWidth"/>
+                    <v:f eqn="prod @3 21600 pixelHeight"/>
+                    <v:f eqn="sum @0 0 1"/>
+                    <v:f eqn="prod @6 1 2"/>
+                    <v:f eqn="prod @7 21600 pixelWidth"/>
+                    <v:f eqn="sum @8 21600 0"/>
+                    <v:f eqn="prod @7 21600 pixelHeight"/>
+                    <v:f eqn="sum @10 21600 0"/>
+                  </v:formulas>
+                  <v:path o:extrusionok="f" gradientshapeok="t" o:connecttype="rect"/>
+                  <o:lock v:ext="edit" aspectratio="t"/>
+                </v:shapetype>
+                <v:shape id="Image 9" o:spid="_x0000_s1027" type="#_x0000_t75" style="position:absolute;left:864;top:94;width:45571;height:7365;visibility:visible;mso-wrap-style:square" o:gfxdata="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">
+                  <v:imagedata r:id="rId12" o:title=""/>
                 </v:shape>
-                <v:rect style="position:absolute;left:1136;top:445;width:7888;height:1548" id="docshape7" filled="false" stroked="true" strokeweight=".75pt" strokecolor="#000000">
-                  <v:stroke dashstyle="solid"/>
-                </v:rect>
-                <w10:wrap type="topAndBottom"/>
+                <v:shape id="Graphic 10" o:spid="_x0000_s1028" style="position:absolute;left:47;top:47;width:50089;height:9830;visibility:visible;mso-wrap-style:square;v-text-anchor:top" coordsize="5008880,982980" o:gfxdata="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" path="m,982979r5008880,l5008880,,,,,982979xe" filled="f">
+                  <v:path arrowok="t"/>
+                </v:shape>
+                <w10:wrap type="topAndBottom" anchorx="page"/>
               </v:group>
             </w:pict>
           </mc:Fallback>
         </mc:AlternateContent>
       </w:r>
-      <w:bookmarkStart w:name="Output Screenshot:" w:id="3"/>
-      <w:bookmarkEnd w:id="3"/>
-      <w:r>
-        <w:rPr>
-          <w:b w:val="0"/>
-        </w:rPr>
-      </w:r>
-      <w:r>
-        <w:rPr/>
+      <w:bookmarkStart w:id="2" w:name="Output_Screenshot:"/>
+      <w:bookmarkEnd w:id="2"/>
+      <w:r>
         <w:t>Output</w:t>
       </w:r>
       <w:r>
         <w:rPr>
           <w:spacing w:val="-11"/>
         </w:rPr>
-        <w:t> </w:t>
+        <w:t xml:space="preserve"> </w:t>
       </w:r>
       <w:r>
         <w:rPr>
@@ -661,44 +638,40 @@
         <w:ind w:left="268"/>
       </w:pPr>
       <w:r>
-        <w:rPr/>
         <w:t>Program</w:t>
       </w:r>
       <w:r>
         <w:rPr>
           <w:spacing w:val="-9"/>
         </w:rPr>
-        <w:t> </w:t>
-      </w:r>
-      <w:r>
-        <w:rPr/>
+        <w:t xml:space="preserve"> </w:t>
+      </w:r>
+      <w:r>
         <w:t>1B</w:t>
       </w:r>
       <w:r>
         <w:rPr>
           <w:spacing w:val="-1"/>
         </w:rPr>
-        <w:t> </w:t>
-      </w:r>
-      <w:r>
-        <w:rPr/>
+        <w:t xml:space="preserve"> </w:t>
+      </w:r>
+      <w:r>
         <w:t>-</w:t>
       </w:r>
       <w:r>
         <w:rPr>
           <w:spacing w:val="3"/>
         </w:rPr>
-        <w:t> </w:t>
-      </w:r>
-      <w:r>
-        <w:rPr/>
+        <w:t xml:space="preserve"> </w:t>
+      </w:r>
+      <w:r>
         <w:t>With</w:t>
       </w:r>
       <w:r>
         <w:rPr>
           <w:spacing w:val="-4"/>
         </w:rPr>
-        <w:t> </w:t>
+        <w:t xml:space="preserve"> </w:t>
       </w:r>
       <w:r>
         <w:rPr>
@@ -717,12 +690,13 @@
       </w:pPr>
       <w:r>
         <w:rPr>
+          <w:noProof/>
           <w:sz w:val="20"/>
         </w:rPr>
         <mc:AlternateContent>
-          <mc:Choice Requires="wps">
+          <mc:Choice Requires="wpg">
             <w:drawing>
-              <wp:anchor distT="0" distB="0" distL="0" distR="0" allowOverlap="1" layoutInCell="1" locked="0" behindDoc="1" simplePos="0" relativeHeight="487589376">
+              <wp:anchor distT="0" distB="0" distL="0" distR="0" simplePos="0" relativeHeight="487589376" behindDoc="1" locked="0" layoutInCell="1" allowOverlap="1" wp14:anchorId="28AFAE55" wp14:editId="76BFB82F">
                 <wp:simplePos x="0" y="0"/>
                 <wp:positionH relativeFrom="page">
                   <wp:posOffset>652834</wp:posOffset>
@@ -735,27 +709,29 @@
                 <wp:wrapTopAndBottom/>
                 <wp:docPr id="11" name="Group 11"/>
                 <wp:cNvGraphicFramePr>
-                  <a:graphicFrameLocks/>
+                  <a:graphicFrameLocks xmlns:a="http://schemas.openxmlformats.org/drawingml/2006/main"/>
                 </wp:cNvGraphicFramePr>
-                <a:graphic>
+                <a:graphic xmlns:a="http://schemas.openxmlformats.org/drawingml/2006/main">
                   <a:graphicData uri="http://schemas.microsoft.com/office/word/2010/wordprocessingGroup">
                     <wpg:wgp>
-                      <wpg:cNvPr id="11" name="Group 11"/>
-                      <wpg:cNvGrpSpPr/>
+                      <wpg:cNvGrpSpPr>
+                        <a:grpSpLocks/>
+                      </wpg:cNvGrpSpPr>
                       <wpg:grpSpPr>
                         <a:xfrm>
                           <a:off x="0" y="0"/>
                           <a:ext cx="3230880" cy="5165090"/>
+                          <a:chOff x="0" y="0"/>
                           <a:chExt cx="3230880" cy="5165090"/>
                         </a:xfrm>
                       </wpg:grpSpPr>
-                      <pic:pic>
+                      <pic:pic xmlns:pic="http://schemas.openxmlformats.org/drawingml/2006/picture">
                         <pic:nvPicPr>
                           <pic:cNvPr id="12" name="Image 12"/>
                           <pic:cNvPicPr/>
                         </pic:nvPicPr>
                         <pic:blipFill>
-                          <a:blip r:embed="rId10" cstate="print"/>
+                          <a:blip r:embed="rId13" cstate="print"/>
                           <a:stretch>
                             <a:fillRect/>
                           </a:stretch>
@@ -770,13 +746,13 @@
                           </a:prstGeom>
                         </pic:spPr>
                       </pic:pic>
-                      <pic:pic>
+                      <pic:pic xmlns:pic="http://schemas.openxmlformats.org/drawingml/2006/picture">
                         <pic:nvPicPr>
                           <pic:cNvPr id="13" name="Image 13"/>
                           <pic:cNvPicPr/>
                         </pic:nvPicPr>
                         <pic:blipFill>
-                          <a:blip r:embed="rId11" cstate="print"/>
+                          <a:blip r:embed="rId14" cstate="print"/>
                           <a:stretch>
                             <a:fillRect/>
                           </a:stretch>
@@ -799,14 +775,14 @@
           </mc:Choice>
           <mc:Fallback>
             <w:pict>
-              <v:group style="position:absolute;margin-left:51.404301pt;margin-top:12.765421pt;width:254.4pt;height:406.7pt;mso-position-horizontal-relative:page;mso-position-vertical-relative:paragraph;z-index:-15727104;mso-wrap-distance-left:0;mso-wrap-distance-right:0" id="docshapegroup8" coordorigin="1028,255" coordsize="5088,8134">
-                <v:shape style="position:absolute;left:1028;top:255;width:5088;height:5806" type="#_x0000_t75" id="docshape9" stroked="false">
-                  <v:imagedata r:id="rId10" o:title=""/>
+              <v:group w14:anchorId="369BE790" id="Group 11" o:spid="_x0000_s1026" style="position:absolute;margin-left:51.4pt;margin-top:12.75pt;width:254.4pt;height:406.7pt;z-index:-15727104;mso-wrap-distance-left:0;mso-wrap-distance-right:0;mso-position-horizontal-relative:page" coordsize="32308,51650" o:gfxdata="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">
+                <v:shape id="Image 12" o:spid="_x0000_s1027" type="#_x0000_t75" style="position:absolute;width:32307;height:36865;visibility:visible;mso-wrap-style:square" o:gfxdata="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">
+                  <v:imagedata r:id="rId15" o:title=""/>
                 </v:shape>
-                <v:shape style="position:absolute;left:1049;top:6124;width:4756;height:2264" type="#_x0000_t75" id="docshape10" stroked="false">
-                  <v:imagedata r:id="rId11" o:title=""/>
+                <v:shape id="Image 13" o:spid="_x0000_s1028" type="#_x0000_t75" style="position:absolute;left:135;top:37272;width:30195;height:14374;visibility:visible;mso-wrap-style:square" o:gfxdata="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">
+                  <v:imagedata r:id="rId16" o:title=""/>
                 </v:shape>
-                <w10:wrap type="topAndBottom"/>
+                <w10:wrap type="topAndBottom" anchorx="page"/>
               </v:group>
             </w:pict>
           </mc:Fallback>
@@ -821,9 +797,7 @@
     </w:p>
     <w:p>
       <w:pPr>
-        <w:spacing w:before="0"/>
-        <w:ind w:left="144" w:right="0" w:firstLine="0"/>
-        <w:jc w:val="left"/>
+        <w:ind w:left="144"/>
         <w:rPr>
           <w:b/>
           <w:sz w:val="24"/>
@@ -832,12 +806,13 @@
       <w:r>
         <w:rPr>
           <w:b/>
+          <w:noProof/>
           <w:sz w:val="24"/>
         </w:rPr>
         <mc:AlternateContent>
-          <mc:Choice Requires="wps">
+          <mc:Choice Requires="wpg">
             <w:drawing>
-              <wp:anchor distT="0" distB="0" distL="0" distR="0" allowOverlap="1" layoutInCell="1" locked="0" behindDoc="1" simplePos="0" relativeHeight="487589888">
+              <wp:anchor distT="0" distB="0" distL="0" distR="0" simplePos="0" relativeHeight="487589888" behindDoc="1" locked="0" layoutInCell="1" allowOverlap="1" wp14:anchorId="3409E3F4" wp14:editId="7A7ACB4C">
                 <wp:simplePos x="0" y="0"/>
                 <wp:positionH relativeFrom="page">
                   <wp:posOffset>639444</wp:posOffset>
@@ -850,27 +825,29 @@
                 <wp:wrapTopAndBottom/>
                 <wp:docPr id="14" name="Group 14"/>
                 <wp:cNvGraphicFramePr>
-                  <a:graphicFrameLocks/>
+                  <a:graphicFrameLocks xmlns:a="http://schemas.openxmlformats.org/drawingml/2006/main"/>
                 </wp:cNvGraphicFramePr>
-                <a:graphic>
+                <a:graphic xmlns:a="http://schemas.openxmlformats.org/drawingml/2006/main">
                   <a:graphicData uri="http://schemas.microsoft.com/office/word/2010/wordprocessingGroup">
                     <wpg:wgp>
-                      <wpg:cNvPr id="14" name="Group 14"/>
-                      <wpg:cNvGrpSpPr/>
+                      <wpg:cNvGrpSpPr>
+                        <a:grpSpLocks/>
+                      </wpg:cNvGrpSpPr>
                       <wpg:grpSpPr>
                         <a:xfrm>
                           <a:off x="0" y="0"/>
                           <a:ext cx="4482465" cy="841375"/>
+                          <a:chOff x="0" y="0"/>
                           <a:chExt cx="4482465" cy="841375"/>
                         </a:xfrm>
                       </wpg:grpSpPr>
-                      <pic:pic>
+                      <pic:pic xmlns:pic="http://schemas.openxmlformats.org/drawingml/2006/picture">
                         <pic:nvPicPr>
                           <pic:cNvPr id="15" name="Image 15"/>
                           <pic:cNvPicPr/>
                         </pic:nvPicPr>
                         <pic:blipFill>
-                          <a:blip r:embed="rId12" cstate="print"/>
+                          <a:blip r:embed="rId17" cstate="print"/>
                           <a:stretch>
                             <a:fillRect/>
                           </a:stretch>
@@ -942,14 +919,14 @@
           </mc:Choice>
           <mc:Fallback>
             <w:pict>
-              <v:group style="position:absolute;margin-left:50.349998pt;margin-top:15.485813pt;width:352.95pt;height:66.25pt;mso-position-horizontal-relative:page;mso-position-vertical-relative:paragraph;z-index:-15726592;mso-wrap-distance-left:0;mso-wrap-distance-right:0" id="docshapegroup11" coordorigin="1007,310" coordsize="7059,1325">
-                <v:shape style="position:absolute;left:1138;top:396;width:6511;height:938" type="#_x0000_t75" id="docshape12" stroked="false">
-                  <v:imagedata r:id="rId12" o:title=""/>
+              <v:group w14:anchorId="028D7C06" id="Group 14" o:spid="_x0000_s1026" style="position:absolute;margin-left:50.35pt;margin-top:15.5pt;width:352.95pt;height:66.25pt;z-index:-15726592;mso-wrap-distance-left:0;mso-wrap-distance-right:0;mso-position-horizontal-relative:page" coordsize="44824,8413" o:gfxdata="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">
+                <v:shape id="Image 15" o:spid="_x0000_s1027" type="#_x0000_t75" style="position:absolute;left:832;top:549;width:41344;height:5955;visibility:visible;mso-wrap-style:square" o:gfxdata="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">
+                  <v:imagedata r:id="rId18" o:title=""/>
                 </v:shape>
-                <v:rect style="position:absolute;left:1014;top:317;width:7044;height:1310" id="docshape13" filled="false" stroked="true" strokeweight=".75pt" strokecolor="#000000">
-                  <v:stroke dashstyle="solid"/>
-                </v:rect>
-                <w10:wrap type="topAndBottom"/>
+                <v:shape id="Graphic 16" o:spid="_x0000_s1028" style="position:absolute;left:47;top:47;width:44730;height:8319;visibility:visible;mso-wrap-style:square;v-text-anchor:top" coordsize="4472940,831850" o:gfxdata="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" path="m,831850r4472813,l4472813,,,,,831850xe" filled="f">
+                  <v:path arrowok="t"/>
+                </v:shape>
+                <w10:wrap type="topAndBottom" anchorx="page"/>
               </v:group>
             </w:pict>
           </mc:Fallback>
@@ -968,7 +945,7 @@
           <w:spacing w:val="-3"/>
           <w:sz w:val="24"/>
         </w:rPr>
-        <w:t> </w:t>
+        <w:t xml:space="preserve"> </w:t>
       </w:r>
       <w:r>
         <w:rPr>
@@ -981,15 +958,14 @@
     </w:p>
     <w:p>
       <w:pPr>
-        <w:spacing w:after="0"/>
-        <w:jc w:val="left"/>
         <w:rPr>
           <w:b/>
           <w:sz w:val="24"/>
         </w:rPr>
         <w:sectPr>
           <w:pgSz w:w="11910" w:h="16840"/>
-          <w:pgMar w:header="14" w:footer="881" w:top="940" w:bottom="1120" w:left="850" w:right="992"/>
+          <w:pgMar w:top="940" w:right="992" w:bottom="1120" w:left="850" w:header="14" w:footer="881" w:gutter="0"/>
+          <w:cols w:space="720"/>
         </w:sectPr>
       </w:pPr>
     </w:p>
@@ -998,149 +974,147 @@
         <w:pStyle w:val="Heading2"/>
         <w:ind w:right="48"/>
       </w:pPr>
-      <w:r>
-        <w:rPr/>
+      <w:proofErr w:type="gramStart"/>
+      <w:r>
+        <w:lastRenderedPageBreak/>
         <w:t>Aim</w:t>
       </w:r>
       <w:r>
         <w:rPr>
           <w:spacing w:val="-4"/>
         </w:rPr>
-        <w:t> </w:t>
-      </w:r>
-      <w:r>
-        <w:rPr/>
+        <w:t xml:space="preserve"> </w:t>
+      </w:r>
+      <w:r>
         <w:t>:</w:t>
       </w:r>
+      <w:proofErr w:type="gramEnd"/>
       <w:r>
         <w:rPr>
           <w:spacing w:val="-4"/>
         </w:rPr>
-        <w:t> </w:t>
-      </w:r>
-      <w:r>
-        <w:rPr/>
+        <w:t xml:space="preserve"> </w:t>
+      </w:r>
+      <w:r>
         <w:t>2</w:t>
       </w:r>
       <w:r>
         <w:rPr>
           <w:spacing w:val="-2"/>
         </w:rPr>
-        <w:t> </w:t>
-      </w:r>
-      <w:r>
-        <w:rPr/>
+        <w:t xml:space="preserve"> </w:t>
+      </w:r>
+      <w:r>
         <w:t>Seat</w:t>
       </w:r>
       <w:r>
         <w:rPr>
           <w:spacing w:val="-4"/>
         </w:rPr>
-        <w:t> </w:t>
-      </w:r>
-      <w:r>
-        <w:rPr/>
+        <w:t xml:space="preserve"> </w:t>
+      </w:r>
+      <w:r>
         <w:t>booking</w:t>
       </w:r>
       <w:r>
         <w:rPr>
           <w:spacing w:val="-3"/>
         </w:rPr>
-        <w:t> </w:t>
-      </w:r>
-      <w:r>
-        <w:rPr/>
+        <w:t xml:space="preserve"> </w:t>
+      </w:r>
+      <w:r>
         <w:t>race:</w:t>
       </w:r>
       <w:r>
         <w:rPr>
           <w:spacing w:val="-4"/>
         </w:rPr>
-        <w:t> </w:t>
-      </w:r>
-      <w:r>
-        <w:rPr/>
+        <w:t xml:space="preserve"> </w:t>
+      </w:r>
+      <w:r>
         <w:t>a</w:t>
       </w:r>
       <w:r>
         <w:rPr>
           <w:spacing w:val="-3"/>
         </w:rPr>
-        <w:t> </w:t>
-      </w:r>
-      <w:r>
-        <w:rPr/>
+        <w:t xml:space="preserve"> </w:t>
+      </w:r>
+      <w:r>
         <w:t>shared</w:t>
       </w:r>
       <w:r>
         <w:rPr>
           <w:spacing w:val="-4"/>
         </w:rPr>
-        <w:t> </w:t>
-      </w:r>
-      <w:r>
-        <w:rPr/>
+        <w:t xml:space="preserve"> </w:t>
+      </w:r>
+      <w:proofErr w:type="spellStart"/>
+      <w:r>
         <w:t>seatsLeft</w:t>
       </w:r>
+      <w:proofErr w:type="spellEnd"/>
       <w:r>
         <w:rPr>
           <w:spacing w:val="-4"/>
         </w:rPr>
-        <w:t> </w:t>
-      </w:r>
-      <w:r>
-        <w:rPr/>
+        <w:t xml:space="preserve"> </w:t>
+      </w:r>
+      <w:r>
         <w:t>of 5</w:t>
       </w:r>
       <w:r>
         <w:rPr>
           <w:spacing w:val="-3"/>
         </w:rPr>
-        <w:t> </w:t>
-      </w:r>
-      <w:r>
-        <w:rPr/>
+        <w:t xml:space="preserve"> </w:t>
+      </w:r>
+      <w:r>
         <w:t>with</w:t>
       </w:r>
       <w:r>
         <w:rPr>
           <w:spacing w:val="-9"/>
         </w:rPr>
-        <w:t> </w:t>
-      </w:r>
-      <w:r>
-        <w:rPr/>
+        <w:t xml:space="preserve"> </w:t>
+      </w:r>
+      <w:r>
         <w:t>about</w:t>
       </w:r>
       <w:r>
         <w:rPr>
           <w:spacing w:val="-4"/>
         </w:rPr>
-        <w:t> </w:t>
-      </w:r>
-      <w:r>
-        <w:rPr/>
+        <w:t xml:space="preserve"> </w:t>
+      </w:r>
+      <w:r>
         <w:t>10</w:t>
       </w:r>
       <w:r>
         <w:rPr>
           <w:spacing w:val="-3"/>
         </w:rPr>
-        <w:t> </w:t>
-      </w:r>
-      <w:r>
-        <w:rPr/>
+        <w:t xml:space="preserve"> </w:t>
+      </w:r>
+      <w:r>
         <w:t>threads</w:t>
       </w:r>
       <w:r>
         <w:rPr>
           <w:spacing w:val="-1"/>
         </w:rPr>
-        <w:t> </w:t>
-      </w:r>
-      <w:r>
-        <w:rPr/>
-        <w:t>each trying to book one seat. Without synchronization show that more than 5 can succeed (oversell); with a synchronized book() exactly 5 do.</w:t>
+        <w:t xml:space="preserve"> </w:t>
+      </w:r>
+      <w:r>
+        <w:t xml:space="preserve">each trying to book one seat. Without synchronization show that more than 5 can succeed (oversell); with a synchronized </w:t>
+      </w:r>
+      <w:proofErr w:type="gramStart"/>
+      <w:r>
+        <w:t>book(</w:t>
+      </w:r>
+      <w:proofErr w:type="gramEnd"/>
+      <w:r>
+        <w:t>) exactly 5 do.</w:t>
       </w:r>
     </w:p>
     <w:p>
@@ -1158,24 +1132,22 @@
         <w:pStyle w:val="Heading3"/>
       </w:pPr>
       <w:r>
-        <w:rPr/>
         <w:t>2A.</w:t>
       </w:r>
       <w:r>
         <w:rPr>
           <w:spacing w:val="1"/>
         </w:rPr>
-        <w:t> </w:t>
-      </w:r>
-      <w:r>
-        <w:rPr/>
+        <w:t xml:space="preserve"> </w:t>
+      </w:r>
+      <w:r>
         <w:t>Without</w:t>
       </w:r>
       <w:r>
         <w:rPr>
           <w:spacing w:val="-2"/>
         </w:rPr>
-        <w:t> Synchronization</w:t>
+        <w:t xml:space="preserve"> Synchronization</w:t>
       </w:r>
     </w:p>
     <w:p>
@@ -1184,21 +1156,28 @@
         <w:spacing w:before="26"/>
         <w:ind w:left="144"/>
       </w:pPr>
-      <w:r>
-        <w:rPr/>
+      <w:proofErr w:type="gramStart"/>
+      <w:r>
         <w:t>SeatBookingRace.java</w:t>
       </w:r>
       <w:r>
         <w:rPr>
           <w:spacing w:val="-8"/>
         </w:rPr>
-        <w:t> </w:t>
+        <w:t xml:space="preserve"> </w:t>
       </w:r>
       <w:r>
         <w:rPr>
           <w:spacing w:val="-5"/>
         </w:rPr>
-        <w:t>:-</w:t>
+        <w:t>:</w:t>
+      </w:r>
+      <w:proofErr w:type="gramEnd"/>
+      <w:r>
+        <w:rPr>
+          <w:spacing w:val="-5"/>
+        </w:rPr>
+        <w:t>-</w:t>
       </w:r>
     </w:p>
     <w:p>
@@ -1211,10 +1190,11 @@
       </w:pPr>
       <w:r>
         <w:rPr>
+          <w:noProof/>
           <w:sz w:val="19"/>
         </w:rPr>
         <w:drawing>
-          <wp:anchor distT="0" distB="0" distL="0" distR="0" allowOverlap="1" layoutInCell="1" locked="0" behindDoc="1" simplePos="0" relativeHeight="487590400">
+          <wp:anchor distT="0" distB="0" distL="0" distR="0" simplePos="0" relativeHeight="487590400" behindDoc="1" locked="0" layoutInCell="1" allowOverlap="1" wp14:anchorId="53D623A3" wp14:editId="5921F5F6">
             <wp:simplePos x="0" y="0"/>
             <wp:positionH relativeFrom="page">
               <wp:posOffset>626744</wp:posOffset>
@@ -1227,17 +1207,17 @@
             <wp:wrapTopAndBottom/>
             <wp:docPr id="17" name="Image 17"/>
             <wp:cNvGraphicFramePr>
-              <a:graphicFrameLocks/>
+              <a:graphicFrameLocks xmlns:a="http://schemas.openxmlformats.org/drawingml/2006/main"/>
             </wp:cNvGraphicFramePr>
-            <a:graphic>
+            <a:graphic xmlns:a="http://schemas.openxmlformats.org/drawingml/2006/main">
               <a:graphicData uri="http://schemas.openxmlformats.org/drawingml/2006/picture">
-                <pic:pic>
+                <pic:pic xmlns:pic="http://schemas.openxmlformats.org/drawingml/2006/picture">
                   <pic:nvPicPr>
                     <pic:cNvPr id="17" name="Image 17"/>
                     <pic:cNvPicPr/>
                   </pic:nvPicPr>
                   <pic:blipFill>
-                    <a:blip r:embed="rId13" cstate="print"/>
+                    <a:blip r:embed="rId19" cstate="print"/>
                     <a:stretch>
                       <a:fillRect/>
                     </a:stretch>
@@ -1259,10 +1239,11 @@
       </w:r>
       <w:r>
         <w:rPr>
+          <w:noProof/>
           <w:sz w:val="19"/>
         </w:rPr>
         <w:drawing>
-          <wp:anchor distT="0" distB="0" distL="0" distR="0" allowOverlap="1" layoutInCell="1" locked="0" behindDoc="1" simplePos="0" relativeHeight="487590912">
+          <wp:anchor distT="0" distB="0" distL="0" distR="0" simplePos="0" relativeHeight="487590912" behindDoc="1" locked="0" layoutInCell="1" allowOverlap="1" wp14:anchorId="06E5BEBB" wp14:editId="36D2AFAD">
             <wp:simplePos x="0" y="0"/>
             <wp:positionH relativeFrom="page">
               <wp:posOffset>650640</wp:posOffset>
@@ -1275,17 +1256,17 @@
             <wp:wrapTopAndBottom/>
             <wp:docPr id="18" name="Image 18"/>
             <wp:cNvGraphicFramePr>
-              <a:graphicFrameLocks/>
+              <a:graphicFrameLocks xmlns:a="http://schemas.openxmlformats.org/drawingml/2006/main"/>
             </wp:cNvGraphicFramePr>
-            <a:graphic>
+            <a:graphic xmlns:a="http://schemas.openxmlformats.org/drawingml/2006/main">
               <a:graphicData uri="http://schemas.openxmlformats.org/drawingml/2006/picture">
-                <pic:pic>
+                <pic:pic xmlns:pic="http://schemas.openxmlformats.org/drawingml/2006/picture">
                   <pic:nvPicPr>
                     <pic:cNvPr id="18" name="Image 18"/>
                     <pic:cNvPicPr/>
                   </pic:nvPicPr>
                   <pic:blipFill>
-                    <a:blip r:embed="rId14" cstate="print"/>
+                    <a:blip r:embed="rId20" cstate="print"/>
                     <a:stretch>
                       <a:fillRect/>
                     </a:stretch>
@@ -1318,13 +1299,13 @@
     <w:p>
       <w:pPr>
         <w:pStyle w:val="BodyText"/>
-        <w:spacing w:after="0"/>
         <w:rPr>
           <w:sz w:val="10"/>
         </w:rPr>
         <w:sectPr>
           <w:pgSz w:w="11910" w:h="16840"/>
-          <w:pgMar w:header="14" w:footer="881" w:top="940" w:bottom="1120" w:left="850" w:right="992"/>
+          <w:pgMar w:top="940" w:right="992" w:bottom="1120" w:left="850" w:header="14" w:footer="881" w:gutter="0"/>
+          <w:cols w:space="720"/>
         </w:sectPr>
       </w:pPr>
     </w:p>
@@ -1334,14 +1315,14 @@
         <w:spacing w:before="80"/>
       </w:pPr>
       <w:r>
-        <w:rPr/>
+        <w:lastRenderedPageBreak/>
         <w:t>Output</w:t>
       </w:r>
       <w:r>
         <w:rPr>
           <w:spacing w:val="-3"/>
         </w:rPr>
-        <w:t> </w:t>
+        <w:t xml:space="preserve"> </w:t>
       </w:r>
       <w:r>
         <w:rPr>
@@ -1362,12 +1343,13 @@
       <w:r>
         <w:rPr>
           <w:b/>
+          <w:noProof/>
           <w:sz w:val="5"/>
         </w:rPr>
         <mc:AlternateContent>
-          <mc:Choice Requires="wps">
+          <mc:Choice Requires="wpg">
             <w:drawing>
-              <wp:anchor distT="0" distB="0" distL="0" distR="0" allowOverlap="1" layoutInCell="1" locked="0" behindDoc="1" simplePos="0" relativeHeight="487591424">
+              <wp:anchor distT="0" distB="0" distL="0" distR="0" simplePos="0" relativeHeight="487591424" behindDoc="1" locked="0" layoutInCell="1" allowOverlap="1" wp14:anchorId="4BAA4BF9" wp14:editId="5F317E46">
                 <wp:simplePos x="0" y="0"/>
                 <wp:positionH relativeFrom="page">
                   <wp:posOffset>619759</wp:posOffset>
@@ -1380,27 +1362,29 @@
                 <wp:wrapTopAndBottom/>
                 <wp:docPr id="19" name="Group 19"/>
                 <wp:cNvGraphicFramePr>
-                  <a:graphicFrameLocks/>
+                  <a:graphicFrameLocks xmlns:a="http://schemas.openxmlformats.org/drawingml/2006/main"/>
                 </wp:cNvGraphicFramePr>
-                <a:graphic>
+                <a:graphic xmlns:a="http://schemas.openxmlformats.org/drawingml/2006/main">
                   <a:graphicData uri="http://schemas.microsoft.com/office/word/2010/wordprocessingGroup">
                     <wpg:wgp>
-                      <wpg:cNvPr id="19" name="Group 19"/>
-                      <wpg:cNvGrpSpPr/>
+                      <wpg:cNvGrpSpPr>
+                        <a:grpSpLocks/>
+                      </wpg:cNvGrpSpPr>
                       <wpg:grpSpPr>
                         <a:xfrm>
                           <a:off x="0" y="0"/>
                           <a:ext cx="3832225" cy="1435735"/>
+                          <a:chOff x="0" y="0"/>
                           <a:chExt cx="3832225" cy="1435735"/>
                         </a:xfrm>
                       </wpg:grpSpPr>
-                      <pic:pic>
+                      <pic:pic xmlns:pic="http://schemas.openxmlformats.org/drawingml/2006/picture">
                         <pic:nvPicPr>
                           <pic:cNvPr id="20" name="Image 20"/>
                           <pic:cNvPicPr/>
                         </pic:nvPicPr>
                         <pic:blipFill>
-                          <a:blip r:embed="rId15" cstate="print"/>
+                          <a:blip r:embed="rId21" cstate="print"/>
                           <a:stretch>
                             <a:fillRect/>
                           </a:stretch>
@@ -1472,14 +1456,14 @@
           </mc:Choice>
           <mc:Fallback>
             <w:pict>
-              <v:group style="position:absolute;margin-left:48.799999pt;margin-top:4.309531pt;width:301.75pt;height:113.05pt;mso-position-horizontal-relative:page;mso-position-vertical-relative:paragraph;z-index:-15725056;mso-wrap-distance-left:0;mso-wrap-distance-right:0" id="docshapegroup14" coordorigin="976,86" coordsize="6035,2261">
-                <v:shape style="position:absolute;left:1069;top:155;width:5849;height:2169" type="#_x0000_t75" id="docshape15" stroked="false">
-                  <v:imagedata r:id="rId15" o:title=""/>
+              <v:group w14:anchorId="364DA5CA" id="Group 19" o:spid="_x0000_s1026" style="position:absolute;margin-left:48.8pt;margin-top:4.3pt;width:301.75pt;height:113.05pt;z-index:-15725056;mso-wrap-distance-left:0;mso-wrap-distance-right:0;mso-position-horizontal-relative:page" coordsize="38322,14357" o:gfxdata="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">
+                <v:shape id="Image 20" o:spid="_x0000_s1027" type="#_x0000_t75" style="position:absolute;left:592;top:442;width:37137;height:13769;visibility:visible;mso-wrap-style:square" o:gfxdata="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">
+                  <v:imagedata r:id="rId22" o:title=""/>
                 </v:shape>
-                <v:rect style="position:absolute;left:983;top:93;width:6020;height:2246" id="docshape16" filled="false" stroked="true" strokeweight=".75pt" strokecolor="#000000">
-                  <v:stroke dashstyle="solid"/>
-                </v:rect>
-                <w10:wrap type="topAndBottom"/>
+                <v:shape id="Graphic 21" o:spid="_x0000_s1028" style="position:absolute;left:47;top:47;width:38227;height:14262;visibility:visible;mso-wrap-style:square;v-text-anchor:top" coordsize="3822700,1426210" o:gfxdata="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" path="m,1426209r3822700,l3822700,,,,,1426209xe" filled="f" strokeweight=".26456mm">
+                  <v:path arrowok="t"/>
+                </v:shape>
+                <w10:wrap type="topAndBottom" anchorx="page"/>
               </v:group>
             </w:pict>
           </mc:Fallback>
@@ -1501,34 +1485,32 @@
         <w:ind w:left="144"/>
       </w:pPr>
       <w:r>
-        <w:rPr/>
         <w:t>2B.</w:t>
       </w:r>
       <w:r>
         <w:rPr>
           <w:spacing w:val="-1"/>
         </w:rPr>
-        <w:t> </w:t>
-      </w:r>
-      <w:r>
-        <w:rPr/>
+        <w:t xml:space="preserve"> </w:t>
+      </w:r>
+      <w:r>
         <w:t>With</w:t>
       </w:r>
       <w:r>
         <w:rPr>
           <w:spacing w:val="-8"/>
         </w:rPr>
-        <w:t> </w:t>
-      </w:r>
-      <w:r>
-        <w:rPr/>
+        <w:t xml:space="preserve"> </w:t>
+      </w:r>
+      <w:proofErr w:type="gramStart"/>
+      <w:r>
         <w:t>Synchronization</w:t>
       </w:r>
       <w:r>
         <w:rPr>
           <w:spacing w:val="-3"/>
         </w:rPr>
-        <w:t> </w:t>
+        <w:t xml:space="preserve"> </w:t>
       </w:r>
       <w:r>
         <w:rPr>
@@ -1536,6 +1518,7 @@
         </w:rPr>
         <w:t>:</w:t>
       </w:r>
+      <w:proofErr w:type="gramEnd"/>
     </w:p>
     <w:p>
       <w:pPr>
@@ -1555,10 +1538,11 @@
       </w:pPr>
       <w:r>
         <w:rPr>
+          <w:noProof/>
           <w:sz w:val="20"/>
         </w:rPr>
         <w:drawing>
-          <wp:anchor distT="0" distB="0" distL="0" distR="0" allowOverlap="1" layoutInCell="1" locked="0" behindDoc="1" simplePos="0" relativeHeight="487591936">
+          <wp:anchor distT="0" distB="0" distL="0" distR="0" simplePos="0" relativeHeight="487591936" behindDoc="1" locked="0" layoutInCell="1" allowOverlap="1" wp14:anchorId="08C63613" wp14:editId="371526EF">
             <wp:simplePos x="0" y="0"/>
             <wp:positionH relativeFrom="page">
               <wp:posOffset>636335</wp:posOffset>
@@ -1571,17 +1555,17 @@
             <wp:wrapTopAndBottom/>
             <wp:docPr id="22" name="Image 22"/>
             <wp:cNvGraphicFramePr>
-              <a:graphicFrameLocks/>
+              <a:graphicFrameLocks xmlns:a="http://schemas.openxmlformats.org/drawingml/2006/main"/>
             </wp:cNvGraphicFramePr>
-            <a:graphic>
+            <a:graphic xmlns:a="http://schemas.openxmlformats.org/drawingml/2006/main">
               <a:graphicData uri="http://schemas.openxmlformats.org/drawingml/2006/picture">
-                <pic:pic>
+                <pic:pic xmlns:pic="http://schemas.openxmlformats.org/drawingml/2006/picture">
                   <pic:nvPicPr>
                     <pic:cNvPr id="22" name="Image 22"/>
                     <pic:cNvPicPr/>
                   </pic:nvPicPr>
                   <pic:blipFill>
-                    <a:blip r:embed="rId16" cstate="print"/>
+                    <a:blip r:embed="rId23" cstate="print"/>
                     <a:stretch>
                       <a:fillRect/>
                     </a:stretch>
@@ -1603,10 +1587,11 @@
       </w:r>
       <w:r>
         <w:rPr>
+          <w:noProof/>
           <w:sz w:val="20"/>
         </w:rPr>
         <w:drawing>
-          <wp:anchor distT="0" distB="0" distL="0" distR="0" allowOverlap="1" layoutInCell="1" locked="0" behindDoc="1" simplePos="0" relativeHeight="487592448">
+          <wp:anchor distT="0" distB="0" distL="0" distR="0" simplePos="0" relativeHeight="487592448" behindDoc="1" locked="0" layoutInCell="1" allowOverlap="1" wp14:anchorId="418362DC" wp14:editId="68746910">
             <wp:simplePos x="0" y="0"/>
             <wp:positionH relativeFrom="page">
               <wp:posOffset>637360</wp:posOffset>
@@ -1619,17 +1604,17 @@
             <wp:wrapTopAndBottom/>
             <wp:docPr id="23" name="Image 23"/>
             <wp:cNvGraphicFramePr>
-              <a:graphicFrameLocks/>
+              <a:graphicFrameLocks xmlns:a="http://schemas.openxmlformats.org/drawingml/2006/main"/>
             </wp:cNvGraphicFramePr>
-            <a:graphic>
+            <a:graphic xmlns:a="http://schemas.openxmlformats.org/drawingml/2006/main">
               <a:graphicData uri="http://schemas.openxmlformats.org/drawingml/2006/picture">
-                <pic:pic>
+                <pic:pic xmlns:pic="http://schemas.openxmlformats.org/drawingml/2006/picture">
                   <pic:nvPicPr>
                     <pic:cNvPr id="23" name="Image 23"/>
                     <pic:cNvPicPr/>
                   </pic:nvPicPr>
                   <pic:blipFill>
-                    <a:blip r:embed="rId17" cstate="print"/>
+                    <a:blip r:embed="rId24" cstate="print"/>
                     <a:stretch>
                       <a:fillRect/>
                     </a:stretch>
@@ -1662,13 +1647,13 @@
     <w:p>
       <w:pPr>
         <w:pStyle w:val="BodyText"/>
-        <w:spacing w:after="0"/>
         <w:rPr>
           <w:sz w:val="13"/>
         </w:rPr>
         <w:sectPr>
           <w:pgSz w:w="11910" w:h="16840"/>
-          <w:pgMar w:header="14" w:footer="881" w:top="940" w:bottom="1120" w:left="850" w:right="992"/>
+          <w:pgMar w:top="940" w:right="992" w:bottom="1120" w:left="850" w:header="14" w:footer="881" w:gutter="0"/>
+          <w:cols w:space="720"/>
         </w:sectPr>
       </w:pPr>
     </w:p>
@@ -1683,33 +1668,33 @@
     </w:p>
     <w:p>
       <w:pPr>
-        <w:spacing w:line="240" w:lineRule="auto"/>
-        <w:ind w:left="291" w:right="0" w:firstLine="0"/>
+        <w:ind w:left="291"/>
         <w:rPr>
           <w:sz w:val="20"/>
         </w:rPr>
       </w:pPr>
       <w:r>
         <w:rPr>
+          <w:noProof/>
           <w:sz w:val="20"/>
         </w:rPr>
         <w:drawing>
-          <wp:inline distT="0" distB="0" distL="0" distR="0">
+          <wp:inline distT="0" distB="0" distL="0" distR="0" wp14:anchorId="54EF6E2B" wp14:editId="00623BEB">
             <wp:extent cx="3249252" cy="1604772"/>
             <wp:effectExtent l="0" t="0" r="0" b="0"/>
             <wp:docPr id="24" name="Image 24"/>
             <wp:cNvGraphicFramePr>
-              <a:graphicFrameLocks/>
+              <a:graphicFrameLocks xmlns:a="http://schemas.openxmlformats.org/drawingml/2006/main"/>
             </wp:cNvGraphicFramePr>
-            <a:graphic>
+            <a:graphic xmlns:a="http://schemas.openxmlformats.org/drawingml/2006/main">
               <a:graphicData uri="http://schemas.openxmlformats.org/drawingml/2006/picture">
-                <pic:pic>
+                <pic:pic xmlns:pic="http://schemas.openxmlformats.org/drawingml/2006/picture">
                   <pic:nvPicPr>
                     <pic:cNvPr id="24" name="Image 24"/>
                     <pic:cNvPicPr/>
                   </pic:nvPicPr>
                   <pic:blipFill>
-                    <a:blip r:embed="rId18" cstate="print"/>
+                    <a:blip r:embed="rId25" cstate="print"/>
                     <a:stretch>
                       <a:fillRect/>
                     </a:stretch>
@@ -1729,11 +1714,6 @@
           </wp:inline>
         </w:drawing>
       </w:r>
-      <w:r>
-        <w:rPr>
-          <w:sz w:val="20"/>
-        </w:rPr>
-      </w:r>
     </w:p>
     <w:p>
       <w:pPr>
@@ -1752,14 +1732,13 @@
         <w:spacing w:before="1"/>
       </w:pPr>
       <w:r>
-        <w:rPr/>
         <w:t>Output</w:t>
       </w:r>
       <w:r>
         <w:rPr>
           <w:spacing w:val="-4"/>
         </w:rPr>
-        <w:t> </w:t>
+        <w:t xml:space="preserve"> </w:t>
       </w:r>
       <w:r>
         <w:rPr>
@@ -1780,12 +1759,13 @@
       <w:r>
         <w:rPr>
           <w:b/>
+          <w:noProof/>
           <w:sz w:val="3"/>
         </w:rPr>
         <mc:AlternateContent>
-          <mc:Choice Requires="wps">
+          <mc:Choice Requires="wpg">
             <w:drawing>
-              <wp:anchor distT="0" distB="0" distL="0" distR="0" allowOverlap="1" layoutInCell="1" locked="0" behindDoc="1" simplePos="0" relativeHeight="487592960">
+              <wp:anchor distT="0" distB="0" distL="0" distR="0" simplePos="0" relativeHeight="487592960" behindDoc="1" locked="0" layoutInCell="1" allowOverlap="1" wp14:anchorId="53A1671C" wp14:editId="71FD749D">
                 <wp:simplePos x="0" y="0"/>
                 <wp:positionH relativeFrom="page">
                   <wp:posOffset>634365</wp:posOffset>
@@ -1798,27 +1778,29 @@
                 <wp:wrapTopAndBottom/>
                 <wp:docPr id="25" name="Group 25"/>
                 <wp:cNvGraphicFramePr>
-                  <a:graphicFrameLocks/>
+                  <a:graphicFrameLocks xmlns:a="http://schemas.openxmlformats.org/drawingml/2006/main"/>
                 </wp:cNvGraphicFramePr>
-                <a:graphic>
+                <a:graphic xmlns:a="http://schemas.openxmlformats.org/drawingml/2006/main">
                   <a:graphicData uri="http://schemas.microsoft.com/office/word/2010/wordprocessingGroup">
                     <wpg:wgp>
-                      <wpg:cNvPr id="25" name="Group 25"/>
-                      <wpg:cNvGrpSpPr/>
+                      <wpg:cNvGrpSpPr>
+                        <a:grpSpLocks/>
+                      </wpg:cNvGrpSpPr>
                       <wpg:grpSpPr>
                         <a:xfrm>
                           <a:off x="0" y="0"/>
                           <a:ext cx="4604385" cy="1900555"/>
+                          <a:chOff x="0" y="0"/>
                           <a:chExt cx="4604385" cy="1900555"/>
                         </a:xfrm>
                       </wpg:grpSpPr>
-                      <pic:pic>
+                      <pic:pic xmlns:pic="http://schemas.openxmlformats.org/drawingml/2006/picture">
                         <pic:nvPicPr>
                           <pic:cNvPr id="26" name="Image 26"/>
                           <pic:cNvPicPr/>
                         </pic:nvPicPr>
                         <pic:blipFill>
-                          <a:blip r:embed="rId19" cstate="print"/>
+                          <a:blip r:embed="rId26" cstate="print"/>
                           <a:stretch>
                             <a:fillRect/>
                           </a:stretch>
@@ -1890,14 +1872,14 @@
           </mc:Choice>
           <mc:Fallback>
             <w:pict>
-              <v:group style="position:absolute;margin-left:49.950001pt;margin-top:3.498516pt;width:362.55pt;height:149.65pt;mso-position-horizontal-relative:page;mso-position-vertical-relative:paragraph;z-index:-15723520;mso-wrap-distance-left:0;mso-wrap-distance-right:0" id="docshapegroup17" coordorigin="999,70" coordsize="7251,2993">
-                <v:shape style="position:absolute;left:1059;top:148;width:6975;height:2763" type="#_x0000_t75" id="docshape18" stroked="false">
-                  <v:imagedata r:id="rId19" o:title=""/>
+              <v:group w14:anchorId="3FAF7154" id="Group 25" o:spid="_x0000_s1026" style="position:absolute;margin-left:49.95pt;margin-top:3.5pt;width:362.55pt;height:149.65pt;z-index:-15723520;mso-wrap-distance-left:0;mso-wrap-distance-right:0;mso-position-horizontal-relative:page" coordsize="46043,19005" o:gfxdata="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">
+                <v:shape id="Image 26" o:spid="_x0000_s1027" type="#_x0000_t75" style="position:absolute;left:384;top:501;width:44290;height:17541;visibility:visible;mso-wrap-style:square" o:gfxdata="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">
+                  <v:imagedata r:id="rId27" o:title=""/>
                 </v:shape>
-                <v:rect style="position:absolute;left:1006;top:77;width:7236;height:2978" id="docshape19" filled="false" stroked="true" strokeweight=".75pt" strokecolor="#000000">
-                  <v:stroke dashstyle="solid"/>
-                </v:rect>
-                <w10:wrap type="topAndBottom"/>
+                <v:shape id="Graphic 27" o:spid="_x0000_s1028" style="position:absolute;left:47;top:47;width:45949;height:18910;visibility:visible;mso-wrap-style:square;v-text-anchor:top" coordsize="4594860,1891030" o:gfxdata="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" path="m,1891029r4594860,l4594860,,,,,1891029xe" filled="f" strokeweight=".26456mm">
+                  <v:path arrowok="t"/>
+                </v:shape>
+                <w10:wrap type="topAndBottom" anchorx="page"/>
               </v:group>
             </w:pict>
           </mc:Fallback>
@@ -1915,21 +1897,1357 @@
     </w:p>
     <w:p>
       <w:pPr>
+        <w:pStyle w:val="BodyText"/>
+        <w:spacing w:before="183"/>
+        <w:rPr>
+          <w:b/>
+        </w:rPr>
+      </w:pPr>
+    </w:p>
+    <w:p>
+      <w:pPr>
+        <w:pStyle w:val="BodyText"/>
+        <w:spacing w:before="183"/>
+        <w:rPr>
+          <w:b/>
+        </w:rPr>
+      </w:pPr>
+    </w:p>
+    <w:p>
+      <w:pPr>
+        <w:pStyle w:val="BodyText"/>
+        <w:spacing w:before="183"/>
+        <w:rPr>
+          <w:b/>
+        </w:rPr>
+      </w:pPr>
+    </w:p>
+    <w:p>
+      <w:pPr>
+        <w:pStyle w:val="BodyText"/>
+        <w:spacing w:before="183"/>
+        <w:rPr>
+          <w:b/>
+        </w:rPr>
+      </w:pPr>
+    </w:p>
+    <w:p>
+      <w:pPr>
+        <w:pStyle w:val="BodyText"/>
+        <w:spacing w:before="183"/>
+        <w:rPr>
+          <w:b/>
+        </w:rPr>
+      </w:pPr>
+    </w:p>
+    <w:p>
+      <w:pPr>
+        <w:pStyle w:val="BodyText"/>
+        <w:spacing w:before="183"/>
+        <w:rPr>
+          <w:b/>
+        </w:rPr>
+      </w:pPr>
+    </w:p>
+    <w:p>
+      <w:pPr>
+        <w:pStyle w:val="BodyText"/>
+        <w:spacing w:before="183"/>
+        <w:rPr>
+          <w:b/>
+        </w:rPr>
+      </w:pPr>
+    </w:p>
+    <w:p>
+      <w:pPr>
+        <w:pStyle w:val="BodyText"/>
+        <w:spacing w:before="183"/>
+        <w:rPr>
+          <w:b/>
+        </w:rPr>
+      </w:pPr>
+    </w:p>
+    <w:p>
+      <w:pPr>
+        <w:pStyle w:val="BodyText"/>
+        <w:spacing w:before="183"/>
+        <w:rPr>
+          <w:b/>
+        </w:rPr>
+      </w:pPr>
+    </w:p>
+    <w:p>
+      <w:pPr>
+        <w:pStyle w:val="BodyText"/>
+        <w:spacing w:before="183"/>
+        <w:rPr>
+          <w:b/>
+        </w:rPr>
+      </w:pPr>
+    </w:p>
+    <w:p>
+      <w:pPr>
+        <w:pStyle w:val="BodyText"/>
+        <w:spacing w:before="183"/>
+        <w:rPr>
+          <w:b/>
+        </w:rPr>
+      </w:pPr>
+    </w:p>
+    <w:p>
+      <w:pPr>
+        <w:pStyle w:val="BodyText"/>
+        <w:spacing w:before="183"/>
+        <w:rPr>
+          <w:b/>
+        </w:rPr>
+      </w:pPr>
+    </w:p>
+    <w:p>
+      <w:pPr>
+        <w:pStyle w:val="BodyText"/>
+        <w:spacing w:before="183"/>
+        <w:rPr>
+          <w:b/>
+        </w:rPr>
+      </w:pPr>
+    </w:p>
+    <w:p>
+      <w:pPr>
+        <w:pStyle w:val="BodyText"/>
+        <w:spacing w:before="183"/>
+        <w:rPr>
+          <w:b/>
+        </w:rPr>
+      </w:pPr>
+    </w:p>
+    <w:p>
+      <w:pPr>
+        <w:pStyle w:val="BodyText"/>
+        <w:spacing w:before="183"/>
+        <w:rPr>
+          <w:b/>
+        </w:rPr>
+      </w:pPr>
+    </w:p>
+    <w:p>
+      <w:pPr>
+        <w:pStyle w:val="BodyText"/>
+        <w:spacing w:before="183"/>
+        <w:rPr>
+          <w:b/>
+        </w:rPr>
+      </w:pPr>
+    </w:p>
+    <w:p>
+      <w:pPr>
+        <w:pStyle w:val="BodyText"/>
+        <w:spacing w:before="183"/>
+        <w:jc w:val="center"/>
+        <w:rPr>
+          <w:b/>
+          <w:sz w:val="28"/>
+          <w:szCs w:val="28"/>
+          <w:u w:val="single"/>
+        </w:rPr>
+      </w:pPr>
+      <w:r>
+        <w:rPr>
+          <w:b/>
+          <w:sz w:val="28"/>
+          <w:szCs w:val="28"/>
+          <w:u w:val="single"/>
+        </w:rPr>
+        <w:lastRenderedPageBreak/>
+        <w:t xml:space="preserve">PART </w:t>
+      </w:r>
+      <w:r>
+        <w:rPr>
+          <w:b/>
+          <w:sz w:val="28"/>
+          <w:szCs w:val="28"/>
+          <w:u w:val="single"/>
+        </w:rPr>
+        <w:t>–</w:t>
+      </w:r>
+      <w:r>
+        <w:rPr>
+          <w:b/>
+          <w:sz w:val="28"/>
+          <w:szCs w:val="28"/>
+          <w:u w:val="single"/>
+        </w:rPr>
+        <w:t xml:space="preserve"> B</w:t>
+      </w:r>
+    </w:p>
+    <w:p>
+      <w:pPr>
+        <w:pStyle w:val="BodyText"/>
+        <w:spacing w:before="183"/>
+        <w:rPr>
+          <w:b/>
+          <w:sz w:val="28"/>
+          <w:szCs w:val="28"/>
+          <w:u w:val="single"/>
+        </w:rPr>
+      </w:pPr>
+    </w:p>
+    <w:p>
+      <w:pPr>
+        <w:pStyle w:val="BodyText"/>
+        <w:numPr>
+          <w:ilvl w:val="0"/>
+          <w:numId w:val="2"/>
+        </w:numPr>
+        <w:spacing w:before="183"/>
+        <w:rPr>
+          <w:b/>
+          <w:sz w:val="28"/>
+          <w:szCs w:val="28"/>
+          <w:u w:val="single"/>
+        </w:rPr>
+      </w:pPr>
+      <w:r>
+        <w:rPr>
+          <w:b/>
+          <w:sz w:val="28"/>
+          <w:szCs w:val="28"/>
+          <w:u w:val="single"/>
+        </w:rPr>
+        <w:t>AccountWorker.java</w:t>
+      </w:r>
+    </w:p>
+    <w:p>
+      <w:pPr>
+        <w:rPr>
+          <w:lang w:val="en-IN" w:eastAsia="en-IN"/>
+        </w:rPr>
+      </w:pPr>
+      <w:r>
+        <w:rPr>
+          <w:lang w:val="en-IN" w:eastAsia="en-IN"/>
+        </w:rPr>
+        <w:t>package service;</w:t>
+      </w:r>
+    </w:p>
+    <w:p>
+      <w:pPr>
+        <w:rPr>
+          <w:lang w:val="en-IN" w:eastAsia="en-IN"/>
+        </w:rPr>
+      </w:pPr>
+    </w:p>
+    <w:p>
+      <w:pPr>
+        <w:rPr>
+          <w:lang w:val="en-IN" w:eastAsia="en-IN"/>
+        </w:rPr>
+      </w:pPr>
+      <w:r>
+        <w:rPr>
+          <w:lang w:val="en-IN" w:eastAsia="en-IN"/>
+        </w:rPr>
+        <w:t xml:space="preserve">import </w:t>
+      </w:r>
+      <w:proofErr w:type="spellStart"/>
+      <w:proofErr w:type="gramStart"/>
+      <w:r>
+        <w:rPr>
+          <w:lang w:val="en-IN" w:eastAsia="en-IN"/>
+        </w:rPr>
+        <w:t>exception.InvalidAmountException</w:t>
+      </w:r>
+      <w:proofErr w:type="spellEnd"/>
+      <w:proofErr w:type="gramEnd"/>
+      <w:r>
+        <w:rPr>
+          <w:lang w:val="en-IN" w:eastAsia="en-IN"/>
+        </w:rPr>
+        <w:t>;</w:t>
+      </w:r>
+    </w:p>
+    <w:p>
+      <w:pPr>
+        <w:rPr>
+          <w:lang w:val="en-IN" w:eastAsia="en-IN"/>
+        </w:rPr>
+      </w:pPr>
+      <w:r>
+        <w:rPr>
+          <w:lang w:val="en-IN" w:eastAsia="en-IN"/>
+        </w:rPr>
+        <w:t xml:space="preserve">import </w:t>
+      </w:r>
+      <w:proofErr w:type="spellStart"/>
+      <w:proofErr w:type="gramStart"/>
+      <w:r>
+        <w:rPr>
+          <w:lang w:val="en-IN" w:eastAsia="en-IN"/>
+        </w:rPr>
+        <w:t>model.Account</w:t>
+      </w:r>
+      <w:proofErr w:type="spellEnd"/>
+      <w:proofErr w:type="gramEnd"/>
+      <w:r>
+        <w:rPr>
+          <w:lang w:val="en-IN" w:eastAsia="en-IN"/>
+        </w:rPr>
+        <w:t>;</w:t>
+      </w:r>
+    </w:p>
+    <w:p>
+      <w:pPr>
+        <w:rPr>
+          <w:lang w:val="en-IN" w:eastAsia="en-IN"/>
+        </w:rPr>
+      </w:pPr>
+    </w:p>
+    <w:p>
+      <w:pPr>
+        <w:rPr>
+          <w:lang w:val="en-IN" w:eastAsia="en-IN"/>
+        </w:rPr>
+      </w:pPr>
+      <w:r>
+        <w:rPr>
+          <w:lang w:val="en-IN" w:eastAsia="en-IN"/>
+        </w:rPr>
+        <w:t xml:space="preserve">public class </w:t>
+      </w:r>
+      <w:proofErr w:type="spellStart"/>
+      <w:r>
+        <w:rPr>
+          <w:lang w:val="en-IN" w:eastAsia="en-IN"/>
+        </w:rPr>
+        <w:t>AccountWorker</w:t>
+      </w:r>
+      <w:proofErr w:type="spellEnd"/>
+      <w:r>
+        <w:rPr>
+          <w:lang w:val="en-IN" w:eastAsia="en-IN"/>
+        </w:rPr>
+        <w:t xml:space="preserve"> implements Runnable {</w:t>
+      </w:r>
+    </w:p>
+    <w:p>
+      <w:pPr>
+        <w:rPr>
+          <w:lang w:val="en-IN" w:eastAsia="en-IN"/>
+        </w:rPr>
+      </w:pPr>
+    </w:p>
+    <w:p>
+      <w:pPr>
+        <w:rPr>
+          <w:lang w:val="en-IN" w:eastAsia="en-IN"/>
+        </w:rPr>
+      </w:pPr>
+      <w:r>
+        <w:rPr>
+          <w:lang w:val="en-IN" w:eastAsia="en-IN"/>
+        </w:rPr>
+        <w:t xml:space="preserve">    private final Account </w:t>
+      </w:r>
+      <w:proofErr w:type="spellStart"/>
+      <w:r>
+        <w:rPr>
+          <w:lang w:val="en-IN" w:eastAsia="en-IN"/>
+        </w:rPr>
+        <w:t>account</w:t>
+      </w:r>
+      <w:proofErr w:type="spellEnd"/>
+      <w:r>
+        <w:rPr>
+          <w:lang w:val="en-IN" w:eastAsia="en-IN"/>
+        </w:rPr>
+        <w:t>;</w:t>
+      </w:r>
+    </w:p>
+    <w:p>
+      <w:pPr>
+        <w:rPr>
+          <w:lang w:val="en-IN" w:eastAsia="en-IN"/>
+        </w:rPr>
+      </w:pPr>
+      <w:r>
+        <w:rPr>
+          <w:lang w:val="en-IN" w:eastAsia="en-IN"/>
+        </w:rPr>
+        <w:t>    private final int times;</w:t>
+      </w:r>
+    </w:p>
+    <w:p>
+      <w:pPr>
+        <w:rPr>
+          <w:lang w:val="en-IN" w:eastAsia="en-IN"/>
+        </w:rPr>
+      </w:pPr>
+      <w:r>
+        <w:rPr>
+          <w:lang w:val="en-IN" w:eastAsia="en-IN"/>
+        </w:rPr>
+        <w:t>    private final long amount;</w:t>
+      </w:r>
+    </w:p>
+    <w:p>
+      <w:pPr>
+        <w:rPr>
+          <w:lang w:val="en-IN" w:eastAsia="en-IN"/>
+        </w:rPr>
+      </w:pPr>
+    </w:p>
+    <w:p>
+      <w:pPr>
+        <w:rPr>
+          <w:lang w:val="en-IN" w:eastAsia="en-IN"/>
+        </w:rPr>
+      </w:pPr>
+      <w:r>
+        <w:rPr>
+          <w:lang w:val="en-IN" w:eastAsia="en-IN"/>
+        </w:rPr>
+        <w:t xml:space="preserve">    public </w:t>
+      </w:r>
+      <w:proofErr w:type="spellStart"/>
+      <w:proofErr w:type="gramStart"/>
+      <w:r>
+        <w:rPr>
+          <w:lang w:val="en-IN" w:eastAsia="en-IN"/>
+        </w:rPr>
+        <w:t>AccountWorker</w:t>
+      </w:r>
+      <w:proofErr w:type="spellEnd"/>
+      <w:r>
+        <w:rPr>
+          <w:lang w:val="en-IN" w:eastAsia="en-IN"/>
+        </w:rPr>
+        <w:t>(</w:t>
+      </w:r>
+      <w:proofErr w:type="gramEnd"/>
+      <w:r>
+        <w:rPr>
+          <w:lang w:val="en-IN" w:eastAsia="en-IN"/>
+        </w:rPr>
+        <w:t>Account account, int times, long amount) {</w:t>
+      </w:r>
+    </w:p>
+    <w:p>
+      <w:pPr>
+        <w:rPr>
+          <w:lang w:val="en-IN" w:eastAsia="en-IN"/>
+        </w:rPr>
+      </w:pPr>
+      <w:r>
+        <w:rPr>
+          <w:lang w:val="en-IN" w:eastAsia="en-IN"/>
+        </w:rPr>
+        <w:t xml:space="preserve">        </w:t>
+      </w:r>
+      <w:proofErr w:type="spellStart"/>
+      <w:proofErr w:type="gramStart"/>
+      <w:r>
+        <w:rPr>
+          <w:lang w:val="en-IN" w:eastAsia="en-IN"/>
+        </w:rPr>
+        <w:t>this.account</w:t>
+      </w:r>
+      <w:proofErr w:type="spellEnd"/>
+      <w:proofErr w:type="gramEnd"/>
+      <w:r>
+        <w:rPr>
+          <w:lang w:val="en-IN" w:eastAsia="en-IN"/>
+        </w:rPr>
+        <w:t xml:space="preserve"> = account;</w:t>
+      </w:r>
+    </w:p>
+    <w:p>
+      <w:pPr>
+        <w:rPr>
+          <w:lang w:val="en-IN" w:eastAsia="en-IN"/>
+        </w:rPr>
+      </w:pPr>
+      <w:r>
+        <w:rPr>
+          <w:lang w:val="en-IN" w:eastAsia="en-IN"/>
+        </w:rPr>
+        <w:t xml:space="preserve">        </w:t>
+      </w:r>
+      <w:proofErr w:type="spellStart"/>
+      <w:proofErr w:type="gramStart"/>
+      <w:r>
+        <w:rPr>
+          <w:lang w:val="en-IN" w:eastAsia="en-IN"/>
+        </w:rPr>
+        <w:t>this.times</w:t>
+      </w:r>
+      <w:proofErr w:type="spellEnd"/>
+      <w:proofErr w:type="gramEnd"/>
+      <w:r>
+        <w:rPr>
+          <w:lang w:val="en-IN" w:eastAsia="en-IN"/>
+        </w:rPr>
+        <w:t xml:space="preserve"> = times;</w:t>
+      </w:r>
+    </w:p>
+    <w:p>
+      <w:pPr>
+        <w:rPr>
+          <w:lang w:val="en-IN" w:eastAsia="en-IN"/>
+        </w:rPr>
+      </w:pPr>
+      <w:r>
+        <w:rPr>
+          <w:lang w:val="en-IN" w:eastAsia="en-IN"/>
+        </w:rPr>
+        <w:t xml:space="preserve">        </w:t>
+      </w:r>
+      <w:proofErr w:type="spellStart"/>
+      <w:proofErr w:type="gramStart"/>
+      <w:r>
+        <w:rPr>
+          <w:lang w:val="en-IN" w:eastAsia="en-IN"/>
+        </w:rPr>
+        <w:t>this.amount</w:t>
+      </w:r>
+      <w:proofErr w:type="spellEnd"/>
+      <w:proofErr w:type="gramEnd"/>
+      <w:r>
+        <w:rPr>
+          <w:lang w:val="en-IN" w:eastAsia="en-IN"/>
+        </w:rPr>
+        <w:t xml:space="preserve"> = amount;</w:t>
+      </w:r>
+    </w:p>
+    <w:p>
+      <w:pPr>
+        <w:rPr>
+          <w:lang w:val="en-IN" w:eastAsia="en-IN"/>
+        </w:rPr>
+      </w:pPr>
+      <w:r>
+        <w:rPr>
+          <w:lang w:val="en-IN" w:eastAsia="en-IN"/>
+        </w:rPr>
+        <w:t>    }</w:t>
+      </w:r>
+    </w:p>
+    <w:p>
+      <w:pPr>
+        <w:rPr>
+          <w:lang w:val="en-IN" w:eastAsia="en-IN"/>
+        </w:rPr>
+      </w:pPr>
+    </w:p>
+    <w:p>
+      <w:pPr>
+        <w:rPr>
+          <w:lang w:val="en-IN" w:eastAsia="en-IN"/>
+        </w:rPr>
+      </w:pPr>
+      <w:r>
+        <w:rPr>
+          <w:lang w:val="en-IN" w:eastAsia="en-IN"/>
+        </w:rPr>
+        <w:t>    @Override</w:t>
+      </w:r>
+    </w:p>
+    <w:p>
+      <w:pPr>
+        <w:rPr>
+          <w:lang w:val="en-IN" w:eastAsia="en-IN"/>
+        </w:rPr>
+      </w:pPr>
+      <w:r>
+        <w:rPr>
+          <w:lang w:val="en-IN" w:eastAsia="en-IN"/>
+        </w:rPr>
+        <w:t xml:space="preserve">    public void </w:t>
+      </w:r>
+      <w:proofErr w:type="gramStart"/>
+      <w:r>
+        <w:rPr>
+          <w:lang w:val="en-IN" w:eastAsia="en-IN"/>
+        </w:rPr>
+        <w:t>run(</w:t>
+      </w:r>
+      <w:proofErr w:type="gramEnd"/>
+      <w:r>
+        <w:rPr>
+          <w:lang w:val="en-IN" w:eastAsia="en-IN"/>
+        </w:rPr>
+        <w:t>) {</w:t>
+      </w:r>
+    </w:p>
+    <w:p>
+      <w:pPr>
+        <w:rPr>
+          <w:lang w:val="en-IN" w:eastAsia="en-IN"/>
+        </w:rPr>
+      </w:pPr>
+      <w:r>
+        <w:rPr>
+          <w:lang w:val="en-IN" w:eastAsia="en-IN"/>
+        </w:rPr>
+        <w:t xml:space="preserve">        </w:t>
+      </w:r>
+      <w:proofErr w:type="spellStart"/>
+      <w:r>
+        <w:rPr>
+          <w:lang w:val="en-IN" w:eastAsia="en-IN"/>
+        </w:rPr>
+        <w:t>System.out.println</w:t>
+      </w:r>
+      <w:proofErr w:type="spellEnd"/>
+      <w:r>
+        <w:rPr>
+          <w:lang w:val="en-IN" w:eastAsia="en-IN"/>
+        </w:rPr>
+        <w:t>(</w:t>
+      </w:r>
+      <w:proofErr w:type="spellStart"/>
+      <w:r>
+        <w:rPr>
+          <w:lang w:val="en-IN" w:eastAsia="en-IN"/>
+        </w:rPr>
+        <w:t>Thread.currentThread</w:t>
+      </w:r>
+      <w:proofErr w:type="spellEnd"/>
+      <w:r>
+        <w:rPr>
+          <w:lang w:val="en-IN" w:eastAsia="en-IN"/>
+        </w:rPr>
+        <w:t>(</w:t>
+      </w:r>
+      <w:proofErr w:type="gramStart"/>
+      <w:r>
+        <w:rPr>
+          <w:lang w:val="en-IN" w:eastAsia="en-IN"/>
+        </w:rPr>
+        <w:t>).</w:t>
+      </w:r>
+      <w:proofErr w:type="spellStart"/>
+      <w:r>
+        <w:rPr>
+          <w:lang w:val="en-IN" w:eastAsia="en-IN"/>
+        </w:rPr>
+        <w:t>getName</w:t>
+      </w:r>
+      <w:proofErr w:type="spellEnd"/>
+      <w:proofErr w:type="gramEnd"/>
+      <w:r>
+        <w:rPr>
+          <w:lang w:val="en-IN" w:eastAsia="en-IN"/>
+        </w:rPr>
+        <w:t>() + " started");</w:t>
+      </w:r>
+    </w:p>
+    <w:p>
+      <w:pPr>
+        <w:rPr>
+          <w:lang w:val="en-IN" w:eastAsia="en-IN"/>
+        </w:rPr>
+      </w:pPr>
+      <w:r>
+        <w:rPr>
+          <w:lang w:val="en-IN" w:eastAsia="en-IN"/>
+        </w:rPr>
+        <w:t xml:space="preserve">        for (int </w:t>
+      </w:r>
+      <w:proofErr w:type="spellStart"/>
+      <w:r>
+        <w:rPr>
+          <w:lang w:val="en-IN" w:eastAsia="en-IN"/>
+        </w:rPr>
+        <w:t>i</w:t>
+      </w:r>
+      <w:proofErr w:type="spellEnd"/>
+      <w:r>
+        <w:rPr>
+          <w:lang w:val="en-IN" w:eastAsia="en-IN"/>
+        </w:rPr>
+        <w:t xml:space="preserve"> = 0; </w:t>
+      </w:r>
+      <w:proofErr w:type="spellStart"/>
+      <w:r>
+        <w:rPr>
+          <w:lang w:val="en-IN" w:eastAsia="en-IN"/>
+        </w:rPr>
+        <w:t>i</w:t>
+      </w:r>
+      <w:proofErr w:type="spellEnd"/>
+      <w:r>
+        <w:rPr>
+          <w:lang w:val="en-IN" w:eastAsia="en-IN"/>
+        </w:rPr>
+        <w:t xml:space="preserve"> &lt; times; </w:t>
+      </w:r>
+      <w:proofErr w:type="spellStart"/>
+      <w:r>
+        <w:rPr>
+          <w:lang w:val="en-IN" w:eastAsia="en-IN"/>
+        </w:rPr>
+        <w:t>i</w:t>
+      </w:r>
+      <w:proofErr w:type="spellEnd"/>
+      <w:r>
+        <w:rPr>
+          <w:lang w:val="en-IN" w:eastAsia="en-IN"/>
+        </w:rPr>
+        <w:t>+</w:t>
+      </w:r>
+      <w:proofErr w:type="gramStart"/>
+      <w:r>
+        <w:rPr>
+          <w:lang w:val="en-IN" w:eastAsia="en-IN"/>
+        </w:rPr>
+        <w:t>+)try</w:t>
+      </w:r>
+      <w:proofErr w:type="gramEnd"/>
+      <w:r>
+        <w:rPr>
+          <w:lang w:val="en-IN" w:eastAsia="en-IN"/>
+        </w:rPr>
+        <w:t xml:space="preserve"> {</w:t>
+      </w:r>
+    </w:p>
+    <w:p>
+      <w:pPr>
+        <w:rPr>
+          <w:lang w:val="en-IN" w:eastAsia="en-IN"/>
+        </w:rPr>
+      </w:pPr>
+      <w:r>
+        <w:rPr>
+          <w:lang w:val="en-IN" w:eastAsia="en-IN"/>
+        </w:rPr>
+        <w:t xml:space="preserve">            </w:t>
+      </w:r>
+      <w:proofErr w:type="spellStart"/>
+      <w:proofErr w:type="gramStart"/>
+      <w:r>
+        <w:rPr>
+          <w:lang w:val="en-IN" w:eastAsia="en-IN"/>
+        </w:rPr>
+        <w:t>account.deposit</w:t>
+      </w:r>
+      <w:proofErr w:type="spellEnd"/>
+      <w:proofErr w:type="gramEnd"/>
+      <w:r>
+        <w:rPr>
+          <w:lang w:val="en-IN" w:eastAsia="en-IN"/>
+        </w:rPr>
+        <w:t>(amount);</w:t>
+      </w:r>
+    </w:p>
+    <w:p>
+      <w:pPr>
+        <w:rPr>
+          <w:lang w:val="en-IN" w:eastAsia="en-IN"/>
+        </w:rPr>
+      </w:pPr>
+      <w:r>
+        <w:rPr>
+          <w:lang w:val="en-IN" w:eastAsia="en-IN"/>
+        </w:rPr>
+        <w:t>        } catch (</w:t>
+      </w:r>
+      <w:proofErr w:type="spellStart"/>
+      <w:r>
+        <w:rPr>
+          <w:lang w:val="en-IN" w:eastAsia="en-IN"/>
+        </w:rPr>
+        <w:t>InvalidAmountException</w:t>
+      </w:r>
+      <w:proofErr w:type="spellEnd"/>
+      <w:r>
+        <w:rPr>
+          <w:lang w:val="en-IN" w:eastAsia="en-IN"/>
+        </w:rPr>
+        <w:t xml:space="preserve"> e) {</w:t>
+      </w:r>
+    </w:p>
+    <w:p>
+      <w:pPr>
+        <w:rPr>
+          <w:lang w:val="en-IN" w:eastAsia="en-IN"/>
+        </w:rPr>
+      </w:pPr>
+      <w:r>
+        <w:rPr>
+          <w:lang w:val="en-IN" w:eastAsia="en-IN"/>
+        </w:rPr>
+        <w:t xml:space="preserve">            </w:t>
+      </w:r>
+      <w:proofErr w:type="spellStart"/>
+      <w:r>
+        <w:rPr>
+          <w:lang w:val="en-IN" w:eastAsia="en-IN"/>
+        </w:rPr>
+        <w:t>System.err.println</w:t>
+      </w:r>
+      <w:proofErr w:type="spellEnd"/>
+      <w:r>
+        <w:rPr>
+          <w:lang w:val="en-IN" w:eastAsia="en-IN"/>
+        </w:rPr>
+        <w:t xml:space="preserve">("Worker error: " + </w:t>
+      </w:r>
+      <w:proofErr w:type="spellStart"/>
+      <w:proofErr w:type="gramStart"/>
+      <w:r>
+        <w:rPr>
+          <w:lang w:val="en-IN" w:eastAsia="en-IN"/>
+        </w:rPr>
+        <w:t>e.getMessage</w:t>
+      </w:r>
+      <w:proofErr w:type="spellEnd"/>
+      <w:proofErr w:type="gramEnd"/>
+      <w:r>
+        <w:rPr>
+          <w:lang w:val="en-IN" w:eastAsia="en-IN"/>
+        </w:rPr>
+        <w:t>());</w:t>
+      </w:r>
+    </w:p>
+    <w:p>
+      <w:pPr>
+        <w:rPr>
+          <w:lang w:val="en-IN" w:eastAsia="en-IN"/>
+        </w:rPr>
+      </w:pPr>
+      <w:r>
+        <w:rPr>
+          <w:lang w:val="en-IN" w:eastAsia="en-IN"/>
+        </w:rPr>
+        <w:t>            return;</w:t>
+      </w:r>
+    </w:p>
+    <w:p>
+      <w:pPr>
+        <w:rPr>
+          <w:lang w:val="en-IN" w:eastAsia="en-IN"/>
+        </w:rPr>
+      </w:pPr>
+      <w:r>
+        <w:rPr>
+          <w:lang w:val="en-IN" w:eastAsia="en-IN"/>
+        </w:rPr>
+        <w:t>        }</w:t>
+      </w:r>
+    </w:p>
+    <w:p>
+      <w:pPr>
+        <w:rPr>
+          <w:lang w:val="en-IN" w:eastAsia="en-IN"/>
+        </w:rPr>
+      </w:pPr>
+      <w:r>
+        <w:rPr>
+          <w:lang w:val="en-IN" w:eastAsia="en-IN"/>
+        </w:rPr>
+        <w:t xml:space="preserve">        </w:t>
+      </w:r>
+      <w:proofErr w:type="spellStart"/>
+      <w:r>
+        <w:rPr>
+          <w:lang w:val="en-IN" w:eastAsia="en-IN"/>
+        </w:rPr>
+        <w:t>System.out.println</w:t>
+      </w:r>
+      <w:proofErr w:type="spellEnd"/>
+      <w:r>
+        <w:rPr>
+          <w:lang w:val="en-IN" w:eastAsia="en-IN"/>
+        </w:rPr>
+        <w:t>(</w:t>
+      </w:r>
+      <w:proofErr w:type="spellStart"/>
+      <w:r>
+        <w:rPr>
+          <w:lang w:val="en-IN" w:eastAsia="en-IN"/>
+        </w:rPr>
+        <w:t>Thread.currentThread</w:t>
+      </w:r>
+      <w:proofErr w:type="spellEnd"/>
+      <w:r>
+        <w:rPr>
+          <w:lang w:val="en-IN" w:eastAsia="en-IN"/>
+        </w:rPr>
+        <w:t>(</w:t>
+      </w:r>
+      <w:proofErr w:type="gramStart"/>
+      <w:r>
+        <w:rPr>
+          <w:lang w:val="en-IN" w:eastAsia="en-IN"/>
+        </w:rPr>
+        <w:t>).</w:t>
+      </w:r>
+      <w:proofErr w:type="spellStart"/>
+      <w:r>
+        <w:rPr>
+          <w:lang w:val="en-IN" w:eastAsia="en-IN"/>
+        </w:rPr>
+        <w:t>getName</w:t>
+      </w:r>
+      <w:proofErr w:type="spellEnd"/>
+      <w:proofErr w:type="gramEnd"/>
+      <w:r>
+        <w:rPr>
+          <w:lang w:val="en-IN" w:eastAsia="en-IN"/>
+        </w:rPr>
+        <w:t>() + " finished");</w:t>
+      </w:r>
+    </w:p>
+    <w:p>
+      <w:pPr>
+        <w:rPr>
+          <w:lang w:val="en-IN" w:eastAsia="en-IN"/>
+        </w:rPr>
+      </w:pPr>
+      <w:r>
+        <w:rPr>
+          <w:lang w:val="en-IN" w:eastAsia="en-IN"/>
+        </w:rPr>
+        <w:t>    }</w:t>
+      </w:r>
+    </w:p>
+    <w:p>
+      <w:pPr>
+        <w:rPr>
+          <w:lang w:val="en-IN" w:eastAsia="en-IN"/>
+        </w:rPr>
+      </w:pPr>
+      <w:r>
+        <w:rPr>
+          <w:lang w:val="en-IN" w:eastAsia="en-IN"/>
+        </w:rPr>
+        <w:t>}</w:t>
+      </w:r>
+    </w:p>
+    <w:p>
+      <w:pPr>
+        <w:rPr>
+          <w:lang w:val="en-IN" w:eastAsia="en-IN"/>
+        </w:rPr>
+      </w:pPr>
+    </w:p>
+    <w:p>
+      <w:pPr>
+        <w:rPr>
+          <w:lang w:val="en-IN" w:eastAsia="en-IN"/>
+        </w:rPr>
+      </w:pPr>
+    </w:p>
+    <w:p>
+      <w:pPr>
+        <w:rPr>
+          <w:lang w:val="en-IN" w:eastAsia="en-IN"/>
+        </w:rPr>
+      </w:pPr>
+    </w:p>
+    <w:p>
+      <w:pPr>
+        <w:rPr>
+          <w:lang w:val="en-IN" w:eastAsia="en-IN"/>
+        </w:rPr>
+      </w:pPr>
+    </w:p>
+    <w:p>
+      <w:pPr>
+        <w:rPr>
+          <w:lang w:val="en-IN" w:eastAsia="en-IN"/>
+        </w:rPr>
+      </w:pPr>
+    </w:p>
+    <w:p>
+      <w:pPr>
+        <w:pStyle w:val="BodyText"/>
+        <w:spacing w:before="183"/>
+        <w:rPr>
+          <w:b/>
+          <w:sz w:val="28"/>
+          <w:szCs w:val="28"/>
+          <w:u w:val="single"/>
+        </w:rPr>
+      </w:pPr>
+    </w:p>
+    <w:p>
+      <w:pPr>
+        <w:pStyle w:val="BodyText"/>
+        <w:spacing w:before="183"/>
+        <w:rPr>
+          <w:b/>
+          <w:sz w:val="28"/>
+          <w:szCs w:val="28"/>
+          <w:u w:val="single"/>
+        </w:rPr>
+      </w:pPr>
+    </w:p>
+    <w:p>
+      <w:pPr>
+        <w:pStyle w:val="BodyText"/>
+        <w:spacing w:before="183"/>
+        <w:rPr>
+          <w:b/>
+          <w:sz w:val="28"/>
+          <w:szCs w:val="28"/>
+          <w:u w:val="single"/>
+        </w:rPr>
+      </w:pPr>
+    </w:p>
+    <w:p>
+      <w:pPr>
+        <w:pStyle w:val="BodyText"/>
+        <w:spacing w:before="183"/>
+        <w:rPr>
+          <w:b/>
+          <w:sz w:val="28"/>
+          <w:szCs w:val="28"/>
+          <w:u w:val="single"/>
+        </w:rPr>
+      </w:pPr>
+    </w:p>
+    <w:p>
+      <w:pPr>
+        <w:pStyle w:val="BodyText"/>
+        <w:spacing w:before="183"/>
+        <w:rPr>
+          <w:b/>
+          <w:sz w:val="28"/>
+          <w:szCs w:val="28"/>
+          <w:u w:val="single"/>
+        </w:rPr>
+      </w:pPr>
+    </w:p>
+    <w:p>
+      <w:pPr>
+        <w:pStyle w:val="BodyText"/>
+        <w:spacing w:before="183"/>
+        <w:rPr>
+          <w:b/>
+          <w:sz w:val="28"/>
+          <w:szCs w:val="28"/>
+          <w:u w:val="single"/>
+        </w:rPr>
+      </w:pPr>
+    </w:p>
+    <w:p>
+      <w:pPr>
+        <w:pStyle w:val="BodyText"/>
+        <w:spacing w:before="183"/>
+        <w:rPr>
+          <w:b/>
+          <w:sz w:val="28"/>
+          <w:szCs w:val="28"/>
+          <w:u w:val="single"/>
+        </w:rPr>
+      </w:pPr>
+    </w:p>
+    <w:p>
+      <w:pPr>
+        <w:pStyle w:val="BodyText"/>
+        <w:spacing w:before="183"/>
+        <w:rPr>
+          <w:b/>
+          <w:sz w:val="28"/>
+          <w:szCs w:val="28"/>
+          <w:u w:val="single"/>
+        </w:rPr>
+      </w:pPr>
+    </w:p>
+    <w:p>
+      <w:pPr>
+        <w:pStyle w:val="BodyText"/>
+        <w:spacing w:before="183"/>
+        <w:rPr>
+          <w:b/>
+          <w:sz w:val="28"/>
+          <w:szCs w:val="28"/>
+          <w:u w:val="single"/>
+        </w:rPr>
+      </w:pPr>
+    </w:p>
+    <w:p>
+      <w:pPr>
+        <w:pStyle w:val="BodyText"/>
+        <w:numPr>
+          <w:ilvl w:val="0"/>
+          <w:numId w:val="1"/>
+        </w:numPr>
+        <w:spacing w:before="183"/>
+        <w:rPr>
+          <w:b/>
+        </w:rPr>
+      </w:pPr>
+      <w:proofErr w:type="gramStart"/>
+      <w:r>
+        <w:rPr>
+          <w:b/>
+        </w:rPr>
+        <w:lastRenderedPageBreak/>
+        <w:t>Output:-</w:t>
+      </w:r>
+      <w:proofErr w:type="gramEnd"/>
+    </w:p>
+    <w:p>
+      <w:pPr>
+        <w:pStyle w:val="BodyText"/>
+        <w:spacing w:before="183"/>
+        <w:rPr>
+          <w:b/>
+        </w:rPr>
+      </w:pPr>
+      <w:r>
+        <w:rPr>
+          <w:b/>
+        </w:rPr>
+        <w:drawing>
+          <wp:inline distT="0" distB="0" distL="0" distR="0" wp14:anchorId="64E33889" wp14:editId="7BFCC7FE">
+            <wp:extent cx="2609984" cy="2952902"/>
+            <wp:effectExtent l="0" t="0" r="0" b="0"/>
+            <wp:docPr id="1871479226" name="Picture 1"/>
+            <wp:cNvGraphicFramePr>
+              <a:graphicFrameLocks xmlns:a="http://schemas.openxmlformats.org/drawingml/2006/main" noChangeAspect="1"/>
+            </wp:cNvGraphicFramePr>
+            <a:graphic xmlns:a="http://schemas.openxmlformats.org/drawingml/2006/main">
+              <a:graphicData uri="http://schemas.openxmlformats.org/drawingml/2006/picture">
+                <pic:pic xmlns:pic="http://schemas.openxmlformats.org/drawingml/2006/picture">
+                  <pic:nvPicPr>
+                    <pic:cNvPr id="1871479226" name=""/>
+                    <pic:cNvPicPr/>
+                  </pic:nvPicPr>
+                  <pic:blipFill>
+                    <a:blip r:embed="rId28"/>
+                    <a:stretch>
+                      <a:fillRect/>
+                    </a:stretch>
+                  </pic:blipFill>
+                  <pic:spPr>
+                    <a:xfrm>
+                      <a:off x="0" y="0"/>
+                      <a:ext cx="2609984" cy="2952902"/>
+                    </a:xfrm>
+                    <a:prstGeom prst="rect">
+                      <a:avLst/>
+                    </a:prstGeom>
+                  </pic:spPr>
+                </pic:pic>
+              </a:graphicData>
+            </a:graphic>
+          </wp:inline>
+        </w:drawing>
+      </w:r>
+    </w:p>
+    <w:p>
+      <w:pPr>
+        <w:pStyle w:val="BodyText"/>
+        <w:spacing w:before="183"/>
+        <w:rPr>
+          <w:b/>
+        </w:rPr>
+      </w:pPr>
+    </w:p>
+    <w:p>
+      <w:pPr>
+        <w:pStyle w:val="BodyText"/>
+        <w:spacing w:before="183"/>
+        <w:rPr>
+          <w:b/>
+        </w:rPr>
+      </w:pPr>
+    </w:p>
+    <w:p>
+      <w:pPr>
+        <w:pStyle w:val="BodyText"/>
+        <w:spacing w:before="183"/>
+        <w:rPr>
+          <w:b/>
+        </w:rPr>
+      </w:pPr>
+    </w:p>
+    <w:p>
+      <w:pPr>
+        <w:pStyle w:val="BodyText"/>
+        <w:spacing w:before="183"/>
+        <w:rPr>
+          <w:b/>
+        </w:rPr>
+      </w:pPr>
+    </w:p>
+    <w:p>
+      <w:pPr>
+        <w:pStyle w:val="BodyText"/>
+        <w:spacing w:before="183"/>
+        <w:rPr>
+          <w:b/>
+        </w:rPr>
+      </w:pPr>
+    </w:p>
+    <w:p>
+      <w:pPr>
+        <w:pStyle w:val="BodyText"/>
+        <w:spacing w:before="183"/>
+        <w:rPr>
+          <w:b/>
+        </w:rPr>
+      </w:pPr>
+    </w:p>
+    <w:p>
+      <w:pPr>
+        <w:pStyle w:val="BodyText"/>
+        <w:spacing w:before="183"/>
+        <w:rPr>
+          <w:b/>
+        </w:rPr>
+      </w:pPr>
+    </w:p>
+    <w:p>
+      <w:pPr>
+        <w:pStyle w:val="BodyText"/>
+        <w:spacing w:before="183"/>
+        <w:rPr>
+          <w:b/>
+        </w:rPr>
+      </w:pPr>
+    </w:p>
+    <w:p>
+      <w:pPr>
+        <w:pStyle w:val="BodyText"/>
+        <w:spacing w:before="183"/>
+        <w:rPr>
+          <w:b/>
+        </w:rPr>
+      </w:pPr>
+    </w:p>
+    <w:p>
+      <w:pPr>
+        <w:pStyle w:val="BodyText"/>
+        <w:spacing w:before="183"/>
+        <w:rPr>
+          <w:b/>
+        </w:rPr>
+      </w:pPr>
+    </w:p>
+    <w:p>
+      <w:pPr>
+        <w:pStyle w:val="BodyText"/>
+        <w:spacing w:before="183"/>
+        <w:rPr>
+          <w:b/>
+        </w:rPr>
+      </w:pPr>
+    </w:p>
+    <w:p>
+      <w:pPr>
+        <w:pStyle w:val="BodyText"/>
+        <w:spacing w:before="183"/>
+        <w:rPr>
+          <w:b/>
+        </w:rPr>
+      </w:pPr>
+    </w:p>
+    <w:p>
+      <w:pPr>
+        <w:pStyle w:val="BodyText"/>
+        <w:spacing w:before="183"/>
+        <w:rPr>
+          <w:b/>
+        </w:rPr>
+      </w:pPr>
+    </w:p>
+    <w:p>
+      <w:pPr>
+        <w:pStyle w:val="BodyText"/>
+        <w:spacing w:before="183"/>
+        <w:rPr>
+          <w:b/>
+        </w:rPr>
+      </w:pPr>
+    </w:p>
+    <w:p>
+      <w:pPr>
+        <w:pStyle w:val="BodyText"/>
+        <w:spacing w:before="183"/>
+        <w:rPr>
+          <w:b/>
+        </w:rPr>
+      </w:pPr>
+    </w:p>
+    <w:p>
+      <w:pPr>
+        <w:pStyle w:val="BodyText"/>
+        <w:spacing w:before="183"/>
+        <w:rPr>
+          <w:b/>
+        </w:rPr>
+      </w:pPr>
+    </w:p>
+    <w:p>
+      <w:pPr>
+        <w:pStyle w:val="BodyText"/>
+        <w:spacing w:before="183"/>
+        <w:rPr>
+          <w:b/>
+        </w:rPr>
+      </w:pPr>
+    </w:p>
+    <w:p>
+      <w:pPr>
+        <w:pStyle w:val="BodyText"/>
+        <w:spacing w:before="183"/>
+        <w:rPr>
+          <w:b/>
+        </w:rPr>
+      </w:pPr>
+    </w:p>
+    <w:p>
+      <w:pPr>
+        <w:pStyle w:val="BodyText"/>
+        <w:spacing w:before="183"/>
+        <w:rPr>
+          <w:b/>
+        </w:rPr>
+      </w:pPr>
+    </w:p>
+    <w:p>
+      <w:pPr>
+        <w:pStyle w:val="BodyText"/>
+        <w:spacing w:before="183"/>
+        <w:rPr>
+          <w:b/>
+        </w:rPr>
+      </w:pPr>
+    </w:p>
+    <w:p>
+      <w:pPr>
+        <w:pStyle w:val="BodyText"/>
+        <w:spacing w:before="183"/>
+        <w:rPr>
+          <w:b/>
+        </w:rPr>
+      </w:pPr>
+    </w:p>
+    <w:p>
+      <w:pPr>
+        <w:pStyle w:val="BodyText"/>
+        <w:spacing w:before="183"/>
+        <w:rPr>
+          <w:b/>
+        </w:rPr>
+      </w:pPr>
+    </w:p>
+    <w:p>
+      <w:pPr>
         <w:pStyle w:val="Heading2"/>
         <w:spacing w:before="1"/>
       </w:pPr>
-      <w:bookmarkStart w:name="Learning Outcome:" w:id="4"/>
-      <w:bookmarkEnd w:id="4"/>
-      <w:r>
-        <w:rPr>
-          <w:b w:val="0"/>
-        </w:rPr>
-      </w:r>
+      <w:bookmarkStart w:id="3" w:name="Learning_Outcome:"/>
+      <w:bookmarkEnd w:id="3"/>
       <w:r>
         <w:rPr>
           <w:spacing w:val="-4"/>
         </w:rPr>
-        <w:t>Learning </w:t>
+        <w:t xml:space="preserve">Learning </w:t>
       </w:r>
       <w:r>
         <w:rPr>
@@ -1941,250 +3259,234 @@
     <w:p>
       <w:pPr>
         <w:pStyle w:val="BodyText"/>
-        <w:spacing w:line="276" w:lineRule="auto" w:before="315"/>
+        <w:spacing w:before="315" w:line="276" w:lineRule="auto"/>
         <w:ind w:left="283" w:right="138"/>
         <w:jc w:val="both"/>
       </w:pPr>
-      <w:bookmarkStart w:name="The three programs demonstrated the impo" w:id="5"/>
-      <w:bookmarkEnd w:id="5"/>
-      <w:r>
-        <w:rPr/>
-      </w:r>
-      <w:r>
-        <w:rPr/>
+      <w:bookmarkStart w:id="4" w:name="The_three_programs_demonstrated_the_impo"/>
+      <w:bookmarkEnd w:id="4"/>
+      <w:r>
         <w:t>The three programs demonstrated the importance of thread synchronization when multiple threads access</w:t>
       </w:r>
       <w:r>
         <w:rPr>
           <w:spacing w:val="-3"/>
         </w:rPr>
-        <w:t> </w:t>
-      </w:r>
-      <w:r>
-        <w:rPr/>
+        <w:t xml:space="preserve"> </w:t>
+      </w:r>
+      <w:r>
         <w:t>shared</w:t>
       </w:r>
       <w:r>
         <w:rPr>
           <w:spacing w:val="-1"/>
         </w:rPr>
-        <w:t> </w:t>
-      </w:r>
-      <w:r>
-        <w:rPr/>
+        <w:t xml:space="preserve"> </w:t>
+      </w:r>
+      <w:r>
         <w:t>data. In</w:t>
       </w:r>
       <w:r>
         <w:rPr>
           <w:spacing w:val="-5"/>
         </w:rPr>
-        <w:t> </w:t>
-      </w:r>
-      <w:r>
-        <w:rPr/>
+        <w:t xml:space="preserve"> </w:t>
+      </w:r>
+      <w:r>
         <w:t>the</w:t>
       </w:r>
       <w:r>
         <w:rPr>
           <w:spacing w:val="-2"/>
         </w:rPr>
-        <w:t> </w:t>
-      </w:r>
-      <w:r>
-        <w:rPr/>
+        <w:t xml:space="preserve"> </w:t>
+      </w:r>
+      <w:r>
         <w:t>Counter Race</w:t>
       </w:r>
       <w:r>
         <w:rPr>
           <w:spacing w:val="-2"/>
         </w:rPr>
-        <w:t> </w:t>
-      </w:r>
-      <w:r>
-        <w:rPr/>
+        <w:t xml:space="preserve"> </w:t>
+      </w:r>
+      <w:r>
         <w:t>program, unsynchronized</w:t>
       </w:r>
       <w:r>
         <w:rPr>
           <w:spacing w:val="-1"/>
         </w:rPr>
-        <w:t> </w:t>
-      </w:r>
-      <w:r>
-        <w:rPr/>
+        <w:t xml:space="preserve"> </w:t>
+      </w:r>
+      <w:r>
         <w:t>access</w:t>
       </w:r>
       <w:r>
         <w:rPr>
           <w:spacing w:val="-3"/>
         </w:rPr>
-        <w:t> </w:t>
-      </w:r>
-      <w:r>
-        <w:rPr/>
+        <w:t xml:space="preserve"> </w:t>
+      </w:r>
+      <w:r>
         <w:t>could</w:t>
       </w:r>
       <w:r>
         <w:rPr>
           <w:spacing w:val="-1"/>
         </w:rPr>
-        <w:t> </w:t>
-      </w:r>
-      <w:r>
-        <w:rPr/>
+        <w:t xml:space="preserve"> </w:t>
+      </w:r>
+      <w:r>
         <w:t>produce</w:t>
       </w:r>
       <w:r>
         <w:rPr>
           <w:spacing w:val="-2"/>
         </w:rPr>
-        <w:t> </w:t>
-      </w:r>
-      <w:r>
-        <w:rPr/>
+        <w:t xml:space="preserve"> </w:t>
+      </w:r>
+      <w:r>
         <w:t>an</w:t>
       </w:r>
       <w:r>
         <w:rPr>
           <w:spacing w:val="-1"/>
         </w:rPr>
-        <w:t> </w:t>
-      </w:r>
-      <w:r>
-        <w:rPr/>
+        <w:t xml:space="preserve"> </w:t>
+      </w:r>
+      <w:r>
         <w:t>incorrect counter value, while using synchronized ensured the expected result</w:t>
       </w:r>
       <w:r>
         <w:rPr>
           <w:spacing w:val="40"/>
         </w:rPr>
-        <w:t> </w:t>
-      </w:r>
-      <w:r>
-        <w:rPr/>
-        <w:t>every time. In the Seat Booking Race, lack of synchronization could cause more than the available 5 seats to be booked, whereas a synchronized book() method allowed exactly 5 successful bookings. The Advanced</w:t>
+        <w:t xml:space="preserve"> </w:t>
+      </w:r>
+      <w:r>
+        <w:t xml:space="preserve">every time. In the Seat Booking Race, lack of synchronization could cause more than the available 5 seats to be booked, whereas a synchronized </w:t>
+      </w:r>
+      <w:proofErr w:type="gramStart"/>
+      <w:r>
+        <w:t>book(</w:t>
+      </w:r>
+      <w:proofErr w:type="gramEnd"/>
+      <w:r>
+        <w:t>) method allowed exactly 5 successful bookings. The Advanced</w:t>
       </w:r>
       <w:r>
         <w:rPr>
           <w:spacing w:val="40"/>
         </w:rPr>
-        <w:t> </w:t>
-      </w:r>
-      <w:r>
-        <w:rPr/>
+        <w:t xml:space="preserve"> </w:t>
+      </w:r>
+      <w:r>
         <w:t>Array Sum program further showed how shared data can cause race conditions and how synchronization or separate partial results can solve the problem. Overall, these experiments demonstrated that synchronization prevents race conditions and maintains data consistency in multithreaded</w:t>
       </w:r>
       <w:r>
         <w:rPr>
           <w:spacing w:val="40"/>
         </w:rPr>
-        <w:t> </w:t>
-      </w:r>
-      <w:r>
-        <w:rPr/>
+        <w:t xml:space="preserve"> </w:t>
+      </w:r>
+      <w:r>
         <w:t>programs,</w:t>
       </w:r>
       <w:r>
         <w:rPr>
           <w:spacing w:val="40"/>
         </w:rPr>
-        <w:t> </w:t>
-      </w:r>
-      <w:r>
-        <w:rPr/>
+        <w:t xml:space="preserve"> </w:t>
+      </w:r>
+      <w:r>
         <w:t>although</w:t>
       </w:r>
       <w:r>
         <w:rPr>
           <w:spacing w:val="40"/>
         </w:rPr>
-        <w:t> </w:t>
-      </w:r>
-      <w:r>
-        <w:rPr/>
+        <w:t xml:space="preserve"> </w:t>
+      </w:r>
+      <w:r>
         <w:t>synchronization</w:t>
       </w:r>
       <w:r>
         <w:rPr>
           <w:spacing w:val="40"/>
         </w:rPr>
-        <w:t> </w:t>
-      </w:r>
-      <w:r>
-        <w:rPr/>
+        <w:t xml:space="preserve"> </w:t>
+      </w:r>
+      <w:r>
         <w:t>may</w:t>
       </w:r>
       <w:r>
         <w:rPr>
           <w:spacing w:val="40"/>
         </w:rPr>
-        <w:t> </w:t>
-      </w:r>
-      <w:r>
-        <w:rPr/>
+        <w:t xml:space="preserve"> </w:t>
+      </w:r>
+      <w:r>
         <w:t>introduce</w:t>
       </w:r>
       <w:r>
         <w:rPr>
           <w:spacing w:val="40"/>
         </w:rPr>
-        <w:t> </w:t>
-      </w:r>
-      <w:r>
-        <w:rPr/>
+        <w:t xml:space="preserve"> </w:t>
+      </w:r>
+      <w:r>
         <w:t>some</w:t>
       </w:r>
       <w:r>
         <w:rPr>
           <w:spacing w:val="40"/>
         </w:rPr>
-        <w:t> </w:t>
-      </w:r>
-      <w:r>
-        <w:rPr/>
+        <w:t xml:space="preserve"> </w:t>
+      </w:r>
+      <w:r>
         <w:t>performance</w:t>
       </w:r>
       <w:r>
         <w:rPr>
           <w:spacing w:val="40"/>
         </w:rPr>
-        <w:t> </w:t>
-      </w:r>
-      <w:r>
-        <w:rPr/>
+        <w:t xml:space="preserve"> </w:t>
+      </w:r>
+      <w:r>
         <w:t>overhead.</w:t>
       </w:r>
-    </w:p>
-    <w:p>
-      <w:pPr>
-        <w:pStyle w:val="BodyText"/>
-        <w:spacing w:after="0" w:line="276" w:lineRule="auto"/>
-        <w:jc w:val="both"/>
-        <w:sectPr>
-          <w:pgSz w:w="11910" w:h="16840"/>
-          <w:pgMar w:header="14" w:footer="881" w:top="940" w:bottom="1120" w:left="850" w:right="992"/>
-        </w:sectPr>
-      </w:pPr>
-    </w:p>
-    <w:p>
-      <w:pPr>
-        <w:pStyle w:val="BodyText"/>
-        <w:spacing w:before="4"/>
-        <w:rPr>
-          <w:sz w:val="17"/>
-        </w:rPr>
-      </w:pPr>
     </w:p>
     <w:sectPr>
       <w:pgSz w:w="11910" w:h="16840"/>
-      <w:pgMar w:header="14" w:footer="881" w:top="940" w:bottom="1120" w:left="850" w:right="992"/>
+      <w:pgMar w:top="940" w:right="992" w:bottom="1120" w:left="850" w:header="14" w:footer="881" w:gutter="0"/>
+      <w:cols w:space="720"/>
     </w:sectPr>
   </w:body>
 </w:document>
 </file>
 
+<file path=word/endnotes.xml><?xml version="1.0" encoding="utf-8"?>
+<w:endnotes xmlns:wpc="http://schemas.microsoft.com/office/word/2010/wordprocessingCanvas" xmlns:cx="http://schemas.microsoft.com/office/drawing/2014/chartex" xmlns:cx1="http://schemas.microsoft.com/office/drawing/2015/9/8/chartex" xmlns:cx2="http://schemas.microsoft.com/office/drawing/2015/10/21/chartex" xmlns:cx3="http://schemas.microsoft.com/office/drawing/2016/5/9/chartex" xmlns:cx4="http://schemas.microsoft.com/office/drawing/2016/5/10/chartex" xmlns:cx5="http://schemas.microsoft.com/office/drawing/2016/5/11/chartex" xmlns:cx6="http://schemas.microsoft.com/office/drawing/2016/5/12/chartex" xmlns:cx7="http://schemas.microsoft.com/office/drawing/2016/5/13/chartex" xmlns:cx8="http://schemas.microsoft.com/office/drawing/2016/5/14/chartex" xmlns:mc="http://schemas.openxmlformats.org/markup-compatibility/2006" xmlns:aink="http://schemas.microsoft.com/office/drawing/2016/ink" xmlns:am3d="http://schemas.microsoft.com/office/drawing/2017/model3d" xmlns:o="urn:schemas-microsoft-com:office:office" xmlns:oel="http://schemas.microsoft.com/office/2019/extlst" xmlns:r="http://schemas.openxmlformats.org/officeDocument/2006/relationships" xmlns:m="http://schemas.openxmlformats.org/officeDocument/2006/math" xmlns:v="urn:schemas-microsoft-com:vml" xmlns:wp14="http://schemas.microsoft.com/office/word/2010/wordprocessingDrawing" xmlns:wp="http://schemas.openxmlformats.org/drawingml/2006/wordprocessingDrawing" xmlns:w10="urn:schemas-microsoft-com:office:word" xmlns:w="http://schemas.openxmlformats.org/wordprocessingml/2006/main" xmlns:w14="http://schemas.microsoft.com/office/word/2010/wordml" xmlns:w15="http://schemas.microsoft.com/office/word/2012/wordml" xmlns:w16cex="http://schemas.microsoft.com/office/word/2018/wordml/cex" xmlns:w16cid="http://schemas.microsoft.com/office/word/2016/wordml/cid" xmlns:w16="http://schemas.microsoft.com/office/word/2018/wordml" xmlns:w16du="http://schemas.microsoft.com/office/word/2023/wordml/word16du" xmlns:w16sdtdh="http://schemas.microsoft.com/office/word/2020/wordml/sdtdatahash" xmlns:w16sdtfl="http://schemas.microsoft.com/office/word/2024/wordml/sdtformatlock" xmlns:w16se="http://schemas.microsoft.com/office/word/2015/wordml/symex" xmlns:wpg="http://schemas.microsoft.com/office/word/2010/wordprocessingGroup" xmlns:wpi="http://schemas.microsoft.com/office/word/2010/wordprocessingInk" xmlns:wne="http://schemas.microsoft.com/office/word/2006/wordml" xmlns:wps="http://schemas.microsoft.com/office/word/2010/wordprocessingShape" mc:Ignorable="w14 w15 w16se w16cid w16 w16cex w16sdtdh w16sdtfl w16du wp14">
+  <w:endnote w:type="separator" w:id="-1">
+    <w:p>
+      <w:r>
+        <w:separator/>
+      </w:r>
+    </w:p>
+  </w:endnote>
+  <w:endnote w:type="continuationSeparator" w:id="0">
+    <w:p>
+      <w:r>
+        <w:continuationSeparator/>
+      </w:r>
+    </w:p>
+  </w:endnote>
+</w:endnotes>
+</file>
+
 <file path=word/footer1.xml><?xml version="1.0" encoding="utf-8"?>
-<w:ftr xmlns:mc="http://schemas.openxmlformats.org/markup-compatibility/2006" xmlns:ve="http://schemas.openxmlformats.org/markup-compatibility/2006" xmlns:o="urn:schemas-microsoft-com:office:office" xmlns:r="http://schemas.openxmlformats.org/officeDocument/2006/relationships" xmlns:m="http://schemas.openxmlformats.org/officeDocument/2006/math" xmlns:v="urn:schemas-microsoft-com:vml" xmlns:wp="http://schemas.openxmlformats.org/drawingml/2006/wordprocessingDrawing" xmlns:w10="urn:schemas-microsoft-com:office:word" xmlns:w="http://schemas.openxmlformats.org/wordprocessingml/2006/main" xmlns:wne="http://schemas.microsoft.com/office/word/2006/wordml" xmlns:a="http://schemas.openxmlformats.org/drawingml/2006/main" xmlns:pic="http://schemas.openxmlformats.org/drawingml/2006/picture" xmlns:wpg="http://schemas.microsoft.com/office/word/2010/wordprocessingGroup" xmlns:wps="http://schemas.microsoft.com/office/word/2010/wordprocessingShape" xmlns:w14="http://schemas.microsoft.com/office/word/2010/wordml" mc:Ignorable="w14" xml:space="preserve">
+<w:ftr xmlns:wpc="http://schemas.microsoft.com/office/word/2010/wordprocessingCanvas" xmlns:cx="http://schemas.microsoft.com/office/drawing/2014/chartex" xmlns:cx1="http://schemas.microsoft.com/office/drawing/2015/9/8/chartex" xmlns:cx2="http://schemas.microsoft.com/office/drawing/2015/10/21/chartex" xmlns:cx3="http://schemas.microsoft.com/office/drawing/2016/5/9/chartex" xmlns:cx4="http://schemas.microsoft.com/office/drawing/2016/5/10/chartex" xmlns:cx5="http://schemas.microsoft.com/office/drawing/2016/5/11/chartex" xmlns:cx6="http://schemas.microsoft.com/office/drawing/2016/5/12/chartex" xmlns:cx7="http://schemas.microsoft.com/office/drawing/2016/5/13/chartex" xmlns:cx8="http://schemas.microsoft.com/office/drawing/2016/5/14/chartex" xmlns:mc="http://schemas.openxmlformats.org/markup-compatibility/2006" xmlns:aink="http://schemas.microsoft.com/office/drawing/2016/ink" xmlns:am3d="http://schemas.microsoft.com/office/drawing/2017/model3d" xmlns:o="urn:schemas-microsoft-com:office:office" xmlns:oel="http://schemas.microsoft.com/office/2019/extlst" xmlns:r="http://schemas.openxmlformats.org/officeDocument/2006/relationships" xmlns:m="http://schemas.openxmlformats.org/officeDocument/2006/math" xmlns:v="urn:schemas-microsoft-com:vml" xmlns:wp14="http://schemas.microsoft.com/office/word/2010/wordprocessingDrawing" xmlns:wp="http://schemas.openxmlformats.org/drawingml/2006/wordprocessingDrawing" xmlns:w10="urn:schemas-microsoft-com:office:word" xmlns:w="http://schemas.openxmlformats.org/wordprocessingml/2006/main" xmlns:w14="http://schemas.microsoft.com/office/word/2010/wordml" xmlns:w15="http://schemas.microsoft.com/office/word/2012/wordml" xmlns:w16cex="http://schemas.microsoft.com/office/word/2018/wordml/cex" xmlns:w16cid="http://schemas.microsoft.com/office/word/2016/wordml/cid" xmlns:w16="http://schemas.microsoft.com/office/word/2018/wordml" xmlns:w16du="http://schemas.microsoft.com/office/word/2023/wordml/word16du" xmlns:w16sdtdh="http://schemas.microsoft.com/office/word/2020/wordml/sdtdatahash" xmlns:w16sdtfl="http://schemas.microsoft.com/office/word/2024/wordml/sdtformatlock" xmlns:w16se="http://schemas.microsoft.com/office/word/2015/wordml/symex" xmlns:wpg="http://schemas.microsoft.com/office/word/2010/wordprocessingGroup" xmlns:wpi="http://schemas.microsoft.com/office/word/2010/wordprocessingInk" xmlns:wne="http://schemas.microsoft.com/office/word/2006/wordml" xmlns:wps="http://schemas.microsoft.com/office/word/2010/wordprocessingShape" mc:Ignorable="w14 w15 w16se w16cid w16 w16cex w16sdtdh w16sdtfl w16du wp14">
   <w:p>
     <w:pPr>
       <w:pStyle w:val="BodyText"/>
@@ -2195,12 +3497,13 @@
     </w:pPr>
     <w:r>
       <w:rPr>
+        <w:noProof/>
         <w:sz w:val="20"/>
       </w:rPr>
       <mc:AlternateContent>
         <mc:Choice Requires="wps">
           <w:drawing>
-            <wp:anchor distT="0" distB="0" distL="0" distR="0" allowOverlap="1" layoutInCell="1" locked="0" behindDoc="1" simplePos="0" relativeHeight="487520768">
+            <wp:anchor distT="0" distB="0" distL="0" distR="0" simplePos="0" relativeHeight="487520768" behindDoc="1" locked="0" layoutInCell="1" allowOverlap="1" wp14:anchorId="144C7372" wp14:editId="53F5A671">
               <wp:simplePos x="0" y="0"/>
               <wp:positionH relativeFrom="page">
                 <wp:posOffset>719455</wp:posOffset>
@@ -2213,13 +3516,14 @@
               <wp:wrapNone/>
               <wp:docPr id="2" name="Graphic 2"/>
               <wp:cNvGraphicFramePr>
-                <a:graphicFrameLocks/>
+                <a:graphicFrameLocks xmlns:a="http://schemas.openxmlformats.org/drawingml/2006/main"/>
               </wp:cNvGraphicFramePr>
-              <a:graphic>
+              <a:graphic xmlns:a="http://schemas.openxmlformats.org/drawingml/2006/main">
                 <a:graphicData uri="http://schemas.microsoft.com/office/word/2010/wordprocessingShape">
                   <wps:wsp>
-                    <wps:cNvPr id="2" name="Graphic 2"/>
-                    <wps:cNvSpPr/>
+                    <wps:cNvSpPr>
+                      <a:spLocks/>
+                    </wps:cNvSpPr>
                     <wps:spPr>
                       <a:xfrm>
                         <a:off x="0" y="0"/>
@@ -2232,7 +3536,7 @@
                         <a:cxnLst/>
                         <a:rect l="l" t="t" r="r" b="b"/>
                         <a:pathLst>
-                          <a:path w="6120130" h="0">
+                          <a:path w="6120130">
                             <a:moveTo>
                               <a:pt x="0" y="0"/>
                             </a:moveTo>
@@ -2263,22 +3567,23 @@
         </mc:Choice>
         <mc:Fallback>
           <w:pict>
-            <v:line style="position:absolute;mso-position-horizontal-relative:page;mso-position-vertical-relative:page;z-index:-15795712" from="56.650002pt,783.349976pt" to="538.540002pt,783.349976pt" stroked="true" strokeweight="2.9998pt" strokecolor="#602322">
-              <v:stroke dashstyle="solid"/>
-              <w10:wrap type="none"/>
-            </v:line>
+            <v:shape w14:anchorId="39203321" id="Graphic 2" o:spid="_x0000_s1026" style="position:absolute;margin-left:56.65pt;margin-top:783.35pt;width:481.9pt;height:.1pt;z-index:-15795712;visibility:visible;mso-wrap-style:square;mso-wrap-distance-left:0;mso-wrap-distance-top:0;mso-wrap-distance-right:0;mso-wrap-distance-bottom:0;mso-position-horizontal:absolute;mso-position-horizontal-relative:page;mso-position-vertical:absolute;mso-position-vertical-relative:page;v-text-anchor:top" coordsize="6120130,1270" o:gfxdata="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" path="m,l6120003,e" filled="f" strokecolor="#602322" strokeweight="1.05825mm">
+              <v:path arrowok="t"/>
+              <w10:wrap anchorx="page" anchory="page"/>
+            </v:shape>
           </w:pict>
         </mc:Fallback>
       </mc:AlternateContent>
     </w:r>
     <w:r>
       <w:rPr>
+        <w:noProof/>
         <w:sz w:val="20"/>
       </w:rPr>
       <mc:AlternateContent>
         <mc:Choice Requires="wps">
           <w:drawing>
-            <wp:anchor distT="0" distB="0" distL="0" distR="0" allowOverlap="1" layoutInCell="1" locked="0" behindDoc="1" simplePos="0" relativeHeight="487521280">
+            <wp:anchor distT="0" distB="0" distL="0" distR="0" simplePos="0" relativeHeight="487521280" behindDoc="1" locked="0" layoutInCell="1" allowOverlap="1" wp14:anchorId="11FF2893" wp14:editId="04C45BFC">
               <wp:simplePos x="0" y="0"/>
               <wp:positionH relativeFrom="page">
                 <wp:posOffset>706932</wp:posOffset>
@@ -2291,13 +3596,14 @@
               <wp:wrapNone/>
               <wp:docPr id="3" name="Textbox 3"/>
               <wp:cNvGraphicFramePr>
-                <a:graphicFrameLocks/>
+                <a:graphicFrameLocks xmlns:a="http://schemas.openxmlformats.org/drawingml/2006/main"/>
               </wp:cNvGraphicFramePr>
-              <a:graphic>
+              <a:graphic xmlns:a="http://schemas.openxmlformats.org/drawingml/2006/main">
                 <a:graphicData uri="http://schemas.microsoft.com/office/word/2010/wordprocessingShape">
                   <wps:wsp>
-                    <wps:cNvPr id="3" name="Textbox 3"/>
-                    <wps:cNvSpPr txBox="1"/>
+                    <wps:cNvSpPr txBox="1">
+                      <a:spLocks/>
+                    </wps:cNvSpPr>
                     <wps:spPr>
                       <a:xfrm>
                         <a:off x="0" y="0"/>
@@ -2335,7 +3641,11 @@
         </mc:Choice>
         <mc:Fallback>
           <w:pict>
-            <v:shape style="position:absolute;margin-left:55.664001pt;margin-top:785.346619pt;width:34.3pt;height:15.3pt;mso-position-horizontal-relative:page;mso-position-vertical-relative:page;z-index:-15795200" type="#_x0000_t202" id="docshape2" filled="false" stroked="false">
+            <v:shapetype w14:anchorId="11FF2893" id="_x0000_t202" coordsize="21600,21600" o:spt="202" path="m,l,21600r21600,l21600,xe">
+              <v:stroke joinstyle="miter"/>
+              <v:path gradientshapeok="t" o:connecttype="rect"/>
+            </v:shapetype>
+            <v:shape id="Textbox 3" o:spid="_x0000_s1027" type="#_x0000_t202" style="position:absolute;margin-left:55.65pt;margin-top:785.35pt;width:34.3pt;height:15.3pt;z-index:-15795200;visibility:visible;mso-wrap-style:square;mso-wrap-distance-left:0;mso-wrap-distance-top:0;mso-wrap-distance-right:0;mso-wrap-distance-bottom:0;mso-position-horizontal:absolute;mso-position-horizontal-relative:page;mso-position-vertical:absolute;mso-position-vertical-relative:page;v-text-anchor:top" o:gfxdata="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" filled="f" stroked="f">
               <v:textbox inset="0,0,0,0">
                 <w:txbxContent>
                   <w:p>
@@ -2353,7 +3663,7 @@
                   </w:p>
                 </w:txbxContent>
               </v:textbox>
-              <w10:wrap type="none"/>
+              <w10:wrap anchorx="page" anchory="page"/>
             </v:shape>
           </w:pict>
         </mc:Fallback>
@@ -2361,12 +3671,13 @@
     </w:r>
     <w:r>
       <w:rPr>
+        <w:noProof/>
         <w:sz w:val="20"/>
       </w:rPr>
       <mc:AlternateContent>
         <mc:Choice Requires="wps">
           <w:drawing>
-            <wp:anchor distT="0" distB="0" distL="0" distR="0" allowOverlap="1" layoutInCell="1" locked="0" behindDoc="1" simplePos="0" relativeHeight="487521792">
+            <wp:anchor distT="0" distB="0" distL="0" distR="0" simplePos="0" relativeHeight="487521792" behindDoc="1" locked="0" layoutInCell="1" allowOverlap="1" wp14:anchorId="7C097815" wp14:editId="1250BDE9">
               <wp:simplePos x="0" y="0"/>
               <wp:positionH relativeFrom="page">
                 <wp:posOffset>1652142</wp:posOffset>
@@ -2379,13 +3690,14 @@
               <wp:wrapNone/>
               <wp:docPr id="4" name="Textbox 4"/>
               <wp:cNvGraphicFramePr>
-                <a:graphicFrameLocks/>
+                <a:graphicFrameLocks xmlns:a="http://schemas.openxmlformats.org/drawingml/2006/main"/>
               </wp:cNvGraphicFramePr>
-              <a:graphic>
+              <a:graphic xmlns:a="http://schemas.openxmlformats.org/drawingml/2006/main">
                 <a:graphicData uri="http://schemas.microsoft.com/office/word/2010/wordprocessingShape">
                   <wps:wsp>
-                    <wps:cNvPr id="4" name="Textbox 4"/>
-                    <wps:cNvSpPr txBox="1"/>
+                    <wps:cNvSpPr txBox="1">
+                      <a:spLocks/>
+                    </wps:cNvSpPr>
                     <wps:spPr>
                       <a:xfrm>
                         <a:off x="0" y="0"/>
@@ -2404,44 +3716,40 @@
                             <w:ind w:left="20"/>
                           </w:pPr>
                           <w:r>
-                            <w:rPr/>
                             <w:t>K.D. Patel</w:t>
                           </w:r>
                           <w:r>
                             <w:rPr>
                               <w:spacing w:val="-10"/>
                             </w:rPr>
-                            <w:t> </w:t>
+                            <w:t xml:space="preserve"> </w:t>
                           </w:r>
                           <w:r>
-                            <w:rPr/>
                             <w:t>Department</w:t>
                           </w:r>
                           <w:r>
                             <w:rPr>
                               <w:spacing w:val="1"/>
                             </w:rPr>
-                            <w:t> </w:t>
+                            <w:t xml:space="preserve"> </w:t>
                           </w:r>
                           <w:r>
-                            <w:rPr/>
                             <w:t>of</w:t>
                           </w:r>
                           <w:r>
                             <w:rPr>
                               <w:spacing w:val="-9"/>
                             </w:rPr>
-                            <w:t> </w:t>
+                            <w:t xml:space="preserve"> </w:t>
                           </w:r>
                           <w:r>
-                            <w:rPr/>
                             <w:t>Information</w:t>
                           </w:r>
                           <w:r>
                             <w:rPr>
                               <w:spacing w:val="-8"/>
                             </w:rPr>
-                            <w:t> </w:t>
+                            <w:t xml:space="preserve"> </w:t>
                           </w:r>
                           <w:r>
                             <w:rPr>
@@ -2463,7 +3771,7 @@
         </mc:Choice>
         <mc:Fallback>
           <w:pict>
-            <v:shape style="position:absolute;margin-left:130.089996pt;margin-top:785.346619pt;width:244.45pt;height:15.3pt;mso-position-horizontal-relative:page;mso-position-vertical-relative:page;z-index:-15794688" type="#_x0000_t202" id="docshape3" filled="false" stroked="false">
+            <v:shape w14:anchorId="7C097815" id="Textbox 4" o:spid="_x0000_s1028" type="#_x0000_t202" style="position:absolute;margin-left:130.1pt;margin-top:785.35pt;width:244.45pt;height:15.3pt;z-index:-15794688;visibility:visible;mso-wrap-style:square;mso-wrap-distance-left:0;mso-wrap-distance-top:0;mso-wrap-distance-right:0;mso-wrap-distance-bottom:0;mso-position-horizontal:absolute;mso-position-horizontal-relative:page;mso-position-vertical:absolute;mso-position-vertical-relative:page;v-text-anchor:top" o:gfxdata="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" filled="f" stroked="f">
               <v:textbox inset="0,0,0,0">
                 <w:txbxContent>
                   <w:p>
@@ -2473,44 +3781,40 @@
                       <w:ind w:left="20"/>
                     </w:pPr>
                     <w:r>
-                      <w:rPr/>
                       <w:t>K.D. Patel</w:t>
                     </w:r>
                     <w:r>
                       <w:rPr>
                         <w:spacing w:val="-10"/>
                       </w:rPr>
-                      <w:t> </w:t>
+                      <w:t xml:space="preserve"> </w:t>
                     </w:r>
                     <w:r>
-                      <w:rPr/>
                       <w:t>Department</w:t>
                     </w:r>
                     <w:r>
                       <w:rPr>
                         <w:spacing w:val="1"/>
                       </w:rPr>
-                      <w:t> </w:t>
+                      <w:t xml:space="preserve"> </w:t>
                     </w:r>
                     <w:r>
-                      <w:rPr/>
                       <w:t>of</w:t>
                     </w:r>
                     <w:r>
                       <w:rPr>
                         <w:spacing w:val="-9"/>
                       </w:rPr>
-                      <w:t> </w:t>
+                      <w:t xml:space="preserve"> </w:t>
                     </w:r>
                     <w:r>
-                      <w:rPr/>
                       <w:t>Information</w:t>
                     </w:r>
                     <w:r>
                       <w:rPr>
                         <w:spacing w:val="-8"/>
                       </w:rPr>
-                      <w:t> </w:t>
+                      <w:t xml:space="preserve"> </w:t>
                     </w:r>
                     <w:r>
                       <w:rPr>
@@ -2521,7 +3825,7 @@
                   </w:p>
                 </w:txbxContent>
               </v:textbox>
-              <w10:wrap type="none"/>
+              <w10:wrap anchorx="page" anchory="page"/>
             </v:shape>
           </w:pict>
         </mc:Fallback>
@@ -2529,12 +3833,13 @@
     </w:r>
     <w:r>
       <w:rPr>
+        <w:noProof/>
         <w:sz w:val="20"/>
       </w:rPr>
       <mc:AlternateContent>
         <mc:Choice Requires="wps">
           <w:drawing>
-            <wp:anchor distT="0" distB="0" distL="0" distR="0" allowOverlap="1" layoutInCell="1" locked="0" behindDoc="1" simplePos="0" relativeHeight="487522304">
+            <wp:anchor distT="0" distB="0" distL="0" distR="0" simplePos="0" relativeHeight="487522304" behindDoc="1" locked="0" layoutInCell="1" allowOverlap="1" wp14:anchorId="3E9245EC" wp14:editId="0C914402">
               <wp:simplePos x="0" y="0"/>
               <wp:positionH relativeFrom="page">
                 <wp:posOffset>6657085</wp:posOffset>
@@ -2547,13 +3852,14 @@
               <wp:wrapNone/>
               <wp:docPr id="5" name="Textbox 5"/>
               <wp:cNvGraphicFramePr>
-                <a:graphicFrameLocks/>
+                <a:graphicFrameLocks xmlns:a="http://schemas.openxmlformats.org/drawingml/2006/main"/>
               </wp:cNvGraphicFramePr>
-              <a:graphic>
+              <a:graphic xmlns:a="http://schemas.openxmlformats.org/drawingml/2006/main">
                 <a:graphicData uri="http://schemas.microsoft.com/office/word/2010/wordprocessingShape">
                   <wps:wsp>
-                    <wps:cNvPr id="5" name="Textbox 5"/>
-                    <wps:cNvSpPr txBox="1"/>
+                    <wps:cNvSpPr txBox="1">
+                      <a:spLocks/>
+                    </wps:cNvSpPr>
                     <wps:spPr>
                       <a:xfrm>
                         <a:off x="0" y="0"/>
@@ -2581,7 +3887,7 @@
                             <w:rPr>
                               <w:spacing w:val="-10"/>
                             </w:rPr>
-                            <w:instrText> PAGE </w:instrText>
+                            <w:instrText xml:space="preserve"> PAGE </w:instrText>
                           </w:r>
                           <w:r>
                             <w:rPr>
@@ -2615,7 +3921,7 @@
         </mc:Choice>
         <mc:Fallback>
           <w:pict>
-            <v:shape style="position:absolute;margin-left:524.179993pt;margin-top:786.306641pt;width:21pt;height:15.3pt;mso-position-horizontal-relative:page;mso-position-vertical-relative:page;z-index:-15794176" type="#_x0000_t202" id="docshape4" filled="false" stroked="false">
+            <v:shape w14:anchorId="3E9245EC" id="Textbox 5" o:spid="_x0000_s1029" type="#_x0000_t202" style="position:absolute;margin-left:524.2pt;margin-top:786.3pt;width:21pt;height:15.3pt;z-index:-15794176;visibility:visible;mso-wrap-style:square;mso-wrap-distance-left:0;mso-wrap-distance-top:0;mso-wrap-distance-right:0;mso-wrap-distance-bottom:0;mso-position-horizontal:absolute;mso-position-horizontal-relative:page;mso-position-vertical:absolute;mso-position-vertical-relative:page;v-text-anchor:top" o:gfxdata="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" filled="f" stroked="f">
               <v:textbox inset="0,0,0,0">
                 <w:txbxContent>
                   <w:p>
@@ -2634,7 +3940,7 @@
                       <w:rPr>
                         <w:spacing w:val="-10"/>
                       </w:rPr>
-                      <w:instrText> PAGE </w:instrText>
+                      <w:instrText xml:space="preserve"> PAGE </w:instrText>
                     </w:r>
                     <w:r>
                       <w:rPr>
@@ -2657,7 +3963,7 @@
                   </w:p>
                 </w:txbxContent>
               </v:textbox>
-              <w10:wrap type="none"/>
+              <w10:wrap anchorx="page" anchory="page"/>
             </v:shape>
           </w:pict>
         </mc:Fallback>
@@ -2667,8 +3973,27 @@
 </w:ftr>
 </file>
 
+<file path=word/footnotes.xml><?xml version="1.0" encoding="utf-8"?>
+<w:footnotes xmlns:wpc="http://schemas.microsoft.com/office/word/2010/wordprocessingCanvas" xmlns:cx="http://schemas.microsoft.com/office/drawing/2014/chartex" xmlns:cx1="http://schemas.microsoft.com/office/drawing/2015/9/8/chartex" xmlns:cx2="http://schemas.microsoft.com/office/drawing/2015/10/21/chartex" xmlns:cx3="http://schemas.microsoft.com/office/drawing/2016/5/9/chartex" xmlns:cx4="http://schemas.microsoft.com/office/drawing/2016/5/10/chartex" xmlns:cx5="http://schemas.microsoft.com/office/drawing/2016/5/11/chartex" xmlns:cx6="http://schemas.microsoft.com/office/drawing/2016/5/12/chartex" xmlns:cx7="http://schemas.microsoft.com/office/drawing/2016/5/13/chartex" xmlns:cx8="http://schemas.microsoft.com/office/drawing/2016/5/14/chartex" xmlns:mc="http://schemas.openxmlformats.org/markup-compatibility/2006" xmlns:aink="http://schemas.microsoft.com/office/drawing/2016/ink" xmlns:am3d="http://schemas.microsoft.com/office/drawing/2017/model3d" xmlns:o="urn:schemas-microsoft-com:office:office" xmlns:oel="http://schemas.microsoft.com/office/2019/extlst" xmlns:r="http://schemas.openxmlformats.org/officeDocument/2006/relationships" xmlns:m="http://schemas.openxmlformats.org/officeDocument/2006/math" xmlns:v="urn:schemas-microsoft-com:vml" xmlns:wp14="http://schemas.microsoft.com/office/word/2010/wordprocessingDrawing" xmlns:wp="http://schemas.openxmlformats.org/drawingml/2006/wordprocessingDrawing" xmlns:w10="urn:schemas-microsoft-com:office:word" xmlns:w="http://schemas.openxmlformats.org/wordprocessingml/2006/main" xmlns:w14="http://schemas.microsoft.com/office/word/2010/wordml" xmlns:w15="http://schemas.microsoft.com/office/word/2012/wordml" xmlns:w16cex="http://schemas.microsoft.com/office/word/2018/wordml/cex" xmlns:w16cid="http://schemas.microsoft.com/office/word/2016/wordml/cid" xmlns:w16="http://schemas.microsoft.com/office/word/2018/wordml" xmlns:w16du="http://schemas.microsoft.com/office/word/2023/wordml/word16du" xmlns:w16sdtdh="http://schemas.microsoft.com/office/word/2020/wordml/sdtdatahash" xmlns:w16sdtfl="http://schemas.microsoft.com/office/word/2024/wordml/sdtformatlock" xmlns:w16se="http://schemas.microsoft.com/office/word/2015/wordml/symex" xmlns:wpg="http://schemas.microsoft.com/office/word/2010/wordprocessingGroup" xmlns:wpi="http://schemas.microsoft.com/office/word/2010/wordprocessingInk" xmlns:wne="http://schemas.microsoft.com/office/word/2006/wordml" xmlns:wps="http://schemas.microsoft.com/office/word/2010/wordprocessingShape" mc:Ignorable="w14 w15 w16se w16cid w16 w16cex w16sdtdh w16sdtfl w16du wp14">
+  <w:footnote w:type="separator" w:id="-1">
+    <w:p>
+      <w:r>
+        <w:separator/>
+      </w:r>
+    </w:p>
+  </w:footnote>
+  <w:footnote w:type="continuationSeparator" w:id="0">
+    <w:p>
+      <w:r>
+        <w:continuationSeparator/>
+      </w:r>
+    </w:p>
+  </w:footnote>
+</w:footnotes>
+</file>
+
 <file path=word/header1.xml><?xml version="1.0" encoding="utf-8"?>
-<w:hdr xmlns:mc="http://schemas.openxmlformats.org/markup-compatibility/2006" xmlns:ve="http://schemas.openxmlformats.org/markup-compatibility/2006" xmlns:o="urn:schemas-microsoft-com:office:office" xmlns:r="http://schemas.openxmlformats.org/officeDocument/2006/relationships" xmlns:m="http://schemas.openxmlformats.org/officeDocument/2006/math" xmlns:v="urn:schemas-microsoft-com:vml" xmlns:wp="http://schemas.openxmlformats.org/drawingml/2006/wordprocessingDrawing" xmlns:w10="urn:schemas-microsoft-com:office:word" xmlns:w="http://schemas.openxmlformats.org/wordprocessingml/2006/main" xmlns:wne="http://schemas.microsoft.com/office/word/2006/wordml" xmlns:a="http://schemas.openxmlformats.org/drawingml/2006/main" xmlns:pic="http://schemas.openxmlformats.org/drawingml/2006/picture" xmlns:wpg="http://schemas.microsoft.com/office/word/2010/wordprocessingGroup" xmlns:wps="http://schemas.microsoft.com/office/word/2010/wordprocessingShape" xmlns:w14="http://schemas.microsoft.com/office/word/2010/wordml" mc:Ignorable="w14" xml:space="preserve">
+<w:hdr xmlns:wpc="http://schemas.microsoft.com/office/word/2010/wordprocessingCanvas" xmlns:cx="http://schemas.microsoft.com/office/drawing/2014/chartex" xmlns:cx1="http://schemas.microsoft.com/office/drawing/2015/9/8/chartex" xmlns:cx2="http://schemas.microsoft.com/office/drawing/2015/10/21/chartex" xmlns:cx3="http://schemas.microsoft.com/office/drawing/2016/5/9/chartex" xmlns:cx4="http://schemas.microsoft.com/office/drawing/2016/5/10/chartex" xmlns:cx5="http://schemas.microsoft.com/office/drawing/2016/5/11/chartex" xmlns:cx6="http://schemas.microsoft.com/office/drawing/2016/5/12/chartex" xmlns:cx7="http://schemas.microsoft.com/office/drawing/2016/5/13/chartex" xmlns:cx8="http://schemas.microsoft.com/office/drawing/2016/5/14/chartex" xmlns:mc="http://schemas.openxmlformats.org/markup-compatibility/2006" xmlns:aink="http://schemas.microsoft.com/office/drawing/2016/ink" xmlns:am3d="http://schemas.microsoft.com/office/drawing/2017/model3d" xmlns:o="urn:schemas-microsoft-com:office:office" xmlns:oel="http://schemas.microsoft.com/office/2019/extlst" xmlns:r="http://schemas.openxmlformats.org/officeDocument/2006/relationships" xmlns:m="http://schemas.openxmlformats.org/officeDocument/2006/math" xmlns:v="urn:schemas-microsoft-com:vml" xmlns:wp14="http://schemas.microsoft.com/office/word/2010/wordprocessingDrawing" xmlns:wp="http://schemas.openxmlformats.org/drawingml/2006/wordprocessingDrawing" xmlns:w10="urn:schemas-microsoft-com:office:word" xmlns:w="http://schemas.openxmlformats.org/wordprocessingml/2006/main" xmlns:w14="http://schemas.microsoft.com/office/word/2010/wordml" xmlns:w15="http://schemas.microsoft.com/office/word/2012/wordml" xmlns:w16cex="http://schemas.microsoft.com/office/word/2018/wordml/cex" xmlns:w16cid="http://schemas.microsoft.com/office/word/2016/wordml/cid" xmlns:w16="http://schemas.microsoft.com/office/word/2018/wordml" xmlns:w16du="http://schemas.microsoft.com/office/word/2023/wordml/word16du" xmlns:w16sdtdh="http://schemas.microsoft.com/office/word/2020/wordml/sdtdatahash" xmlns:w16sdtfl="http://schemas.microsoft.com/office/word/2024/wordml/sdtformatlock" xmlns:w16se="http://schemas.microsoft.com/office/word/2015/wordml/symex" xmlns:wpg="http://schemas.microsoft.com/office/word/2010/wordprocessingGroup" xmlns:wpi="http://schemas.microsoft.com/office/word/2010/wordprocessingInk" xmlns:wne="http://schemas.microsoft.com/office/word/2006/wordml" xmlns:wps="http://schemas.microsoft.com/office/word/2010/wordprocessingShape" mc:Ignorable="w14 w15 w16se w16cid w16 w16cex w16sdtdh w16sdtfl w16du wp14">
   <w:p>
     <w:pPr>
       <w:pStyle w:val="BodyText"/>
@@ -2679,12 +4004,13 @@
     </w:pPr>
     <w:r>
       <w:rPr>
+        <w:noProof/>
         <w:sz w:val="20"/>
       </w:rPr>
       <mc:AlternateContent>
         <mc:Choice Requires="wps">
           <w:drawing>
-            <wp:anchor distT="0" distB="0" distL="0" distR="0" allowOverlap="1" layoutInCell="1" locked="0" behindDoc="1" simplePos="0" relativeHeight="487520256">
+            <wp:anchor distT="0" distB="0" distL="0" distR="0" simplePos="0" relativeHeight="487520256" behindDoc="1" locked="0" layoutInCell="1" allowOverlap="1" wp14:anchorId="2247A125" wp14:editId="30FDD120">
               <wp:simplePos x="0" y="0"/>
               <wp:positionH relativeFrom="page">
                 <wp:posOffset>618540</wp:posOffset>
@@ -2697,13 +4023,14 @@
               <wp:wrapNone/>
               <wp:docPr id="1" name="Textbox 1"/>
               <wp:cNvGraphicFramePr>
-                <a:graphicFrameLocks/>
+                <a:graphicFrameLocks xmlns:a="http://schemas.openxmlformats.org/drawingml/2006/main"/>
               </wp:cNvGraphicFramePr>
-              <a:graphic>
+              <a:graphic xmlns:a="http://schemas.openxmlformats.org/drawingml/2006/main">
                 <a:graphicData uri="http://schemas.microsoft.com/office/word/2010/wordprocessingShape">
                   <wps:wsp>
-                    <wps:cNvPr id="1" name="Textbox 1"/>
-                    <wps:cNvSpPr txBox="1"/>
+                    <wps:cNvSpPr txBox="1">
+                      <a:spLocks/>
+                    </wps:cNvSpPr>
                     <wps:spPr>
                       <a:xfrm>
                         <a:off x="0" y="0"/>
@@ -2718,55 +4045,38 @@
                         <w:p>
                           <w:pPr>
                             <w:spacing w:before="11"/>
-                            <w:ind w:left="20" w:right="0" w:firstLine="0"/>
-                            <w:jc w:val="left"/>
-                            <w:rPr>
-                              <w:sz w:val="22"/>
-                            </w:rPr>
+                            <w:ind w:left="20"/>
                           </w:pPr>
                           <w:r>
-                            <w:rPr>
-                              <w:sz w:val="22"/>
-                            </w:rPr>
                             <w:t>CEUE203</w:t>
                           </w:r>
                           <w:r>
                             <w:rPr>
                               <w:spacing w:val="-2"/>
-                              <w:sz w:val="22"/>
                             </w:rPr>
-                            <w:t> </w:t>
+                            <w:t xml:space="preserve"> </w:t>
                           </w:r>
                           <w:r>
-                            <w:rPr>
-                              <w:sz w:val="22"/>
-                            </w:rPr>
                             <w:t>-</w:t>
                           </w:r>
                           <w:r>
                             <w:rPr>
                               <w:spacing w:val="-2"/>
-                              <w:sz w:val="22"/>
                             </w:rPr>
-                            <w:t> </w:t>
+                            <w:t xml:space="preserve"> </w:t>
                           </w:r>
                           <w:r>
-                            <w:rPr>
-                              <w:sz w:val="22"/>
-                            </w:rPr>
                             <w:t>OOP</w:t>
                           </w:r>
                           <w:r>
                             <w:rPr>
                               <w:spacing w:val="1"/>
-                              <w:sz w:val="22"/>
                             </w:rPr>
-                            <w:t> </w:t>
+                            <w:t xml:space="preserve"> </w:t>
                           </w:r>
                           <w:r>
                             <w:rPr>
                               <w:spacing w:val="-2"/>
-                              <w:sz w:val="22"/>
                             </w:rPr>
                             <w:t>D26IT117</w:t>
                           </w:r>
@@ -2784,72 +4094,55 @@
         </mc:Choice>
         <mc:Fallback>
           <w:pict>
-            <v:shapetype id="_x0000_t202" o:spt="202" coordsize="21600,21600" path="m,l,21600r21600,l21600,xe">
+            <v:shapetype w14:anchorId="2247A125" id="_x0000_t202" coordsize="21600,21600" o:spt="202" path="m,l,21600r21600,l21600,xe">
               <v:stroke joinstyle="miter"/>
               <v:path gradientshapeok="t" o:connecttype="rect"/>
             </v:shapetype>
-            <v:shape style="position:absolute;margin-left:48.703999pt;margin-top:11.722093pt;width:127.35pt;height:14.25pt;mso-position-horizontal-relative:page;mso-position-vertical-relative:page;z-index:-15796224" type="#_x0000_t202" id="docshape1" filled="false" stroked="false">
+            <v:shape id="Textbox 1" o:spid="_x0000_s1026" type="#_x0000_t202" style="position:absolute;margin-left:48.7pt;margin-top:11.7pt;width:127.35pt;height:14.25pt;z-index:-15796224;visibility:visible;mso-wrap-style:square;mso-wrap-distance-left:0;mso-wrap-distance-top:0;mso-wrap-distance-right:0;mso-wrap-distance-bottom:0;mso-position-horizontal:absolute;mso-position-horizontal-relative:page;mso-position-vertical:absolute;mso-position-vertical-relative:page;v-text-anchor:top" o:gfxdata="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" filled="f" stroked="f">
               <v:textbox inset="0,0,0,0">
                 <w:txbxContent>
                   <w:p>
                     <w:pPr>
                       <w:spacing w:before="11"/>
-                      <w:ind w:left="20" w:right="0" w:firstLine="0"/>
-                      <w:jc w:val="left"/>
-                      <w:rPr>
-                        <w:sz w:val="22"/>
-                      </w:rPr>
+                      <w:ind w:left="20"/>
                     </w:pPr>
                     <w:r>
-                      <w:rPr>
-                        <w:sz w:val="22"/>
-                      </w:rPr>
                       <w:t>CEUE203</w:t>
                     </w:r>
                     <w:r>
                       <w:rPr>
                         <w:spacing w:val="-2"/>
-                        <w:sz w:val="22"/>
                       </w:rPr>
-                      <w:t> </w:t>
+                      <w:t xml:space="preserve"> </w:t>
                     </w:r>
                     <w:r>
-                      <w:rPr>
-                        <w:sz w:val="22"/>
-                      </w:rPr>
                       <w:t>-</w:t>
                     </w:r>
                     <w:r>
                       <w:rPr>
                         <w:spacing w:val="-2"/>
-                        <w:sz w:val="22"/>
                       </w:rPr>
-                      <w:t> </w:t>
+                      <w:t xml:space="preserve"> </w:t>
                     </w:r>
                     <w:r>
-                      <w:rPr>
-                        <w:sz w:val="22"/>
-                      </w:rPr>
                       <w:t>OOP</w:t>
                     </w:r>
                     <w:r>
                       <w:rPr>
                         <w:spacing w:val="1"/>
-                        <w:sz w:val="22"/>
                       </w:rPr>
-                      <w:t> </w:t>
+                      <w:t xml:space="preserve"> </w:t>
                     </w:r>
                     <w:r>
                       <w:rPr>
                         <w:spacing w:val="-2"/>
-                        <w:sz w:val="22"/>
                       </w:rPr>
                       <w:t>D26IT117</w:t>
                     </w:r>
                   </w:p>
                 </w:txbxContent>
               </v:textbox>
-              <w10:wrap type="none"/>
+              <w10:wrap anchorx="page" anchory="page"/>
             </v:shape>
           </w:pict>
         </mc:Fallback>
@@ -2859,15 +4152,252 @@
 </w:hdr>
 </file>
 
+<file path=word/numbering.xml><?xml version="1.0" encoding="utf-8"?>
+<w:numbering xmlns:wpc="http://schemas.microsoft.com/office/word/2010/wordprocessingCanvas" xmlns:cx="http://schemas.microsoft.com/office/drawing/2014/chartex" xmlns:cx1="http://schemas.microsoft.com/office/drawing/2015/9/8/chartex" xmlns:cx2="http://schemas.microsoft.com/office/drawing/2015/10/21/chartex" xmlns:cx3="http://schemas.microsoft.com/office/drawing/2016/5/9/chartex" xmlns:cx4="http://schemas.microsoft.com/office/drawing/2016/5/10/chartex" xmlns:cx5="http://schemas.microsoft.com/office/drawing/2016/5/11/chartex" xmlns:cx6="http://schemas.microsoft.com/office/drawing/2016/5/12/chartex" xmlns:cx7="http://schemas.microsoft.com/office/drawing/2016/5/13/chartex" xmlns:cx8="http://schemas.microsoft.com/office/drawing/2016/5/14/chartex" xmlns:mc="http://schemas.openxmlformats.org/markup-compatibility/2006" xmlns:aink="http://schemas.microsoft.com/office/drawing/2016/ink" xmlns:am3d="http://schemas.microsoft.com/office/drawing/2017/model3d" xmlns:o="urn:schemas-microsoft-com:office:office" xmlns:oel="http://schemas.microsoft.com/office/2019/extlst" xmlns:r="http://schemas.openxmlformats.org/officeDocument/2006/relationships" xmlns:m="http://schemas.openxmlformats.org/officeDocument/2006/math" xmlns:v="urn:schemas-microsoft-com:vml" xmlns:wp14="http://schemas.microsoft.com/office/word/2010/wordprocessingDrawing" xmlns:wp="http://schemas.openxmlformats.org/drawingml/2006/wordprocessingDrawing" xmlns:w10="urn:schemas-microsoft-com:office:word" xmlns:w="http://schemas.openxmlformats.org/wordprocessingml/2006/main" xmlns:w14="http://schemas.microsoft.com/office/word/2010/wordml" xmlns:w15="http://schemas.microsoft.com/office/word/2012/wordml" xmlns:w16cex="http://schemas.microsoft.com/office/word/2018/wordml/cex" xmlns:w16cid="http://schemas.microsoft.com/office/word/2016/wordml/cid" xmlns:w16="http://schemas.microsoft.com/office/word/2018/wordml" xmlns:w16du="http://schemas.microsoft.com/office/word/2023/wordml/word16du" xmlns:w16sdtdh="http://schemas.microsoft.com/office/word/2020/wordml/sdtdatahash" xmlns:w16sdtfl="http://schemas.microsoft.com/office/word/2024/wordml/sdtformatlock" xmlns:w16se="http://schemas.microsoft.com/office/word/2015/wordml/symex" xmlns:wpg="http://schemas.microsoft.com/office/word/2010/wordprocessingGroup" xmlns:wpi="http://schemas.microsoft.com/office/word/2010/wordprocessingInk" xmlns:wne="http://schemas.microsoft.com/office/word/2006/wordml" xmlns:wps="http://schemas.microsoft.com/office/word/2010/wordprocessingShape" mc:Ignorable="w14 w15 w16se w16cid w16 w16cex w16sdtdh w16sdtfl w16du wp14">
+  <w:abstractNum w:abstractNumId="0" w15:restartNumberingAfterBreak="0">
+    <w:nsid w:val="42404932"/>
+    <w:multiLevelType w:val="hybridMultilevel"/>
+    <w:tmpl w:val="9C84DB12"/>
+    <w:lvl w:ilvl="0" w:tplc="40090001">
+      <w:start w:val="1"/>
+      <w:numFmt w:val="bullet"/>
+      <w:lvlText w:val=""/>
+      <w:lvlJc w:val="left"/>
+      <w:pPr>
+        <w:ind w:left="720" w:hanging="360"/>
+      </w:pPr>
+      <w:rPr>
+        <w:rFonts w:ascii="Symbol" w:hAnsi="Symbol" w:hint="default"/>
+      </w:rPr>
+    </w:lvl>
+    <w:lvl w:ilvl="1" w:tplc="40090003" w:tentative="1">
+      <w:start w:val="1"/>
+      <w:numFmt w:val="bullet"/>
+      <w:lvlText w:val="o"/>
+      <w:lvlJc w:val="left"/>
+      <w:pPr>
+        <w:ind w:left="1440" w:hanging="360"/>
+      </w:pPr>
+      <w:rPr>
+        <w:rFonts w:ascii="Courier New" w:hAnsi="Courier New" w:cs="Courier New" w:hint="default"/>
+      </w:rPr>
+    </w:lvl>
+    <w:lvl w:ilvl="2" w:tplc="40090005" w:tentative="1">
+      <w:start w:val="1"/>
+      <w:numFmt w:val="bullet"/>
+      <w:lvlText w:val=""/>
+      <w:lvlJc w:val="left"/>
+      <w:pPr>
+        <w:ind w:left="2160" w:hanging="360"/>
+      </w:pPr>
+      <w:rPr>
+        <w:rFonts w:ascii="Wingdings" w:hAnsi="Wingdings" w:hint="default"/>
+      </w:rPr>
+    </w:lvl>
+    <w:lvl w:ilvl="3" w:tplc="40090001" w:tentative="1">
+      <w:start w:val="1"/>
+      <w:numFmt w:val="bullet"/>
+      <w:lvlText w:val=""/>
+      <w:lvlJc w:val="left"/>
+      <w:pPr>
+        <w:ind w:left="2880" w:hanging="360"/>
+      </w:pPr>
+      <w:rPr>
+        <w:rFonts w:ascii="Symbol" w:hAnsi="Symbol" w:hint="default"/>
+      </w:rPr>
+    </w:lvl>
+    <w:lvl w:ilvl="4" w:tplc="40090003" w:tentative="1">
+      <w:start w:val="1"/>
+      <w:numFmt w:val="bullet"/>
+      <w:lvlText w:val="o"/>
+      <w:lvlJc w:val="left"/>
+      <w:pPr>
+        <w:ind w:left="3600" w:hanging="360"/>
+      </w:pPr>
+      <w:rPr>
+        <w:rFonts w:ascii="Courier New" w:hAnsi="Courier New" w:cs="Courier New" w:hint="default"/>
+      </w:rPr>
+    </w:lvl>
+    <w:lvl w:ilvl="5" w:tplc="40090005" w:tentative="1">
+      <w:start w:val="1"/>
+      <w:numFmt w:val="bullet"/>
+      <w:lvlText w:val=""/>
+      <w:lvlJc w:val="left"/>
+      <w:pPr>
+        <w:ind w:left="4320" w:hanging="360"/>
+      </w:pPr>
+      <w:rPr>
+        <w:rFonts w:ascii="Wingdings" w:hAnsi="Wingdings" w:hint="default"/>
+      </w:rPr>
+    </w:lvl>
+    <w:lvl w:ilvl="6" w:tplc="40090001" w:tentative="1">
+      <w:start w:val="1"/>
+      <w:numFmt w:val="bullet"/>
+      <w:lvlText w:val=""/>
+      <w:lvlJc w:val="left"/>
+      <w:pPr>
+        <w:ind w:left="5040" w:hanging="360"/>
+      </w:pPr>
+      <w:rPr>
+        <w:rFonts w:ascii="Symbol" w:hAnsi="Symbol" w:hint="default"/>
+      </w:rPr>
+    </w:lvl>
+    <w:lvl w:ilvl="7" w:tplc="40090003" w:tentative="1">
+      <w:start w:val="1"/>
+      <w:numFmt w:val="bullet"/>
+      <w:lvlText w:val="o"/>
+      <w:lvlJc w:val="left"/>
+      <w:pPr>
+        <w:ind w:left="5760" w:hanging="360"/>
+      </w:pPr>
+      <w:rPr>
+        <w:rFonts w:ascii="Courier New" w:hAnsi="Courier New" w:cs="Courier New" w:hint="default"/>
+      </w:rPr>
+    </w:lvl>
+    <w:lvl w:ilvl="8" w:tplc="40090005" w:tentative="1">
+      <w:start w:val="1"/>
+      <w:numFmt w:val="bullet"/>
+      <w:lvlText w:val=""/>
+      <w:lvlJc w:val="left"/>
+      <w:pPr>
+        <w:ind w:left="6480" w:hanging="360"/>
+      </w:pPr>
+      <w:rPr>
+        <w:rFonts w:ascii="Wingdings" w:hAnsi="Wingdings" w:hint="default"/>
+      </w:rPr>
+    </w:lvl>
+  </w:abstractNum>
+  <w:abstractNum w:abstractNumId="1" w15:restartNumberingAfterBreak="0">
+    <w:nsid w:val="50406CC6"/>
+    <w:multiLevelType w:val="hybridMultilevel"/>
+    <w:tmpl w:val="63BCB02E"/>
+    <w:lvl w:ilvl="0" w:tplc="40090001">
+      <w:start w:val="1"/>
+      <w:numFmt w:val="bullet"/>
+      <w:lvlText w:val=""/>
+      <w:lvlJc w:val="left"/>
+      <w:pPr>
+        <w:ind w:left="720" w:hanging="360"/>
+      </w:pPr>
+      <w:rPr>
+        <w:rFonts w:ascii="Symbol" w:hAnsi="Symbol" w:hint="default"/>
+      </w:rPr>
+    </w:lvl>
+    <w:lvl w:ilvl="1" w:tplc="40090003" w:tentative="1">
+      <w:start w:val="1"/>
+      <w:numFmt w:val="bullet"/>
+      <w:lvlText w:val="o"/>
+      <w:lvlJc w:val="left"/>
+      <w:pPr>
+        <w:ind w:left="1440" w:hanging="360"/>
+      </w:pPr>
+      <w:rPr>
+        <w:rFonts w:ascii="Courier New" w:hAnsi="Courier New" w:cs="Courier New" w:hint="default"/>
+      </w:rPr>
+    </w:lvl>
+    <w:lvl w:ilvl="2" w:tplc="40090005" w:tentative="1">
+      <w:start w:val="1"/>
+      <w:numFmt w:val="bullet"/>
+      <w:lvlText w:val=""/>
+      <w:lvlJc w:val="left"/>
+      <w:pPr>
+        <w:ind w:left="2160" w:hanging="360"/>
+      </w:pPr>
+      <w:rPr>
+        <w:rFonts w:ascii="Wingdings" w:hAnsi="Wingdings" w:hint="default"/>
+      </w:rPr>
+    </w:lvl>
+    <w:lvl w:ilvl="3" w:tplc="40090001" w:tentative="1">
+      <w:start w:val="1"/>
+      <w:numFmt w:val="bullet"/>
+      <w:lvlText w:val=""/>
+      <w:lvlJc w:val="left"/>
+      <w:pPr>
+        <w:ind w:left="2880" w:hanging="360"/>
+      </w:pPr>
+      <w:rPr>
+        <w:rFonts w:ascii="Symbol" w:hAnsi="Symbol" w:hint="default"/>
+      </w:rPr>
+    </w:lvl>
+    <w:lvl w:ilvl="4" w:tplc="40090003" w:tentative="1">
+      <w:start w:val="1"/>
+      <w:numFmt w:val="bullet"/>
+      <w:lvlText w:val="o"/>
+      <w:lvlJc w:val="left"/>
+      <w:pPr>
+        <w:ind w:left="3600" w:hanging="360"/>
+      </w:pPr>
+      <w:rPr>
+        <w:rFonts w:ascii="Courier New" w:hAnsi="Courier New" w:cs="Courier New" w:hint="default"/>
+      </w:rPr>
+    </w:lvl>
+    <w:lvl w:ilvl="5" w:tplc="40090005" w:tentative="1">
+      <w:start w:val="1"/>
+      <w:numFmt w:val="bullet"/>
+      <w:lvlText w:val=""/>
+      <w:lvlJc w:val="left"/>
+      <w:pPr>
+        <w:ind w:left="4320" w:hanging="360"/>
+      </w:pPr>
+      <w:rPr>
+        <w:rFonts w:ascii="Wingdings" w:hAnsi="Wingdings" w:hint="default"/>
+      </w:rPr>
+    </w:lvl>
+    <w:lvl w:ilvl="6" w:tplc="40090001" w:tentative="1">
+      <w:start w:val="1"/>
+      <w:numFmt w:val="bullet"/>
+      <w:lvlText w:val=""/>
+      <w:lvlJc w:val="left"/>
+      <w:pPr>
+        <w:ind w:left="5040" w:hanging="360"/>
+      </w:pPr>
+      <w:rPr>
+        <w:rFonts w:ascii="Symbol" w:hAnsi="Symbol" w:hint="default"/>
+      </w:rPr>
+    </w:lvl>
+    <w:lvl w:ilvl="7" w:tplc="40090003" w:tentative="1">
+      <w:start w:val="1"/>
+      <w:numFmt w:val="bullet"/>
+      <w:lvlText w:val="o"/>
+      <w:lvlJc w:val="left"/>
+      <w:pPr>
+        <w:ind w:left="5760" w:hanging="360"/>
+      </w:pPr>
+      <w:rPr>
+        <w:rFonts w:ascii="Courier New" w:hAnsi="Courier New" w:cs="Courier New" w:hint="default"/>
+      </w:rPr>
+    </w:lvl>
+    <w:lvl w:ilvl="8" w:tplc="40090005" w:tentative="1">
+      <w:start w:val="1"/>
+      <w:numFmt w:val="bullet"/>
+      <w:lvlText w:val=""/>
+      <w:lvlJc w:val="left"/>
+      <w:pPr>
+        <w:ind w:left="6480" w:hanging="360"/>
+      </w:pPr>
+      <w:rPr>
+        <w:rFonts w:ascii="Wingdings" w:hAnsi="Wingdings" w:hint="default"/>
+      </w:rPr>
+    </w:lvl>
+  </w:abstractNum>
+  <w:num w:numId="1" w16cid:durableId="1103573997">
+    <w:abstractNumId w:val="0"/>
+  </w:num>
+  <w:num w:numId="2" w16cid:durableId="577717741">
+    <w:abstractNumId w:val="1"/>
+  </w:num>
+</w:numbering>
+</file>
+
 <file path=word/styles.xml><?xml version="1.0" encoding="utf-8"?>
-<w:styles xmlns:r="http://schemas.openxmlformats.org/officeDocument/2006/relationships" xmlns:w="http://schemas.openxmlformats.org/wordprocessingml/2006/main">
+<w:styles xmlns:mc="http://schemas.openxmlformats.org/markup-compatibility/2006" xmlns:r="http://schemas.openxmlformats.org/officeDocument/2006/relationships" xmlns:w="http://schemas.openxmlformats.org/wordprocessingml/2006/main" xmlns:w14="http://schemas.microsoft.com/office/word/2010/wordml" xmlns:w15="http://schemas.microsoft.com/office/word/2012/wordml" xmlns:w16cex="http://schemas.microsoft.com/office/word/2018/wordml/cex" xmlns:w16cid="http://schemas.microsoft.com/office/word/2016/wordml/cid" xmlns:w16="http://schemas.microsoft.com/office/word/2018/wordml" xmlns:w16du="http://schemas.microsoft.com/office/word/2023/wordml/word16du" xmlns:w16sdtdh="http://schemas.microsoft.com/office/word/2020/wordml/sdtdatahash" xmlns:w16sdtfl="http://schemas.microsoft.com/office/word/2024/wordml/sdtformatlock" xmlns:w16se="http://schemas.microsoft.com/office/word/2015/wordml/symex" mc:Ignorable="w14 w15 w16se w16cid w16 w16cex w16sdtdh w16sdtfl w16du">
   <w:docDefaults>
     <w:rPrDefault>
       <w:rPr>
-        <w:rFonts w:cstheme="minorBidi" w:hAnsiTheme="minorHAnsi" w:eastAsiaTheme="minorHAnsi" w:asciiTheme="minorHAnsi"/>
+        <w:rFonts w:asciiTheme="minorHAnsi" w:eastAsiaTheme="minorHAnsi" w:hAnsiTheme="minorHAnsi" w:cstheme="minorBidi"/>
         <w:sz w:val="22"/>
         <w:szCs w:val="22"/>
-        <w:lang w:val="en-US" w:bidi="ar-SA" w:eastAsia="en-US"/>
+        <w:lang w:val="en-US" w:eastAsia="en-US" w:bidi="ar-SA"/>
       </w:rPr>
     </w:rPrDefault>
     <w:pPrDefault>
@@ -2875,140 +4405,496 @@
         <w:widowControl w:val="0"/>
         <w:autoSpaceDE w:val="0"/>
         <w:autoSpaceDN w:val="0"/>
-        <w:spacing w:lineRule="auto" w:line="240" w:before="0" w:after="0"/>
-        <w:ind w:left="0" w:right="0"/>
-        <w:jc w:val="left"/>
       </w:pPr>
     </w:pPrDefault>
   </w:docDefaults>
-  <w:style w:styleId="DefaultParagraphFont" w:default="1" w:type="character">
+  <w:latentStyles w:defLockedState="0" w:defUIPriority="99" w:defSemiHidden="0" w:defUnhideWhenUsed="0" w:defQFormat="0" w:count="376">
+    <w:lsdException w:name="Normal" w:uiPriority="0" w:qFormat="1"/>
+    <w:lsdException w:name="heading 1" w:uiPriority="9" w:qFormat="1"/>
+    <w:lsdException w:name="heading 2" w:semiHidden="1" w:uiPriority="9" w:unhideWhenUsed="1" w:qFormat="1"/>
+    <w:lsdException w:name="heading 3" w:semiHidden="1" w:uiPriority="9" w:unhideWhenUsed="1" w:qFormat="1"/>
+    <w:lsdException w:name="heading 4" w:semiHidden="1" w:uiPriority="9" w:unhideWhenUsed="1" w:qFormat="1"/>
+    <w:lsdException w:name="heading 5" w:semiHidden="1" w:uiPriority="9" w:unhideWhenUsed="1" w:qFormat="1"/>
+    <w:lsdException w:name="heading 6" w:semiHidden="1" w:uiPriority="9" w:unhideWhenUsed="1" w:qFormat="1"/>
+    <w:lsdException w:name="heading 7" w:semiHidden="1" w:uiPriority="9" w:unhideWhenUsed="1" w:qFormat="1"/>
+    <w:lsdException w:name="heading 8" w:semiHidden="1" w:uiPriority="9" w:unhideWhenUsed="1" w:qFormat="1"/>
+    <w:lsdException w:name="heading 9" w:semiHidden="1" w:uiPriority="9" w:unhideWhenUsed="1" w:qFormat="1"/>
+    <w:lsdException w:name="index 1" w:semiHidden="1" w:unhideWhenUsed="1"/>
+    <w:lsdException w:name="index 2" w:semiHidden="1" w:unhideWhenUsed="1"/>
+    <w:lsdException w:name="index 3" w:semiHidden="1" w:unhideWhenUsed="1"/>
+    <w:lsdException w:name="index 4" w:semiHidden="1" w:unhideWhenUsed="1"/>
+    <w:lsdException w:name="index 5" w:semiHidden="1" w:unhideWhenUsed="1"/>
+    <w:lsdException w:name="index 6" w:semiHidden="1" w:unhideWhenUsed="1"/>
+    <w:lsdException w:name="index 7" w:semiHidden="1" w:unhideWhenUsed="1"/>
+    <w:lsdException w:name="index 8" w:semiHidden="1" w:unhideWhenUsed="1"/>
+    <w:lsdException w:name="index 9" w:semiHidden="1" w:unhideWhenUsed="1"/>
+    <w:lsdException w:name="toc 1" w:semiHidden="1" w:uiPriority="39" w:unhideWhenUsed="1"/>
+    <w:lsdException w:name="toc 2" w:semiHidden="1" w:uiPriority="39" w:unhideWhenUsed="1"/>
+    <w:lsdException w:name="toc 3" w:semiHidden="1" w:uiPriority="39" w:unhideWhenUsed="1"/>
+    <w:lsdException w:name="toc 4" w:semiHidden="1" w:uiPriority="39" w:unhideWhenUsed="1"/>
+    <w:lsdException w:name="toc 5" w:semiHidden="1" w:uiPriority="39" w:unhideWhenUsed="1"/>
+    <w:lsdException w:name="toc 6" w:semiHidden="1" w:uiPriority="39" w:unhideWhenUsed="1"/>
+    <w:lsdException w:name="toc 7" w:semiHidden="1" w:uiPriority="39" w:unhideWhenUsed="1"/>
+    <w:lsdException w:name="toc 8" w:semiHidden="1" w:uiPriority="39" w:unhideWhenUsed="1"/>
+    <w:lsdException w:name="toc 9" w:semiHidden="1" w:uiPriority="39" w:unhideWhenUsed="1"/>
+    <w:lsdException w:name="Normal Indent" w:semiHidden="1" w:unhideWhenUsed="1"/>
+    <w:lsdException w:name="footnote text" w:semiHidden="1" w:unhideWhenUsed="1"/>
+    <w:lsdException w:name="annotation text" w:semiHidden="1" w:unhideWhenUsed="1"/>
+    <w:lsdException w:name="header" w:semiHidden="1" w:unhideWhenUsed="1"/>
+    <w:lsdException w:name="footer" w:semiHidden="1" w:unhideWhenUsed="1"/>
+    <w:lsdException w:name="index heading" w:semiHidden="1" w:unhideWhenUsed="1"/>
+    <w:lsdException w:name="caption" w:semiHidden="1" w:uiPriority="35" w:unhideWhenUsed="1" w:qFormat="1"/>
+    <w:lsdException w:name="table of figures" w:semiHidden="1" w:unhideWhenUsed="1"/>
+    <w:lsdException w:name="envelope address" w:semiHidden="1" w:unhideWhenUsed="1"/>
+    <w:lsdException w:name="envelope return" w:semiHidden="1" w:unhideWhenUsed="1"/>
+    <w:lsdException w:name="footnote reference" w:semiHidden="1" w:unhideWhenUsed="1"/>
+    <w:lsdException w:name="annotation reference" w:semiHidden="1" w:unhideWhenUsed="1"/>
+    <w:lsdException w:name="line number" w:semiHidden="1" w:unhideWhenUsed="1"/>
+    <w:lsdException w:name="page number" w:semiHidden="1" w:unhideWhenUsed="1"/>
+    <w:lsdException w:name="endnote reference" w:semiHidden="1" w:unhideWhenUsed="1"/>
+    <w:lsdException w:name="endnote text" w:semiHidden="1" w:unhideWhenUsed="1"/>
+    <w:lsdException w:name="table of authorities" w:semiHidden="1" w:unhideWhenUsed="1"/>
+    <w:lsdException w:name="macro" w:semiHidden="1" w:unhideWhenUsed="1"/>
+    <w:lsdException w:name="toa heading" w:semiHidden="1" w:unhideWhenUsed="1"/>
+    <w:lsdException w:name="List" w:semiHidden="1" w:unhideWhenUsed="1"/>
+    <w:lsdException w:name="List Bullet" w:semiHidden="1" w:unhideWhenUsed="1"/>
+    <w:lsdException w:name="List Number" w:semiHidden="1" w:unhideWhenUsed="1"/>
+    <w:lsdException w:name="List 2" w:semiHidden="1" w:unhideWhenUsed="1"/>
+    <w:lsdException w:name="List 3" w:semiHidden="1" w:unhideWhenUsed="1"/>
+    <w:lsdException w:name="List 4" w:semiHidden="1" w:unhideWhenUsed="1"/>
+    <w:lsdException w:name="List 5" w:semiHidden="1" w:unhideWhenUsed="1"/>
+    <w:lsdException w:name="List Bullet 2" w:semiHidden="1" w:unhideWhenUsed="1"/>
+    <w:lsdException w:name="List Bullet 3" w:semiHidden="1" w:unhideWhenUsed="1"/>
+    <w:lsdException w:name="List Bullet 4" w:semiHidden="1" w:unhideWhenUsed="1"/>
+    <w:lsdException w:name="List Bullet 5" w:semiHidden="1" w:unhideWhenUsed="1"/>
+    <w:lsdException w:name="List Number 2" w:semiHidden="1" w:unhideWhenUsed="1"/>
+    <w:lsdException w:name="List Number 3" w:semiHidden="1" w:unhideWhenUsed="1"/>
+    <w:lsdException w:name="List Number 4" w:semiHidden="1" w:unhideWhenUsed="1"/>
+    <w:lsdException w:name="List Number 5" w:semiHidden="1" w:unhideWhenUsed="1"/>
+    <w:lsdException w:name="Title" w:uiPriority="10" w:qFormat="1"/>
+    <w:lsdException w:name="Closing" w:semiHidden="1" w:unhideWhenUsed="1"/>
+    <w:lsdException w:name="Signature" w:semiHidden="1" w:unhideWhenUsed="1"/>
+    <w:lsdException w:name="Default Paragraph Font" w:semiHidden="1" w:uiPriority="1" w:unhideWhenUsed="1"/>
+    <w:lsdException w:name="Body Text" w:semiHidden="1" w:unhideWhenUsed="1"/>
+    <w:lsdException w:name="Body Text Indent" w:semiHidden="1" w:unhideWhenUsed="1"/>
+    <w:lsdException w:name="List Continue" w:semiHidden="1" w:unhideWhenUsed="1"/>
+    <w:lsdException w:name="List Continue 2" w:semiHidden="1" w:unhideWhenUsed="1"/>
+    <w:lsdException w:name="List Continue 3" w:semiHidden="1" w:unhideWhenUsed="1"/>
+    <w:lsdException w:name="List Continue 4" w:semiHidden="1" w:unhideWhenUsed="1"/>
+    <w:lsdException w:name="List Continue 5" w:semiHidden="1" w:unhideWhenUsed="1"/>
+    <w:lsdException w:name="Message Header" w:semiHidden="1" w:unhideWhenUsed="1"/>
+    <w:lsdException w:name="Subtitle" w:uiPriority="11" w:qFormat="1"/>
+    <w:lsdException w:name="Salutation" w:semiHidden="1" w:unhideWhenUsed="1"/>
+    <w:lsdException w:name="Date" w:semiHidden="1" w:unhideWhenUsed="1"/>
+    <w:lsdException w:name="Body Text First Indent" w:semiHidden="1" w:unhideWhenUsed="1"/>
+    <w:lsdException w:name="Body Text First Indent 2" w:semiHidden="1" w:unhideWhenUsed="1"/>
+    <w:lsdException w:name="Note Heading" w:semiHidden="1" w:unhideWhenUsed="1"/>
+    <w:lsdException w:name="Body Text 2" w:semiHidden="1" w:unhideWhenUsed="1"/>
+    <w:lsdException w:name="Body Text 3" w:semiHidden="1" w:unhideWhenUsed="1"/>
+    <w:lsdException w:name="Body Text Indent 2" w:semiHidden="1" w:unhideWhenUsed="1"/>
+    <w:lsdException w:name="Body Text Indent 3" w:semiHidden="1" w:unhideWhenUsed="1"/>
+    <w:lsdException w:name="Block Text" w:semiHidden="1" w:unhideWhenUsed="1"/>
+    <w:lsdException w:name="Hyperlink" w:semiHidden="1" w:unhideWhenUsed="1"/>
+    <w:lsdException w:name="FollowedHyperlink" w:semiHidden="1" w:unhideWhenUsed="1"/>
+    <w:lsdException w:name="Strong" w:uiPriority="22" w:qFormat="1"/>
+    <w:lsdException w:name="Emphasis" w:uiPriority="20" w:qFormat="1"/>
+    <w:lsdException w:name="Document Map" w:semiHidden="1" w:unhideWhenUsed="1"/>
+    <w:lsdException w:name="Plain Text" w:semiHidden="1" w:unhideWhenUsed="1"/>
+    <w:lsdException w:name="E-mail Signature" w:semiHidden="1" w:unhideWhenUsed="1"/>
+    <w:lsdException w:name="HTML Top of Form" w:semiHidden="1" w:unhideWhenUsed="1"/>
+    <w:lsdException w:name="HTML Bottom of Form" w:semiHidden="1" w:unhideWhenUsed="1"/>
+    <w:lsdException w:name="Normal (Web)" w:semiHidden="1" w:unhideWhenUsed="1"/>
+    <w:lsdException w:name="HTML Acronym" w:semiHidden="1" w:unhideWhenUsed="1"/>
+    <w:lsdException w:name="HTML Address" w:semiHidden="1" w:unhideWhenUsed="1"/>
+    <w:lsdException w:name="HTML Cite" w:semiHidden="1" w:unhideWhenUsed="1"/>
+    <w:lsdException w:name="HTML Code" w:semiHidden="1" w:unhideWhenUsed="1"/>
+    <w:lsdException w:name="HTML Definition" w:semiHidden="1" w:unhideWhenUsed="1"/>
+    <w:lsdException w:name="HTML Keyboard" w:semiHidden="1" w:unhideWhenUsed="1"/>
+    <w:lsdException w:name="HTML Preformatted" w:semiHidden="1" w:unhideWhenUsed="1"/>
+    <w:lsdException w:name="HTML Sample" w:semiHidden="1" w:unhideWhenUsed="1"/>
+    <w:lsdException w:name="HTML Typewriter" w:semiHidden="1" w:unhideWhenUsed="1"/>
+    <w:lsdException w:name="HTML Variable" w:semiHidden="1" w:unhideWhenUsed="1"/>
+    <w:lsdException w:name="Normal Table" w:semiHidden="1" w:unhideWhenUsed="1"/>
+    <w:lsdException w:name="annotation subject" w:semiHidden="1" w:unhideWhenUsed="1"/>
+    <w:lsdException w:name="No List" w:semiHidden="1" w:unhideWhenUsed="1"/>
+    <w:lsdException w:name="Outline List 1" w:semiHidden="1" w:unhideWhenUsed="1"/>
+    <w:lsdException w:name="Outline List 2" w:semiHidden="1" w:unhideWhenUsed="1"/>
+    <w:lsdException w:name="Outline List 3" w:semiHidden="1" w:unhideWhenUsed="1"/>
+    <w:lsdException w:name="Table Simple 1" w:semiHidden="1" w:unhideWhenUsed="1"/>
+    <w:lsdException w:name="Table Simple 2" w:semiHidden="1" w:unhideWhenUsed="1"/>
+    <w:lsdException w:name="Table Simple 3" w:semiHidden="1" w:unhideWhenUsed="1"/>
+    <w:lsdException w:name="Table Classic 1" w:semiHidden="1" w:unhideWhenUsed="1"/>
+    <w:lsdException w:name="Table Classic 2" w:semiHidden="1" w:unhideWhenUsed="1"/>
+    <w:lsdException w:name="Table Classic 3" w:semiHidden="1" w:unhideWhenUsed="1"/>
+    <w:lsdException w:name="Table Classic 4" w:semiHidden="1" w:unhideWhenUsed="1"/>
+    <w:lsdException w:name="Table Colorful 1" w:semiHidden="1" w:unhideWhenUsed="1"/>
+    <w:lsdException w:name="Table Colorful 2" w:semiHidden="1" w:unhideWhenUsed="1"/>
+    <w:lsdException w:name="Table Colorful 3" w:semiHidden="1" w:unhideWhenUsed="1"/>
+    <w:lsdException w:name="Table Columns 1" w:semiHidden="1" w:unhideWhenUsed="1"/>
+    <w:lsdException w:name="Table Columns 2" w:semiHidden="1" w:unhideWhenUsed="1"/>
+    <w:lsdException w:name="Table Columns 3" w:semiHidden="1" w:unhideWhenUsed="1"/>
+    <w:lsdException w:name="Table Columns 4" w:semiHidden="1" w:unhideWhenUsed="1"/>
+    <w:lsdException w:name="Table Columns 5" w:semiHidden="1" w:unhideWhenUsed="1"/>
+    <w:lsdException w:name="Table Grid 1" w:semiHidden="1" w:unhideWhenUsed="1"/>
+    <w:lsdException w:name="Table Grid 2" w:semiHidden="1" w:unhideWhenUsed="1"/>
+    <w:lsdException w:name="Table Grid 3" w:semiHidden="1" w:unhideWhenUsed="1"/>
+    <w:lsdException w:name="Table Grid 4" w:semiHidden="1" w:unhideWhenUsed="1"/>
+    <w:lsdException w:name="Table Grid 5" w:semiHidden="1" w:unhideWhenUsed="1"/>
+    <w:lsdException w:name="Table Grid 6" w:semiHidden="1" w:unhideWhenUsed="1"/>
+    <w:lsdException w:name="Table Grid 7" w:semiHidden="1" w:unhideWhenUsed="1"/>
+    <w:lsdException w:name="Table Grid 8" w:semiHidden="1" w:unhideWhenUsed="1"/>
+    <w:lsdException w:name="Table List 1" w:semiHidden="1" w:unhideWhenUsed="1"/>
+    <w:lsdException w:name="Table List 2" w:semiHidden="1" w:unhideWhenUsed="1"/>
+    <w:lsdException w:name="Table List 3" w:semiHidden="1" w:unhideWhenUsed="1"/>
+    <w:lsdException w:name="Table List 4" w:semiHidden="1" w:unhideWhenUsed="1"/>
+    <w:lsdException w:name="Table List 5" w:semiHidden="1" w:unhideWhenUsed="1"/>
+    <w:lsdException w:name="Table List 6" w:semiHidden="1" w:unhideWhenUsed="1"/>
+    <w:lsdException w:name="Table List 7" w:semiHidden="1" w:unhideWhenUsed="1"/>
+    <w:lsdException w:name="Table List 8" w:semiHidden="1" w:unhideWhenUsed="1"/>
+    <w:lsdException w:name="Table 3D effects 1" w:semiHidden="1" w:unhideWhenUsed="1"/>
+    <w:lsdException w:name="Table 3D effects 2" w:semiHidden="1" w:unhideWhenUsed="1"/>
+    <w:lsdException w:name="Table 3D effects 3" w:semiHidden="1" w:unhideWhenUsed="1"/>
+    <w:lsdException w:name="Table Contemporary" w:semiHidden="1" w:unhideWhenUsed="1"/>
+    <w:lsdException w:name="Table Elegant" w:semiHidden="1" w:unhideWhenUsed="1"/>
+    <w:lsdException w:name="Table Professional" w:semiHidden="1" w:unhideWhenUsed="1"/>
+    <w:lsdException w:name="Table Subtle 1" w:semiHidden="1" w:unhideWhenUsed="1"/>
+    <w:lsdException w:name="Table Subtle 2" w:semiHidden="1" w:unhideWhenUsed="1"/>
+    <w:lsdException w:name="Table Web 1" w:semiHidden="1" w:unhideWhenUsed="1"/>
+    <w:lsdException w:name="Table Web 2" w:semiHidden="1" w:unhideWhenUsed="1"/>
+    <w:lsdException w:name="Table Web 3" w:semiHidden="1" w:unhideWhenUsed="1"/>
+    <w:lsdException w:name="Balloon Text" w:semiHidden="1" w:unhideWhenUsed="1"/>
+    <w:lsdException w:name="Table Grid" w:uiPriority="39"/>
+    <w:lsdException w:name="Table Theme" w:semiHidden="1" w:unhideWhenUsed="1"/>
+    <w:lsdException w:name="Placeholder Text" w:semiHidden="1"/>
+    <w:lsdException w:name="No Spacing" w:uiPriority="1" w:qFormat="1"/>
+    <w:lsdException w:name="Light Shading" w:uiPriority="60"/>
+    <w:lsdException w:name="Light List" w:uiPriority="61"/>
+    <w:lsdException w:name="Light Grid" w:uiPriority="62"/>
+    <w:lsdException w:name="Medium Shading 1" w:uiPriority="63"/>
+    <w:lsdException w:name="Medium Shading 2" w:uiPriority="64"/>
+    <w:lsdException w:name="Medium List 1" w:uiPriority="65"/>
+    <w:lsdException w:name="Medium List 2" w:uiPriority="66"/>
+    <w:lsdException w:name="Medium Grid 1" w:uiPriority="67"/>
+    <w:lsdException w:name="Medium Grid 2" w:uiPriority="68"/>
+    <w:lsdException w:name="Medium Grid 3" w:uiPriority="69"/>
+    <w:lsdException w:name="Dark List" w:uiPriority="70"/>
+    <w:lsdException w:name="Colorful Shading" w:uiPriority="71"/>
+    <w:lsdException w:name="Colorful List" w:uiPriority="72"/>
+    <w:lsdException w:name="Colorful Grid" w:uiPriority="73"/>
+    <w:lsdException w:name="Light Shading Accent 1" w:uiPriority="60"/>
+    <w:lsdException w:name="Light List Accent 1" w:uiPriority="61"/>
+    <w:lsdException w:name="Light Grid Accent 1" w:uiPriority="62"/>
+    <w:lsdException w:name="Medium Shading 1 Accent 1" w:uiPriority="63"/>
+    <w:lsdException w:name="Medium Shading 2 Accent 1" w:uiPriority="64"/>
+    <w:lsdException w:name="Medium List 1 Accent 1" w:uiPriority="65"/>
+    <w:lsdException w:name="Revision" w:semiHidden="1"/>
+    <w:lsdException w:name="List Paragraph" w:uiPriority="34" w:qFormat="1"/>
+    <w:lsdException w:name="Quote" w:uiPriority="29" w:qFormat="1"/>
+    <w:lsdException w:name="Intense Quote" w:uiPriority="30" w:qFormat="1"/>
+    <w:lsdException w:name="Medium List 2 Accent 1" w:uiPriority="66"/>
+    <w:lsdException w:name="Medium Grid 1 Accent 1" w:uiPriority="67"/>
+    <w:lsdException w:name="Medium Grid 2 Accent 1" w:uiPriority="68"/>
+    <w:lsdException w:name="Medium Grid 3 Accent 1" w:uiPriority="69"/>
+    <w:lsdException w:name="Dark List Accent 1" w:uiPriority="70"/>
+    <w:lsdException w:name="Colorful Shading Accent 1" w:uiPriority="71"/>
+    <w:lsdException w:name="Colorful List Accent 1" w:uiPriority="72"/>
+    <w:lsdException w:name="Colorful Grid Accent 1" w:uiPriority="73"/>
+    <w:lsdException w:name="Light Shading Accent 2" w:uiPriority="60"/>
+    <w:lsdException w:name="Light List Accent 2" w:uiPriority="61"/>
+    <w:lsdException w:name="Light Grid Accent 2" w:uiPriority="62"/>
+    <w:lsdException w:name="Medium Shading 1 Accent 2" w:uiPriority="63"/>
+    <w:lsdException w:name="Medium Shading 2 Accent 2" w:uiPriority="64"/>
+    <w:lsdException w:name="Medium List 1 Accent 2" w:uiPriority="65"/>
+    <w:lsdException w:name="Medium List 2 Accent 2" w:uiPriority="66"/>
+    <w:lsdException w:name="Medium Grid 1 Accent 2" w:uiPriority="67"/>
+    <w:lsdException w:name="Medium Grid 2 Accent 2" w:uiPriority="68"/>
+    <w:lsdException w:name="Medium Grid 3 Accent 2" w:uiPriority="69"/>
+    <w:lsdException w:name="Dark List Accent 2" w:uiPriority="70"/>
+    <w:lsdException w:name="Colorful Shading Accent 2" w:uiPriority="71"/>
+    <w:lsdException w:name="Colorful List Accent 2" w:uiPriority="72"/>
+    <w:lsdException w:name="Colorful Grid Accent 2" w:uiPriority="73"/>
+    <w:lsdException w:name="Light Shading Accent 3" w:uiPriority="60"/>
+    <w:lsdException w:name="Light List Accent 3" w:uiPriority="61"/>
+    <w:lsdException w:name="Light Grid Accent 3" w:uiPriority="62"/>
+    <w:lsdException w:name="Medium Shading 1 Accent 3" w:uiPriority="63"/>
+    <w:lsdException w:name="Medium Shading 2 Accent 3" w:uiPriority="64"/>
+    <w:lsdException w:name="Medium List 1 Accent 3" w:uiPriority="65"/>
+    <w:lsdException w:name="Medium List 2 Accent 3" w:uiPriority="66"/>
+    <w:lsdException w:name="Medium Grid 1 Accent 3" w:uiPriority="67"/>
+    <w:lsdException w:name="Medium Grid 2 Accent 3" w:uiPriority="68"/>
+    <w:lsdException w:name="Medium Grid 3 Accent 3" w:uiPriority="69"/>
+    <w:lsdException w:name="Dark List Accent 3" w:uiPriority="70"/>
+    <w:lsdException w:name="Colorful Shading Accent 3" w:uiPriority="71"/>
+    <w:lsdException w:name="Colorful List Accent 3" w:uiPriority="72"/>
+    <w:lsdException w:name="Colorful Grid Accent 3" w:uiPriority="73"/>
+    <w:lsdException w:name="Light Shading Accent 4" w:uiPriority="60"/>
+    <w:lsdException w:name="Light List Accent 4" w:uiPriority="61"/>
+    <w:lsdException w:name="Light Grid Accent 4" w:uiPriority="62"/>
+    <w:lsdException w:name="Medium Shading 1 Accent 4" w:uiPriority="63"/>
+    <w:lsdException w:name="Medium Shading 2 Accent 4" w:uiPriority="64"/>
+    <w:lsdException w:name="Medium List 1 Accent 4" w:uiPriority="65"/>
+    <w:lsdException w:name="Medium List 2 Accent 4" w:uiPriority="66"/>
+    <w:lsdException w:name="Medium Grid 1 Accent 4" w:uiPriority="67"/>
+    <w:lsdException w:name="Medium Grid 2 Accent 4" w:uiPriority="68"/>
+    <w:lsdException w:name="Medium Grid 3 Accent 4" w:uiPriority="69"/>
+    <w:lsdException w:name="Dark List Accent 4" w:uiPriority="70"/>
+    <w:lsdException w:name="Colorful Shading Accent 4" w:uiPriority="71"/>
+    <w:lsdException w:name="Colorful List Accent 4" w:uiPriority="72"/>
+    <w:lsdException w:name="Colorful Grid Accent 4" w:uiPriority="73"/>
+    <w:lsdException w:name="Light Shading Accent 5" w:uiPriority="60"/>
+    <w:lsdException w:name="Light List Accent 5" w:uiPriority="61"/>
+    <w:lsdException w:name="Light Grid Accent 5" w:uiPriority="62"/>
+    <w:lsdException w:name="Medium Shading 1 Accent 5" w:uiPriority="63"/>
+    <w:lsdException w:name="Medium Shading 2 Accent 5" w:uiPriority="64"/>
+    <w:lsdException w:name="Medium List 1 Accent 5" w:uiPriority="65"/>
+    <w:lsdException w:name="Medium List 2 Accent 5" w:uiPriority="66"/>
+    <w:lsdException w:name="Medium Grid 1 Accent 5" w:uiPriority="67"/>
+    <w:lsdException w:name="Medium Grid 2 Accent 5" w:uiPriority="68"/>
+    <w:lsdException w:name="Medium Grid 3 Accent 5" w:uiPriority="69"/>
+    <w:lsdException w:name="Dark List Accent 5" w:uiPriority="70"/>
+    <w:lsdException w:name="Colorful Shading Accent 5" w:uiPriority="71"/>
+    <w:lsdException w:name="Colorful List Accent 5" w:uiPriority="72"/>
+    <w:lsdException w:name="Colorful Grid Accent 5" w:uiPriority="73"/>
+    <w:lsdException w:name="Light Shading Accent 6" w:uiPriority="60"/>
+    <w:lsdException w:name="Light List Accent 6" w:uiPriority="61"/>
+    <w:lsdException w:name="Light Grid Accent 6" w:uiPriority="62"/>
+    <w:lsdException w:name="Medium Shading 1 Accent 6" w:uiPriority="63"/>
+    <w:lsdException w:name="Medium Shading 2 Accent 6" w:uiPriority="64"/>
+    <w:lsdException w:name="Medium List 1 Accent 6" w:uiPriority="65"/>
+    <w:lsdException w:name="Medium List 2 Accent 6" w:uiPriority="66"/>
+    <w:lsdException w:name="Medium Grid 1 Accent 6" w:uiPriority="67"/>
+    <w:lsdException w:name="Medium Grid 2 Accent 6" w:uiPriority="68"/>
+    <w:lsdException w:name="Medium Grid 3 Accent 6" w:uiPriority="69"/>
+    <w:lsdException w:name="Dark List Accent 6" w:uiPriority="70"/>
+    <w:lsdException w:name="Colorful Shading Accent 6" w:uiPriority="71"/>
+    <w:lsdException w:name="Colorful List Accent 6" w:uiPriority="72"/>
+    <w:lsdException w:name="Colorful Grid Accent 6" w:uiPriority="73"/>
+    <w:lsdException w:name="Subtle Emphasis" w:uiPriority="19" w:qFormat="1"/>
+    <w:lsdException w:name="Intense Emphasis" w:uiPriority="21" w:qFormat="1"/>
+    <w:lsdException w:name="Subtle Reference" w:uiPriority="31" w:qFormat="1"/>
+    <w:lsdException w:name="Intense Reference" w:uiPriority="32" w:qFormat="1"/>
+    <w:lsdException w:name="Book Title" w:uiPriority="33" w:qFormat="1"/>
+    <w:lsdException w:name="Bibliography" w:semiHidden="1" w:uiPriority="37" w:unhideWhenUsed="1"/>
+    <w:lsdException w:name="TOC Heading" w:semiHidden="1" w:uiPriority="39" w:unhideWhenUsed="1" w:qFormat="1"/>
+    <w:lsdException w:name="Plain Table 1" w:uiPriority="41"/>
+    <w:lsdException w:name="Plain Table 2" w:uiPriority="42"/>
+    <w:lsdException w:name="Plain Table 3" w:uiPriority="43"/>
+    <w:lsdException w:name="Plain Table 4" w:uiPriority="44"/>
+    <w:lsdException w:name="Plain Table 5" w:uiPriority="45"/>
+    <w:lsdException w:name="Grid Table Light" w:uiPriority="40"/>
+    <w:lsdException w:name="Grid Table 1 Light" w:uiPriority="46"/>
+    <w:lsdException w:name="Grid Table 2" w:uiPriority="47"/>
+    <w:lsdException w:name="Grid Table 3" w:uiPriority="48"/>
+    <w:lsdException w:name="Grid Table 4" w:uiPriority="49"/>
+    <w:lsdException w:name="Grid Table 5 Dark" w:uiPriority="50"/>
+    <w:lsdException w:name="Grid Table 6 Colorful" w:uiPriority="51"/>
+    <w:lsdException w:name="Grid Table 7 Colorful" w:uiPriority="52"/>
+    <w:lsdException w:name="Grid Table 1 Light Accent 1" w:uiPriority="46"/>
+    <w:lsdException w:name="Grid Table 2 Accent 1" w:uiPriority="47"/>
+    <w:lsdException w:name="Grid Table 3 Accent 1" w:uiPriority="48"/>
+    <w:lsdException w:name="Grid Table 4 Accent 1" w:uiPriority="49"/>
+    <w:lsdException w:name="Grid Table 5 Dark Accent 1" w:uiPriority="50"/>
+    <w:lsdException w:name="Grid Table 6 Colorful Accent 1" w:uiPriority="51"/>
+    <w:lsdException w:name="Grid Table 7 Colorful Accent 1" w:uiPriority="52"/>
+    <w:lsdException w:name="Grid Table 1 Light Accent 2" w:uiPriority="46"/>
+    <w:lsdException w:name="Grid Table 2 Accent 2" w:uiPriority="47"/>
+    <w:lsdException w:name="Grid Table 3 Accent 2" w:uiPriority="48"/>
+    <w:lsdException w:name="Grid Table 4 Accent 2" w:uiPriority="49"/>
+    <w:lsdException w:name="Grid Table 5 Dark Accent 2" w:uiPriority="50"/>
+    <w:lsdException w:name="Grid Table 6 Colorful Accent 2" w:uiPriority="51"/>
+    <w:lsdException w:name="Grid Table 7 Colorful Accent 2" w:uiPriority="52"/>
+    <w:lsdException w:name="Grid Table 1 Light Accent 3" w:uiPriority="46"/>
+    <w:lsdException w:name="Grid Table 2 Accent 3" w:uiPriority="47"/>
+    <w:lsdException w:name="Grid Table 3 Accent 3" w:uiPriority="48"/>
+    <w:lsdException w:name="Grid Table 4 Accent 3" w:uiPriority="49"/>
+    <w:lsdException w:name="Grid Table 5 Dark Accent 3" w:uiPriority="50"/>
+    <w:lsdException w:name="Grid Table 6 Colorful Accent 3" w:uiPriority="51"/>
+    <w:lsdException w:name="Grid Table 7 Colorful Accent 3" w:uiPriority="52"/>
+    <w:lsdException w:name="Grid Table 1 Light Accent 4" w:uiPriority="46"/>
+    <w:lsdException w:name="Grid Table 2 Accent 4" w:uiPriority="47"/>
+    <w:lsdException w:name="Grid Table 3 Accent 4" w:uiPriority="48"/>
+    <w:lsdException w:name="Grid Table 4 Accent 4" w:uiPriority="49"/>
+    <w:lsdException w:name="Grid Table 5 Dark Accent 4" w:uiPriority="50"/>
+    <w:lsdException w:name="Grid Table 6 Colorful Accent 4" w:uiPriority="51"/>
+    <w:lsdException w:name="Grid Table 7 Colorful Accent 4" w:uiPriority="52"/>
+    <w:lsdException w:name="Grid Table 1 Light Accent 5" w:uiPriority="46"/>
+    <w:lsdException w:name="Grid Table 2 Accent 5" w:uiPriority="47"/>
+    <w:lsdException w:name="Grid Table 3 Accent 5" w:uiPriority="48"/>
+    <w:lsdException w:name="Grid Table 4 Accent 5" w:uiPriority="49"/>
+    <w:lsdException w:name="Grid Table 5 Dark Accent 5" w:uiPriority="50"/>
+    <w:lsdException w:name="Grid Table 6 Colorful Accent 5" w:uiPriority="51"/>
+    <w:lsdException w:name="Grid Table 7 Colorful Accent 5" w:uiPriority="52"/>
+    <w:lsdException w:name="Grid Table 1 Light Accent 6" w:uiPriority="46"/>
+    <w:lsdException w:name="Grid Table 2 Accent 6" w:uiPriority="47"/>
+    <w:lsdException w:name="Grid Table 3 Accent 6" w:uiPriority="48"/>
+    <w:lsdException w:name="Grid Table 4 Accent 6" w:uiPriority="49"/>
+    <w:lsdException w:name="Grid Table 5 Dark Accent 6" w:uiPriority="50"/>
+    <w:lsdException w:name="Grid Table 6 Colorful Accent 6" w:uiPriority="51"/>
+    <w:lsdException w:name="Grid Table 7 Colorful Accent 6" w:uiPriority="52"/>
+    <w:lsdException w:name="List Table 1 Light" w:uiPriority="46"/>
+    <w:lsdException w:name="List Table 2" w:uiPriority="47"/>
+    <w:lsdException w:name="List Table 3" w:uiPriority="48"/>
+    <w:lsdException w:name="List Table 4" w:uiPriority="49"/>
+    <w:lsdException w:name="List Table 5 Dark" w:uiPriority="50"/>
+    <w:lsdException w:name="List Table 6 Colorful" w:uiPriority="51"/>
+    <w:lsdException w:name="List Table 7 Colorful" w:uiPriority="52"/>
+    <w:lsdException w:name="List Table 1 Light Accent 1" w:uiPriority="46"/>
+    <w:lsdException w:name="List Table 2 Accent 1" w:uiPriority="47"/>
+    <w:lsdException w:name="List Table 3 Accent 1" w:uiPriority="48"/>
+    <w:lsdException w:name="List Table 4 Accent 1" w:uiPriority="49"/>
+    <w:lsdException w:name="List Table 5 Dark Accent 1" w:uiPriority="50"/>
+    <w:lsdException w:name="List Table 6 Colorful Accent 1" w:uiPriority="51"/>
+    <w:lsdException w:name="List Table 7 Colorful Accent 1" w:uiPriority="52"/>
+    <w:lsdException w:name="List Table 1 Light Accent 2" w:uiPriority="46"/>
+    <w:lsdException w:name="List Table 2 Accent 2" w:uiPriority="47"/>
+    <w:lsdException w:name="List Table 3 Accent 2" w:uiPriority="48"/>
+    <w:lsdException w:name="List Table 4 Accent 2" w:uiPriority="49"/>
+    <w:lsdException w:name="List Table 5 Dark Accent 2" w:uiPriority="50"/>
+    <w:lsdException w:name="List Table 6 Colorful Accent 2" w:uiPriority="51"/>
+    <w:lsdException w:name="List Table 7 Colorful Accent 2" w:uiPriority="52"/>
+    <w:lsdException w:name="List Table 1 Light Accent 3" w:uiPriority="46"/>
+    <w:lsdException w:name="List Table 2 Accent 3" w:uiPriority="47"/>
+    <w:lsdException w:name="List Table 3 Accent 3" w:uiPriority="48"/>
+    <w:lsdException w:name="List Table 4 Accent 3" w:uiPriority="49"/>
+    <w:lsdException w:name="List Table 5 Dark Accent 3" w:uiPriority="50"/>
+    <w:lsdException w:name="List Table 6 Colorful Accent 3" w:uiPriority="51"/>
+    <w:lsdException w:name="List Table 7 Colorful Accent 3" w:uiPriority="52"/>
+    <w:lsdException w:name="List Table 1 Light Accent 4" w:uiPriority="46"/>
+    <w:lsdException w:name="List Table 2 Accent 4" w:uiPriority="47"/>
+    <w:lsdException w:name="List Table 3 Accent 4" w:uiPriority="48"/>
+    <w:lsdException w:name="List Table 4 Accent 4" w:uiPriority="49"/>
+    <w:lsdException w:name="List Table 5 Dark Accent 4" w:uiPriority="50"/>
+    <w:lsdException w:name="List Table 6 Colorful Accent 4" w:uiPriority="51"/>
+    <w:lsdException w:name="List Table 7 Colorful Accent 4" w:uiPriority="52"/>
+    <w:lsdException w:name="List Table 1 Light Accent 5" w:uiPriority="46"/>
+    <w:lsdException w:name="List Table 2 Accent 5" w:uiPriority="47"/>
+    <w:lsdException w:name="List Table 3 Accent 5" w:uiPriority="48"/>
+    <w:lsdException w:name="List Table 4 Accent 5" w:uiPriority="49"/>
+    <w:lsdException w:name="List Table 5 Dark Accent 5" w:uiPriority="50"/>
+    <w:lsdException w:name="List Table 6 Colorful Accent 5" w:uiPriority="51"/>
+    <w:lsdException w:name="List Table 7 Colorful Accent 5" w:uiPriority="52"/>
+    <w:lsdException w:name="List Table 1 Light Accent 6" w:uiPriority="46"/>
+    <w:lsdException w:name="List Table 2 Accent 6" w:uiPriority="47"/>
+    <w:lsdException w:name="List Table 3 Accent 6" w:uiPriority="48"/>
+    <w:lsdException w:name="List Table 4 Accent 6" w:uiPriority="49"/>
+    <w:lsdException w:name="List Table 5 Dark Accent 6" w:uiPriority="50"/>
+    <w:lsdException w:name="List Table 6 Colorful Accent 6" w:uiPriority="51"/>
+    <w:lsdException w:name="List Table 7 Colorful Accent 6" w:uiPriority="52"/>
+    <w:lsdException w:name="Mention" w:semiHidden="1" w:unhideWhenUsed="1"/>
+    <w:lsdException w:name="Smart Hyperlink" w:semiHidden="1" w:unhideWhenUsed="1"/>
+    <w:lsdException w:name="Hashtag" w:semiHidden="1" w:unhideWhenUsed="1"/>
+    <w:lsdException w:name="Unresolved Mention" w:semiHidden="1" w:unhideWhenUsed="1"/>
+    <w:lsdException w:name="Smart Link" w:semiHidden="1" w:unhideWhenUsed="1"/>
+  </w:latentStyles>
+  <w:style w:type="paragraph" w:default="1" w:styleId="Normal">
+    <w:name w:val="Normal"/>
+    <w:qFormat/>
+    <w:rPr>
+      <w:rFonts w:ascii="Times New Roman" w:eastAsia="Times New Roman" w:hAnsi="Times New Roman" w:cs="Times New Roman"/>
+    </w:rPr>
+  </w:style>
+  <w:style w:type="paragraph" w:styleId="Heading1">
+    <w:name w:val="heading 1"/>
+    <w:basedOn w:val="Normal"/>
+    <w:uiPriority w:val="9"/>
+    <w:qFormat/>
+    <w:pPr>
+      <w:spacing w:before="134"/>
+      <w:ind w:left="173"/>
+      <w:jc w:val="center"/>
+      <w:outlineLvl w:val="0"/>
+    </w:pPr>
+    <w:rPr>
+      <w:b/>
+      <w:bCs/>
+      <w:sz w:val="32"/>
+      <w:szCs w:val="32"/>
+      <w:u w:val="single" w:color="000000"/>
+    </w:rPr>
+  </w:style>
+  <w:style w:type="paragraph" w:styleId="Heading2">
+    <w:name w:val="heading 2"/>
+    <w:basedOn w:val="Normal"/>
+    <w:uiPriority w:val="9"/>
+    <w:unhideWhenUsed/>
+    <w:qFormat/>
+    <w:pPr>
+      <w:spacing w:before="81"/>
+      <w:ind w:left="144"/>
+      <w:outlineLvl w:val="1"/>
+    </w:pPr>
+    <w:rPr>
+      <w:b/>
+      <w:bCs/>
+      <w:sz w:val="28"/>
+      <w:szCs w:val="28"/>
+    </w:rPr>
+  </w:style>
+  <w:style w:type="paragraph" w:styleId="Heading3">
+    <w:name w:val="heading 3"/>
+    <w:basedOn w:val="Normal"/>
+    <w:uiPriority w:val="9"/>
+    <w:unhideWhenUsed/>
+    <w:qFormat/>
+    <w:pPr>
+      <w:ind w:left="144"/>
+      <w:outlineLvl w:val="2"/>
+    </w:pPr>
+    <w:rPr>
+      <w:b/>
+      <w:bCs/>
+      <w:sz w:val="24"/>
+      <w:szCs w:val="24"/>
+    </w:rPr>
+  </w:style>
+  <w:style w:type="character" w:default="1" w:styleId="DefaultParagraphFont">
     <w:name w:val="Default Paragraph Font"/>
     <w:uiPriority w:val="1"/>
     <w:semiHidden/>
     <w:unhideWhenUsed/>
   </w:style>
-  <w:style w:styleId="TableNormal" w:default="1" w:type="table">
-    <w:name w:val="Table Normal"/>
-    <w:uiPriority w:val="2"/>
+  <w:style w:type="table" w:default="1" w:styleId="TableNormal">
+    <w:name w:val="Normal Table"/>
+    <w:uiPriority w:val="99"/>
     <w:semiHidden/>
     <w:unhideWhenUsed/>
-    <w:qFormat/>
     <w:tblPr>
       <w:tblInd w:w="0" w:type="dxa"/>
       <w:tblCellMar>
         <w:top w:w="0" w:type="dxa"/>
-        <w:left w:w="0" w:type="dxa"/>
+        <w:left w:w="108" w:type="dxa"/>
         <w:bottom w:w="0" w:type="dxa"/>
-        <w:right w:w="0" w:type="dxa"/>
+        <w:right w:w="108" w:type="dxa"/>
       </w:tblCellMar>
     </w:tblPr>
   </w:style>
-  <w:style w:styleId="NoList" w:default="1" w:type="numbering">
+  <w:style w:type="numbering" w:default="1" w:styleId="NoList">
     <w:name w:val="No List"/>
     <w:uiPriority w:val="99"/>
     <w:semiHidden/>
     <w:unhideWhenUsed/>
   </w:style>
-  <w:style w:default="1" w:styleId="Normal" w:type="paragraph">
-    <w:name w:val="Normal"/>
-    <w:uiPriority w:val="1"/>
-    <w:qFormat/>
-    <w:pPr/>
-    <w:rPr>
-      <w:rFonts w:ascii="Times New Roman" w:hAnsi="Times New Roman" w:eastAsia="Times New Roman" w:cs="Times New Roman"/>
-      <w:lang w:val="en-US" w:eastAsia="en-US" w:bidi="ar-SA"/>
-    </w:rPr>
-  </w:style>
-  <w:style w:styleId="BodyText" w:type="paragraph">
+  <w:style w:type="paragraph" w:styleId="BodyText">
     <w:name w:val="Body Text"/>
     <w:basedOn w:val="Normal"/>
     <w:uiPriority w:val="1"/>
     <w:qFormat/>
-    <w:pPr/>
     <w:rPr>
-      <w:rFonts w:ascii="Times New Roman" w:hAnsi="Times New Roman" w:eastAsia="Times New Roman" w:cs="Times New Roman"/>
       <w:sz w:val="24"/>
       <w:szCs w:val="24"/>
-      <w:lang w:val="en-US" w:eastAsia="en-US" w:bidi="ar-SA"/>
     </w:rPr>
   </w:style>
-  <w:style w:styleId="Heading1" w:type="paragraph">
-    <w:name w:val="Heading 1"/>
-    <w:basedOn w:val="Normal"/>
-    <w:uiPriority w:val="1"/>
-    <w:qFormat/>
-    <w:pPr>
-      <w:spacing w:before="134"/>
-      <w:ind w:left="173"/>
-      <w:jc w:val="center"/>
-      <w:outlineLvl w:val="1"/>
-    </w:pPr>
-    <w:rPr>
-      <w:rFonts w:ascii="Times New Roman" w:hAnsi="Times New Roman" w:eastAsia="Times New Roman" w:cs="Times New Roman"/>
-      <w:b/>
-      <w:bCs/>
-      <w:sz w:val="32"/>
-      <w:szCs w:val="32"/>
-      <w:u w:val="single" w:color="000000"/>
-      <w:lang w:val="en-US" w:eastAsia="en-US" w:bidi="ar-SA"/>
-    </w:rPr>
-  </w:style>
-  <w:style w:styleId="Heading2" w:type="paragraph">
-    <w:name w:val="Heading 2"/>
-    <w:basedOn w:val="Normal"/>
-    <w:uiPriority w:val="1"/>
-    <w:qFormat/>
-    <w:pPr>
-      <w:spacing w:before="81"/>
-      <w:ind w:left="144"/>
-      <w:outlineLvl w:val="2"/>
-    </w:pPr>
-    <w:rPr>
-      <w:rFonts w:ascii="Times New Roman" w:hAnsi="Times New Roman" w:eastAsia="Times New Roman" w:cs="Times New Roman"/>
-      <w:b/>
-      <w:bCs/>
-      <w:sz w:val="28"/>
-      <w:szCs w:val="28"/>
-      <w:lang w:val="en-US" w:eastAsia="en-US" w:bidi="ar-SA"/>
-    </w:rPr>
-  </w:style>
-  <w:style w:styleId="Heading3" w:type="paragraph">
-    <w:name w:val="Heading 3"/>
-    <w:basedOn w:val="Normal"/>
-    <w:uiPriority w:val="1"/>
-    <w:qFormat/>
-    <w:pPr>
-      <w:ind w:left="144"/>
-      <w:outlineLvl w:val="3"/>
-    </w:pPr>
-    <w:rPr>
-      <w:rFonts w:ascii="Times New Roman" w:hAnsi="Times New Roman" w:eastAsia="Times New Roman" w:cs="Times New Roman"/>
-      <w:b/>
-      <w:bCs/>
-      <w:sz w:val="24"/>
-      <w:szCs w:val="24"/>
-      <w:lang w:val="en-US" w:eastAsia="en-US" w:bidi="ar-SA"/>
-    </w:rPr>
-  </w:style>
-  <w:style w:styleId="ListParagraph" w:type="paragraph">
+  <w:style w:type="paragraph" w:styleId="ListParagraph">
     <w:name w:val="List Paragraph"/>
     <w:basedOn w:val="Normal"/>
     <w:uiPriority w:val="1"/>
     <w:qFormat/>
-    <w:pPr/>
-    <w:rPr>
-      <w:lang w:val="en-US" w:eastAsia="en-US" w:bidi="ar-SA"/>
-    </w:rPr>
   </w:style>
-  <w:style w:styleId="TableParagraph" w:type="paragraph">
+  <w:style w:type="paragraph" w:customStyle="1" w:styleId="TableParagraph">
     <w:name w:val="Table Paragraph"/>
     <w:basedOn w:val="Normal"/>
     <w:uiPriority w:val="1"/>
     <w:qFormat/>
-    <w:pPr/>
-    <w:rPr>
-      <w:lang w:val="en-US" w:eastAsia="en-US" w:bidi="ar-SA"/>
-    </w:rPr>
   </w:style>
 </w:styles>
 </file>
